--- a/resumes/Syd Polk Software Manager.docx
+++ b/resumes/Syd Polk Software Manager.docx
@@ -554,6 +554,51 @@
     </w:p>
     <w:p>
       <w:pPr>
+        <w:pStyle w:val="ListParagraph"/>
+        <w:numPr>
+          <w:ilvl w:val="0"/>
+          <w:numId w:val="13"/>
+        </w:numPr>
+        <w:tabs>
+          <w:tab w:val="left" w:pos="-720"/>
+        </w:tabs>
+        <w:ind w:right="-720"/>
+        <w:rPr>
+          <w:rFonts w:ascii="Arial" w:hAnsi="Arial"/>
+          <w:color w:val="000000"/>
+          <w:sz w:val="18"/>
+          <w:szCs w:val="22"/>
+          <w:lang w:eastAsia="ar-SA"/>
+        </w:rPr>
+      </w:pPr>
+      <w:r>
+        <w:rPr>
+          <w:rFonts w:ascii="Arial" w:hAnsi="Arial"/>
+          <w:color w:val="000000"/>
+          <w:sz w:val="18"/>
+          <w:szCs w:val="22"/>
+          <w:lang w:eastAsia="ar-SA"/>
+        </w:rPr>
+        <w:t>Interviewed more than 200 candidates for software engineering jobs at Indeed.</w:t>
+      </w:r>
+    </w:p>
+    <w:p>
+      <w:pPr>
+        <w:tabs>
+          <w:tab w:val="left" w:pos="-720"/>
+        </w:tabs>
+        <w:ind w:right="-720"/>
+        <w:rPr>
+          <w:rFonts w:ascii="Arial" w:hAnsi="Arial"/>
+          <w:color w:val="000000"/>
+          <w:sz w:val="18"/>
+          <w:szCs w:val="22"/>
+          <w:lang w:eastAsia="ar-SA"/>
+        </w:rPr>
+      </w:pPr>
+    </w:p>
+    <w:p>
+      <w:pPr>
         <w:tabs>
           <w:tab w:val="left" w:pos="-720"/>
         </w:tabs>
@@ -568,9 +613,9 @@
           <w:lang w:eastAsia="ar-SA"/>
         </w:rPr>
       </w:pPr>
-      <w:bookmarkStart w:id="1" w:name="OLE_LINK2"/>
-      <w:bookmarkStart w:id="2" w:name="OLE_LINK5"/>
-      <w:bookmarkStart w:id="3" w:name="OLE_LINK6"/>
+      <w:bookmarkStart w:id="1" w:name="OLE_LINK5"/>
+      <w:bookmarkStart w:id="2" w:name="OLE_LINK6"/>
+      <w:bookmarkStart w:id="3" w:name="OLE_LINK2"/>
       <w:r>
         <w:rPr>
           <w:rFonts w:ascii="Arial" w:hAnsi="Arial"/>
@@ -917,7 +962,151 @@
           <w:szCs w:val="22"/>
           <w:lang w:eastAsia="ar-SA"/>
         </w:rPr>
-        <w:t>Detected 3 events that were only evident in the iOS Job Search application.</w:t>
+        <w:t xml:space="preserve">Detected </w:t>
+      </w:r>
+      <w:r>
+        <w:rPr>
+          <w:rFonts w:ascii="Arial" w:hAnsi="Arial"/>
+          <w:color w:val="000000"/>
+          <w:sz w:val="18"/>
+          <w:szCs w:val="22"/>
+          <w:lang w:eastAsia="ar-SA"/>
+        </w:rPr>
+        <w:t>7</w:t>
+      </w:r>
+      <w:r>
+        <w:rPr>
+          <w:rFonts w:ascii="Arial" w:hAnsi="Arial"/>
+          <w:color w:val="000000"/>
+          <w:sz w:val="18"/>
+          <w:szCs w:val="22"/>
+          <w:lang w:eastAsia="ar-SA"/>
+        </w:rPr>
+        <w:t xml:space="preserve"> events that were </w:t>
+      </w:r>
+      <w:r>
+        <w:rPr>
+          <w:rFonts w:ascii="Arial" w:hAnsi="Arial"/>
+          <w:color w:val="000000"/>
+          <w:sz w:val="18"/>
+          <w:szCs w:val="22"/>
+          <w:lang w:eastAsia="ar-SA"/>
+        </w:rPr>
+        <w:t>either not detected or detected later by existing server-side monitoring</w:t>
+      </w:r>
+      <w:r>
+        <w:rPr>
+          <w:rFonts w:ascii="Arial" w:hAnsi="Arial"/>
+          <w:color w:val="000000"/>
+          <w:sz w:val="18"/>
+          <w:szCs w:val="22"/>
+          <w:lang w:eastAsia="ar-SA"/>
+        </w:rPr>
+        <w:t>.</w:t>
+      </w:r>
+    </w:p>
+    <w:bookmarkEnd w:id="4"/>
+    <w:bookmarkEnd w:id="5"/>
+    <w:p>
+      <w:pPr>
+        <w:tabs>
+          <w:tab w:val="left" w:pos="-720"/>
+        </w:tabs>
+        <w:ind w:right="-720"/>
+        <w:rPr>
+          <w:rFonts w:ascii="Arial" w:hAnsi="Arial"/>
+          <w:i/>
+          <w:iCs/>
+          <w:color w:val="000000"/>
+          <w:sz w:val="18"/>
+          <w:szCs w:val="22"/>
+          <w:lang w:eastAsia="ar-SA"/>
+        </w:rPr>
+      </w:pPr>
+    </w:p>
+    <w:p>
+      <w:pPr>
+        <w:tabs>
+          <w:tab w:val="left" w:pos="-720"/>
+        </w:tabs>
+        <w:ind w:right="-720"/>
+        <w:rPr>
+          <w:rFonts w:ascii="Arial" w:hAnsi="Arial"/>
+          <w:i/>
+          <w:iCs/>
+          <w:color w:val="000000"/>
+          <w:sz w:val="18"/>
+          <w:szCs w:val="22"/>
+          <w:lang w:eastAsia="ar-SA"/>
+        </w:rPr>
+      </w:pPr>
+      <w:r>
+        <w:rPr>
+          <w:rFonts w:ascii="Arial" w:hAnsi="Arial"/>
+          <w:i/>
+          <w:iCs/>
+          <w:color w:val="000000"/>
+          <w:sz w:val="18"/>
+          <w:szCs w:val="22"/>
+          <w:lang w:eastAsia="ar-SA"/>
+        </w:rPr>
+        <w:t>Site Reliability Engineer (1 quarter rotation), April-</w:t>
+      </w:r>
+      <w:proofErr w:type="gramStart"/>
+      <w:r>
+        <w:rPr>
+          <w:rFonts w:ascii="Arial" w:hAnsi="Arial"/>
+          <w:i/>
+          <w:iCs/>
+          <w:color w:val="000000"/>
+          <w:sz w:val="18"/>
+          <w:szCs w:val="22"/>
+          <w:lang w:eastAsia="ar-SA"/>
+        </w:rPr>
+        <w:t>July,</w:t>
+      </w:r>
+      <w:proofErr w:type="gramEnd"/>
+      <w:r>
+        <w:rPr>
+          <w:rFonts w:ascii="Arial" w:hAnsi="Arial"/>
+          <w:i/>
+          <w:iCs/>
+          <w:color w:val="000000"/>
+          <w:sz w:val="18"/>
+          <w:szCs w:val="22"/>
+          <w:lang w:eastAsia="ar-SA"/>
+        </w:rPr>
+        <w:t xml:space="preserve"> 2021.</w:t>
+      </w:r>
+    </w:p>
+    <w:p>
+      <w:pPr>
+        <w:pStyle w:val="ListParagraph"/>
+        <w:numPr>
+          <w:ilvl w:val="0"/>
+          <w:numId w:val="10"/>
+        </w:numPr>
+        <w:tabs>
+          <w:tab w:val="left" w:pos="-720"/>
+        </w:tabs>
+        <w:ind w:right="-720"/>
+        <w:rPr>
+          <w:rFonts w:ascii="Arial" w:hAnsi="Arial"/>
+          <w:color w:val="000000"/>
+          <w:sz w:val="18"/>
+          <w:szCs w:val="22"/>
+          <w:lang w:eastAsia="ar-SA"/>
+        </w:rPr>
+      </w:pPr>
+      <w:r>
+        <w:rPr>
+          <w:rFonts w:ascii="Arial" w:hAnsi="Arial"/>
+          <w:color w:val="000000"/>
+          <w:sz w:val="18"/>
+          <w:szCs w:val="22"/>
+          <w:lang w:eastAsia="ar-SA"/>
+        </w:rPr>
+        <w:t xml:space="preserve">Measured a highly used service for latency and availability. </w:t>
       </w:r>
     </w:p>
     <w:p>
@@ -947,51 +1136,7 @@
           <w:szCs w:val="22"/>
           <w:lang w:eastAsia="ar-SA"/>
         </w:rPr>
-        <w:t xml:space="preserve">Detected 4 events that were </w:t>
-      </w:r>
-      <w:proofErr w:type="gramStart"/>
-      <w:r>
-        <w:rPr>
-          <w:rFonts w:ascii="Arial" w:hAnsi="Arial"/>
-          <w:color w:val="000000"/>
-          <w:sz w:val="18"/>
-          <w:szCs w:val="22"/>
-          <w:lang w:eastAsia="ar-SA"/>
-        </w:rPr>
-        <w:t>Indeed-wide</w:t>
-      </w:r>
-      <w:proofErr w:type="gramEnd"/>
-      <w:r>
-        <w:rPr>
-          <w:rFonts w:ascii="Arial" w:hAnsi="Arial"/>
-          <w:color w:val="000000"/>
-          <w:sz w:val="18"/>
-          <w:szCs w:val="22"/>
-          <w:lang w:eastAsia="ar-SA"/>
-        </w:rPr>
-        <w:t xml:space="preserve"> before any </w:t>
-      </w:r>
-      <w:proofErr w:type="gramStart"/>
-      <w:r>
-        <w:rPr>
-          <w:rFonts w:ascii="Arial" w:hAnsi="Arial"/>
-          <w:color w:val="000000"/>
-          <w:sz w:val="18"/>
-          <w:szCs w:val="22"/>
-          <w:lang w:eastAsia="ar-SA"/>
-        </w:rPr>
-        <w:t>server side</w:t>
-      </w:r>
-      <w:proofErr w:type="gramEnd"/>
-      <w:r>
-        <w:rPr>
-          <w:rFonts w:ascii="Arial" w:hAnsi="Arial"/>
-          <w:color w:val="000000"/>
-          <w:sz w:val="18"/>
-          <w:szCs w:val="22"/>
-          <w:lang w:eastAsia="ar-SA"/>
-        </w:rPr>
-        <w:t xml:space="preserve"> alerts were sent.</w:t>
+        <w:t>Showed with instrumentation and Datadog metrics that the service was not ready to have a Service Level Obligation established.</w:t>
       </w:r>
     </w:p>
     <w:p>
@@ -1021,11 +1166,24 @@
           <w:szCs w:val="22"/>
           <w:lang w:eastAsia="ar-SA"/>
         </w:rPr>
-        <w:t>Developed integration with Indeed’s A/B testing system in the IOS Job Search app, enabling A/B tests of features and improvements.</w:t>
-      </w:r>
-    </w:p>
-    <w:bookmarkEnd w:id="4"/>
-    <w:bookmarkEnd w:id="5"/>
+        <w:t>Worked with other SREs to write a tutorial about Kubernetes for the SRE organization.</w:t>
+      </w:r>
+    </w:p>
+    <w:p>
+      <w:pPr>
+        <w:tabs>
+          <w:tab w:val="left" w:pos="-720"/>
+        </w:tabs>
+        <w:ind w:right="-720"/>
+        <w:rPr>
+          <w:rFonts w:ascii="Arial" w:hAnsi="Arial"/>
+          <w:color w:val="000000"/>
+          <w:sz w:val="18"/>
+          <w:szCs w:val="22"/>
+          <w:lang w:eastAsia="ar-SA"/>
+        </w:rPr>
+      </w:pPr>
+    </w:p>
     <w:p>
       <w:pPr>
         <w:tabs>
@@ -1042,13 +1200,7 @@
           <w:lang w:eastAsia="ar-SA"/>
         </w:rPr>
       </w:pPr>
-    </w:p>
-    <w:p>
-      <w:pPr>
-        <w:tabs>
-          <w:tab w:val="left" w:pos="-720"/>
-        </w:tabs>
-        <w:ind w:right="-720"/>
+      <w:r>
         <w:rPr>
           <w:rFonts w:ascii="Arial" w:hAnsi="Arial"/>
           <w:i/>
@@ -1058,44 +1210,7 @@
           <w:szCs w:val="22"/>
           <w:lang w:eastAsia="ar-SA"/>
         </w:rPr>
-      </w:pPr>
-      <w:r>
-        <w:rPr>
-          <w:rFonts w:ascii="Arial" w:hAnsi="Arial"/>
-          <w:i/>
-          <w:iCs/>
-          <w:color w:val="000000"/>
-          <w:sz w:val="18"/>
-          <w:szCs w:val="22"/>
-          <w:lang w:eastAsia="ar-SA"/>
-        </w:rPr>
-        <w:t>Site Reliability Engineer (1 quarter rotation), April-</w:t>
-      </w:r>
-      <w:proofErr w:type="gramStart"/>
-      <w:r>
-        <w:rPr>
-          <w:rFonts w:ascii="Arial" w:hAnsi="Arial"/>
-          <w:i/>
-          <w:iCs/>
-          <w:color w:val="000000"/>
-          <w:sz w:val="18"/>
-          <w:szCs w:val="22"/>
-          <w:lang w:eastAsia="ar-SA"/>
-        </w:rPr>
-        <w:t>July,</w:t>
-      </w:r>
-      <w:proofErr w:type="gramEnd"/>
-      <w:r>
-        <w:rPr>
-          <w:rFonts w:ascii="Arial" w:hAnsi="Arial"/>
-          <w:i/>
-          <w:iCs/>
-          <w:color w:val="000000"/>
-          <w:sz w:val="18"/>
-          <w:szCs w:val="22"/>
-          <w:lang w:eastAsia="ar-SA"/>
-        </w:rPr>
-        <w:t xml:space="preserve"> 2021.</w:t>
+        <w:t>Software Engineer, Job Search Native API – November 2018-April 2022.</w:t>
       </w:r>
     </w:p>
     <w:p>
@@ -1125,7 +1240,59 @@
           <w:szCs w:val="22"/>
           <w:lang w:eastAsia="ar-SA"/>
         </w:rPr>
-        <w:t xml:space="preserve">Measured a highly used service for latency and availability. </w:t>
+        <w:t xml:space="preserve">Developed and evangelized </w:t>
+      </w:r>
+      <w:proofErr w:type="spellStart"/>
+      <w:r>
+        <w:rPr>
+          <w:rFonts w:ascii="Arial" w:hAnsi="Arial"/>
+          <w:color w:val="000000"/>
+          <w:sz w:val="18"/>
+          <w:szCs w:val="22"/>
+          <w:lang w:eastAsia="ar-SA"/>
+        </w:rPr>
+        <w:t>GraphQL</w:t>
+      </w:r>
+      <w:proofErr w:type="spellEnd"/>
+      <w:r>
+        <w:rPr>
+          <w:rFonts w:ascii="Arial" w:hAnsi="Arial"/>
+          <w:color w:val="000000"/>
+          <w:sz w:val="18"/>
+          <w:szCs w:val="22"/>
+          <w:lang w:eastAsia="ar-SA"/>
+        </w:rPr>
+        <w:t xml:space="preserve"> technology within Indeed. </w:t>
+      </w:r>
+    </w:p>
+    <w:p>
+      <w:pPr>
+        <w:pStyle w:val="ListParagraph"/>
+        <w:numPr>
+          <w:ilvl w:val="0"/>
+          <w:numId w:val="10"/>
+        </w:numPr>
+        <w:tabs>
+          <w:tab w:val="left" w:pos="-720"/>
+        </w:tabs>
+        <w:ind w:right="-720"/>
+        <w:rPr>
+          <w:rFonts w:ascii="Arial" w:hAnsi="Arial"/>
+          <w:color w:val="000000"/>
+          <w:sz w:val="18"/>
+          <w:szCs w:val="22"/>
+          <w:lang w:eastAsia="ar-SA"/>
+        </w:rPr>
+      </w:pPr>
+      <w:r>
+        <w:rPr>
+          <w:rFonts w:ascii="Arial" w:hAnsi="Arial"/>
+          <w:color w:val="000000"/>
+          <w:sz w:val="18"/>
+          <w:szCs w:val="22"/>
+          <w:lang w:eastAsia="ar-SA"/>
+        </w:rPr>
+        <w:t xml:space="preserve">Split a small but important service from our main job search webserver for use as a microservice. </w:t>
       </w:r>
     </w:p>
     <w:p>
@@ -1155,7 +1322,488 @@
           <w:szCs w:val="22"/>
           <w:lang w:eastAsia="ar-SA"/>
         </w:rPr>
-        <w:t>Showed with instrumentation and Datadog metrics that the service was not ready to have a Service Level Obligation established.</w:t>
+        <w:t>Service handles several million requests a week that would have otherwise been handled by the main Indeed server, decreasing request latency and memory pressure. Handles 100M+ requests/month with an internal latency average &lt; 100ms, and availability 99.0%</w:t>
+      </w:r>
+    </w:p>
+    <w:p>
+      <w:pPr>
+        <w:tabs>
+          <w:tab w:val="left" w:pos="-720"/>
+        </w:tabs>
+        <w:ind w:right="-720"/>
+        <w:rPr>
+          <w:rFonts w:ascii="Arial" w:hAnsi="Arial"/>
+          <w:color w:val="000000"/>
+          <w:sz w:val="18"/>
+          <w:szCs w:val="22"/>
+          <w:lang w:eastAsia="ar-SA"/>
+        </w:rPr>
+      </w:pPr>
+    </w:p>
+    <w:p>
+      <w:pPr>
+        <w:tabs>
+          <w:tab w:val="left" w:pos="-720"/>
+        </w:tabs>
+        <w:ind w:right="-720"/>
+        <w:rPr>
+          <w:rFonts w:ascii="Arial" w:hAnsi="Arial"/>
+          <w:i/>
+          <w:iCs/>
+          <w:color w:val="000000"/>
+          <w:sz w:val="18"/>
+          <w:szCs w:val="22"/>
+          <w:lang w:eastAsia="ar-SA"/>
+        </w:rPr>
+      </w:pPr>
+      <w:r>
+        <w:rPr>
+          <w:rFonts w:ascii="Arial" w:hAnsi="Arial"/>
+          <w:i/>
+          <w:iCs/>
+          <w:color w:val="000000"/>
+          <w:sz w:val="18"/>
+          <w:szCs w:val="22"/>
+          <w:lang w:eastAsia="ar-SA"/>
+        </w:rPr>
+        <w:t>Software Engineer, Job Search Front End – April 2016-November 2018.</w:t>
+      </w:r>
+      <w:r>
+        <w:rPr>
+          <w:rFonts w:ascii="Arial" w:hAnsi="Arial"/>
+          <w:color w:val="000000"/>
+          <w:sz w:val="18"/>
+          <w:szCs w:val="22"/>
+          <w:lang w:eastAsia="ar-SA"/>
+        </w:rPr>
+        <w:t xml:space="preserve"> </w:t>
+      </w:r>
+    </w:p>
+    <w:bookmarkEnd w:id="1"/>
+    <w:bookmarkEnd w:id="2"/>
+    <w:p>
+      <w:pPr>
+        <w:widowControl/>
+        <w:suppressAutoHyphens w:val="0"/>
+        <w:rPr>
+          <w:rFonts w:ascii="Arial" w:hAnsi="Arial"/>
+          <w:b/>
+          <w:color w:val="000000"/>
+          <w:sz w:val="18"/>
+          <w:szCs w:val="22"/>
+          <w:lang w:eastAsia="ar-SA"/>
+        </w:rPr>
+      </w:pPr>
+    </w:p>
+    <w:p>
+      <w:pPr>
+        <w:widowControl/>
+        <w:suppressAutoHyphens w:val="0"/>
+        <w:rPr>
+          <w:rFonts w:ascii="Arial" w:hAnsi="Arial"/>
+          <w:b/>
+          <w:color w:val="000000"/>
+          <w:sz w:val="18"/>
+          <w:szCs w:val="22"/>
+          <w:lang w:eastAsia="ar-SA"/>
+        </w:rPr>
+      </w:pPr>
+      <w:r>
+        <w:rPr>
+          <w:rFonts w:ascii="Arial" w:hAnsi="Arial"/>
+          <w:b/>
+          <w:color w:val="000000"/>
+          <w:sz w:val="18"/>
+          <w:szCs w:val="22"/>
+          <w:lang w:eastAsia="ar-SA"/>
+        </w:rPr>
+        <w:t xml:space="preserve">Mozilla, Inc., </w:t>
+      </w:r>
+      <w:r>
+        <w:rPr>
+          <w:rFonts w:ascii="Arial" w:hAnsi="Arial"/>
+          <w:bCs/>
+          <w:color w:val="000000"/>
+          <w:sz w:val="18"/>
+          <w:szCs w:val="22"/>
+          <w:lang w:eastAsia="ar-SA"/>
+        </w:rPr>
+        <w:t>Mountain View, CA</w:t>
+      </w:r>
+      <w:r>
+        <w:rPr>
+          <w:rFonts w:ascii="Arial" w:hAnsi="Arial"/>
+          <w:bCs/>
+          <w:color w:val="000000"/>
+          <w:sz w:val="18"/>
+          <w:szCs w:val="22"/>
+          <w:lang w:eastAsia="ar-SA"/>
+        </w:rPr>
+        <w:t xml:space="preserve"> (remote).</w:t>
+      </w:r>
+    </w:p>
+    <w:p>
+      <w:pPr>
+        <w:tabs>
+          <w:tab w:val="left" w:pos="-720"/>
+        </w:tabs>
+        <w:ind w:right="-720"/>
+        <w:rPr>
+          <w:rFonts w:ascii="Arial" w:hAnsi="Arial"/>
+          <w:color w:val="000000"/>
+          <w:sz w:val="18"/>
+          <w:szCs w:val="22"/>
+          <w:lang w:eastAsia="ar-SA"/>
+        </w:rPr>
+      </w:pPr>
+      <w:bookmarkStart w:id="6" w:name="OLE_LINK7"/>
+      <w:bookmarkStart w:id="7" w:name="OLE_LINK8"/>
+      <w:r>
+        <w:rPr>
+          <w:rFonts w:ascii="Arial" w:hAnsi="Arial"/>
+          <w:b/>
+          <w:color w:val="000000"/>
+          <w:sz w:val="18"/>
+          <w:szCs w:val="22"/>
+          <w:lang w:eastAsia="ar-SA"/>
+        </w:rPr>
+        <w:t>Technical Lead, Platform QA</w:t>
+      </w:r>
+      <w:bookmarkEnd w:id="6"/>
+      <w:bookmarkEnd w:id="7"/>
+      <w:r>
+        <w:rPr>
+          <w:rFonts w:ascii="Arial" w:hAnsi="Arial"/>
+          <w:b/>
+          <w:color w:val="000000"/>
+          <w:sz w:val="18"/>
+          <w:szCs w:val="22"/>
+          <w:lang w:eastAsia="ar-SA"/>
+        </w:rPr>
+        <w:t xml:space="preserve">, </w:t>
+      </w:r>
+      <w:r>
+        <w:rPr>
+          <w:rFonts w:ascii="Arial" w:hAnsi="Arial"/>
+          <w:color w:val="000000"/>
+          <w:sz w:val="18"/>
+          <w:szCs w:val="22"/>
+          <w:lang w:eastAsia="ar-SA"/>
+        </w:rPr>
+        <w:t>April 2014-</w:t>
+      </w:r>
+      <w:r>
+        <w:rPr>
+          <w:rFonts w:ascii="Arial" w:hAnsi="Arial"/>
+          <w:color w:val="000000"/>
+          <w:sz w:val="18"/>
+          <w:szCs w:val="22"/>
+          <w:lang w:eastAsia="ar-SA"/>
+        </w:rPr>
+        <w:t>April 2016</w:t>
+      </w:r>
+      <w:r>
+        <w:rPr>
+          <w:rFonts w:ascii="Arial" w:hAnsi="Arial"/>
+          <w:color w:val="000000"/>
+          <w:sz w:val="18"/>
+          <w:szCs w:val="22"/>
+          <w:lang w:eastAsia="ar-SA"/>
+        </w:rPr>
+        <w:t>.</w:t>
+      </w:r>
+    </w:p>
+    <w:p>
+      <w:pPr>
+        <w:tabs>
+          <w:tab w:val="left" w:pos="-720"/>
+        </w:tabs>
+        <w:ind w:right="-720"/>
+        <w:rPr>
+          <w:rFonts w:ascii="Arial" w:hAnsi="Arial"/>
+          <w:b/>
+          <w:color w:val="000000"/>
+          <w:sz w:val="18"/>
+          <w:szCs w:val="22"/>
+          <w:lang w:eastAsia="ar-SA"/>
+        </w:rPr>
+      </w:pPr>
+    </w:p>
+    <w:p>
+      <w:pPr>
+        <w:widowControl/>
+        <w:suppressAutoHyphens w:val="0"/>
+        <w:rPr>
+          <w:rFonts w:ascii="Arial" w:hAnsi="Arial"/>
+          <w:b/>
+          <w:color w:val="000000"/>
+          <w:sz w:val="18"/>
+          <w:szCs w:val="22"/>
+          <w:lang w:eastAsia="ar-SA"/>
+        </w:rPr>
+      </w:pPr>
+      <w:r>
+        <w:rPr>
+          <w:rFonts w:ascii="Arial" w:hAnsi="Arial"/>
+          <w:b/>
+          <w:color w:val="000000"/>
+          <w:sz w:val="18"/>
+          <w:szCs w:val="22"/>
+          <w:lang w:eastAsia="ar-SA"/>
+        </w:rPr>
+        <w:t>Klink</w:t>
+      </w:r>
+      <w:r>
+        <w:rPr>
+          <w:rFonts w:ascii="Arial" w:hAnsi="Arial"/>
+          <w:b/>
+          <w:color w:val="000000"/>
+          <w:sz w:val="18"/>
+          <w:szCs w:val="22"/>
+          <w:lang w:eastAsia="ar-SA"/>
+        </w:rPr>
+        <w:t>,</w:t>
+      </w:r>
+      <w:r>
+        <w:rPr>
+          <w:rFonts w:ascii="Arial" w:hAnsi="Arial"/>
+          <w:b/>
+          <w:color w:val="000000"/>
+          <w:sz w:val="18"/>
+          <w:szCs w:val="22"/>
+          <w:lang w:eastAsia="ar-SA"/>
+        </w:rPr>
+        <w:t xml:space="preserve"> LLC, </w:t>
+      </w:r>
+      <w:r>
+        <w:rPr>
+          <w:rFonts w:ascii="Arial" w:hAnsi="Arial"/>
+          <w:bCs/>
+          <w:color w:val="000000"/>
+          <w:sz w:val="18"/>
+          <w:szCs w:val="22"/>
+          <w:lang w:eastAsia="ar-SA"/>
+        </w:rPr>
+        <w:t>Austin, Texas</w:t>
+      </w:r>
+      <w:r>
+        <w:rPr>
+          <w:rFonts w:ascii="Arial" w:hAnsi="Arial"/>
+          <w:bCs/>
+          <w:color w:val="000000"/>
+          <w:sz w:val="18"/>
+          <w:szCs w:val="22"/>
+          <w:lang w:eastAsia="ar-SA"/>
+        </w:rPr>
+        <w:t>.</w:t>
+      </w:r>
+    </w:p>
+    <w:p>
+      <w:pPr>
+        <w:tabs>
+          <w:tab w:val="left" w:pos="-720"/>
+        </w:tabs>
+        <w:ind w:right="-720"/>
+        <w:rPr>
+          <w:rFonts w:ascii="Arial" w:hAnsi="Arial"/>
+          <w:color w:val="000000"/>
+          <w:sz w:val="18"/>
+          <w:szCs w:val="22"/>
+          <w:lang w:eastAsia="ar-SA"/>
+        </w:rPr>
+      </w:pPr>
+      <w:r>
+        <w:rPr>
+          <w:rFonts w:ascii="Arial" w:hAnsi="Arial"/>
+          <w:b/>
+          <w:color w:val="000000"/>
+          <w:sz w:val="18"/>
+          <w:szCs w:val="22"/>
+          <w:lang w:eastAsia="ar-SA"/>
+        </w:rPr>
+        <w:t xml:space="preserve">Mac OS X Programmer, </w:t>
+      </w:r>
+      <w:r>
+        <w:rPr>
+          <w:rFonts w:ascii="Arial" w:hAnsi="Arial"/>
+          <w:color w:val="000000"/>
+          <w:sz w:val="18"/>
+          <w:szCs w:val="22"/>
+          <w:lang w:eastAsia="ar-SA"/>
+        </w:rPr>
+        <w:t>August 2013-</w:t>
+      </w:r>
+      <w:r>
+        <w:rPr>
+          <w:rFonts w:ascii="Arial" w:hAnsi="Arial"/>
+          <w:color w:val="000000"/>
+          <w:sz w:val="18"/>
+          <w:szCs w:val="22"/>
+          <w:lang w:eastAsia="ar-SA"/>
+        </w:rPr>
+        <w:t>April 2014</w:t>
+      </w:r>
+      <w:r>
+        <w:rPr>
+          <w:rFonts w:ascii="Arial" w:hAnsi="Arial"/>
+          <w:color w:val="000000"/>
+          <w:sz w:val="18"/>
+          <w:szCs w:val="22"/>
+          <w:lang w:eastAsia="ar-SA"/>
+        </w:rPr>
+        <w:t>.</w:t>
+      </w:r>
+    </w:p>
+    <w:p>
+      <w:pPr>
+        <w:tabs>
+          <w:tab w:val="left" w:pos="-720"/>
+        </w:tabs>
+        <w:ind w:right="-720"/>
+        <w:rPr>
+          <w:rFonts w:ascii="Arial" w:hAnsi="Arial"/>
+          <w:b/>
+          <w:color w:val="000000"/>
+          <w:sz w:val="18"/>
+          <w:szCs w:val="22"/>
+          <w:lang w:eastAsia="ar-SA"/>
+        </w:rPr>
+      </w:pPr>
+    </w:p>
+    <w:p>
+      <w:pPr>
+        <w:widowControl/>
+        <w:suppressAutoHyphens w:val="0"/>
+        <w:rPr>
+          <w:rFonts w:ascii="Arial" w:hAnsi="Arial"/>
+          <w:b/>
+          <w:color w:val="000000"/>
+          <w:sz w:val="18"/>
+          <w:szCs w:val="22"/>
+          <w:lang w:eastAsia="ar-SA"/>
+        </w:rPr>
+      </w:pPr>
+      <w:r>
+        <w:rPr>
+          <w:rFonts w:ascii="Arial" w:hAnsi="Arial"/>
+          <w:b/>
+          <w:color w:val="000000"/>
+          <w:sz w:val="18"/>
+          <w:szCs w:val="22"/>
+          <w:lang w:eastAsia="ar-SA"/>
+        </w:rPr>
+        <w:t>Spawn Labs</w:t>
+      </w:r>
+      <w:r>
+        <w:rPr>
+          <w:rFonts w:ascii="Arial" w:hAnsi="Arial"/>
+          <w:b/>
+          <w:color w:val="000000"/>
+          <w:sz w:val="18"/>
+          <w:szCs w:val="22"/>
+          <w:lang w:eastAsia="ar-SA"/>
+        </w:rPr>
+        <w:t xml:space="preserve">, </w:t>
+      </w:r>
+      <w:r>
+        <w:rPr>
+          <w:rFonts w:ascii="Arial" w:hAnsi="Arial"/>
+          <w:bCs/>
+          <w:color w:val="000000"/>
+          <w:sz w:val="18"/>
+          <w:szCs w:val="22"/>
+          <w:lang w:eastAsia="ar-SA"/>
+        </w:rPr>
+        <w:t>Austin, Texas</w:t>
+      </w:r>
+      <w:r>
+        <w:rPr>
+          <w:rFonts w:ascii="Arial" w:hAnsi="Arial"/>
+          <w:bCs/>
+          <w:color w:val="000000"/>
+          <w:sz w:val="18"/>
+          <w:szCs w:val="22"/>
+          <w:lang w:eastAsia="ar-SA"/>
+        </w:rPr>
+        <w:t>.</w:t>
+      </w:r>
+    </w:p>
+    <w:p>
+      <w:pPr>
+        <w:tabs>
+          <w:tab w:val="left" w:pos="-720"/>
+        </w:tabs>
+        <w:ind w:right="-720"/>
+        <w:rPr>
+          <w:rFonts w:ascii="Arial" w:hAnsi="Arial"/>
+          <w:color w:val="000000"/>
+          <w:sz w:val="18"/>
+          <w:szCs w:val="22"/>
+          <w:lang w:eastAsia="ar-SA"/>
+        </w:rPr>
+      </w:pPr>
+      <w:r>
+        <w:rPr>
+          <w:rFonts w:ascii="Arial" w:hAnsi="Arial"/>
+          <w:b/>
+          <w:color w:val="000000"/>
+          <w:sz w:val="18"/>
+          <w:szCs w:val="22"/>
+          <w:lang w:eastAsia="ar-SA"/>
+        </w:rPr>
+        <w:t>QA &amp; Release Engineer</w:t>
+      </w:r>
+      <w:r>
+        <w:rPr>
+          <w:rFonts w:ascii="Arial" w:hAnsi="Arial"/>
+          <w:b/>
+          <w:color w:val="000000"/>
+          <w:sz w:val="18"/>
+          <w:szCs w:val="22"/>
+          <w:lang w:eastAsia="ar-SA"/>
+        </w:rPr>
+        <w:t>ing</w:t>
+      </w:r>
+      <w:r>
+        <w:rPr>
+          <w:rFonts w:ascii="Arial" w:hAnsi="Arial"/>
+          <w:b/>
+          <w:color w:val="000000"/>
+          <w:sz w:val="18"/>
+          <w:szCs w:val="22"/>
+          <w:lang w:eastAsia="ar-SA"/>
+        </w:rPr>
+        <w:t xml:space="preserve"> Manager, </w:t>
+      </w:r>
+      <w:r>
+        <w:rPr>
+          <w:rFonts w:ascii="Arial" w:hAnsi="Arial"/>
+          <w:color w:val="000000"/>
+          <w:sz w:val="18"/>
+          <w:szCs w:val="22"/>
+          <w:lang w:eastAsia="ar-SA"/>
+        </w:rPr>
+        <w:t>September 2012-</w:t>
+      </w:r>
+      <w:r>
+        <w:rPr>
+          <w:rFonts w:ascii="Arial" w:hAnsi="Arial"/>
+          <w:color w:val="000000"/>
+          <w:sz w:val="18"/>
+          <w:szCs w:val="22"/>
+          <w:lang w:eastAsia="ar-SA"/>
+        </w:rPr>
+        <w:t>August 2013</w:t>
+      </w:r>
+      <w:r>
+        <w:rPr>
+          <w:rFonts w:ascii="Arial" w:hAnsi="Arial"/>
+          <w:color w:val="000000"/>
+          <w:sz w:val="18"/>
+          <w:szCs w:val="22"/>
+          <w:lang w:eastAsia="ar-SA"/>
+        </w:rPr>
+        <w:t>.</w:t>
       </w:r>
     </w:p>
     <w:p>
@@ -1177,59 +1825,16 @@
           <w:lang w:eastAsia="ar-SA"/>
         </w:rPr>
       </w:pPr>
-      <w:r>
-        <w:rPr>
-          <w:rFonts w:ascii="Arial" w:hAnsi="Arial"/>
-          <w:color w:val="000000"/>
-          <w:sz w:val="18"/>
-          <w:szCs w:val="22"/>
-          <w:lang w:eastAsia="ar-SA"/>
-        </w:rPr>
-        <w:t>Worked with other SREs to write a tutorial about Kubernetes for the SRE organization.</w:t>
-      </w:r>
-    </w:p>
-    <w:p>
-      <w:pPr>
-        <w:tabs>
-          <w:tab w:val="left" w:pos="-720"/>
-        </w:tabs>
-        <w:ind w:right="-720"/>
-        <w:rPr>
-          <w:rFonts w:ascii="Arial" w:hAnsi="Arial"/>
-          <w:color w:val="000000"/>
-          <w:sz w:val="18"/>
-          <w:szCs w:val="22"/>
-          <w:lang w:eastAsia="ar-SA"/>
-        </w:rPr>
-      </w:pPr>
-    </w:p>
-    <w:p>
-      <w:pPr>
-        <w:tabs>
-          <w:tab w:val="left" w:pos="-720"/>
-        </w:tabs>
-        <w:ind w:right="-720"/>
-        <w:rPr>
-          <w:rFonts w:ascii="Arial" w:hAnsi="Arial"/>
-          <w:i/>
-          <w:iCs/>
-          <w:color w:val="000000"/>
-          <w:sz w:val="18"/>
-          <w:szCs w:val="22"/>
-          <w:lang w:eastAsia="ar-SA"/>
-        </w:rPr>
-      </w:pPr>
-      <w:r>
-        <w:rPr>
-          <w:rFonts w:ascii="Arial" w:hAnsi="Arial"/>
-          <w:i/>
-          <w:iCs/>
-          <w:color w:val="000000"/>
-          <w:sz w:val="18"/>
-          <w:szCs w:val="22"/>
-          <w:lang w:eastAsia="ar-SA"/>
-        </w:rPr>
-        <w:t>Software Engineer, Job Search Native API – November 2018-April 2022.</w:t>
+      <w:bookmarkStart w:id="8" w:name="_Hlk207432246"/>
+      <w:r>
+        <w:rPr>
+          <w:rFonts w:ascii="Arial" w:hAnsi="Arial"/>
+          <w:color w:val="000000"/>
+          <w:sz w:val="18"/>
+          <w:szCs w:val="22"/>
+          <w:lang w:eastAsia="ar-SA"/>
+        </w:rPr>
+        <w:t>Worked with Engineering on CI/CD system for the various pieces of Spawn’s online gaming platform.</w:t>
       </w:r>
     </w:p>
     <w:p>
@@ -1259,29 +1864,298 @@
           <w:szCs w:val="22"/>
           <w:lang w:eastAsia="ar-SA"/>
         </w:rPr>
-        <w:t xml:space="preserve">Developed and evangelized </w:t>
-      </w:r>
-      <w:proofErr w:type="spellStart"/>
-      <w:r>
-        <w:rPr>
-          <w:rFonts w:ascii="Arial" w:hAnsi="Arial"/>
-          <w:color w:val="000000"/>
-          <w:sz w:val="18"/>
-          <w:szCs w:val="22"/>
-          <w:lang w:eastAsia="ar-SA"/>
-        </w:rPr>
-        <w:t>GraphQL</w:t>
-      </w:r>
-      <w:proofErr w:type="spellEnd"/>
-      <w:r>
-        <w:rPr>
-          <w:rFonts w:ascii="Arial" w:hAnsi="Arial"/>
-          <w:color w:val="000000"/>
-          <w:sz w:val="18"/>
-          <w:szCs w:val="22"/>
-          <w:lang w:eastAsia="ar-SA"/>
-        </w:rPr>
-        <w:t xml:space="preserve"> technology within Indeed. </w:t>
+        <w:t>Increased performance of the build of the main kernel 100% by automating application of kernel patches.</w:t>
+      </w:r>
+    </w:p>
+    <w:bookmarkEnd w:id="8"/>
+    <w:p>
+      <w:pPr>
+        <w:widowControl/>
+        <w:suppressAutoHyphens w:val="0"/>
+        <w:rPr>
+          <w:rFonts w:ascii="Arial" w:hAnsi="Arial"/>
+          <w:b/>
+          <w:color w:val="000000"/>
+          <w:sz w:val="18"/>
+          <w:szCs w:val="22"/>
+          <w:lang w:eastAsia="ar-SA"/>
+        </w:rPr>
+      </w:pPr>
+    </w:p>
+    <w:p>
+      <w:pPr>
+        <w:widowControl/>
+        <w:suppressAutoHyphens w:val="0"/>
+        <w:rPr>
+          <w:rFonts w:ascii="Arial" w:hAnsi="Arial"/>
+          <w:b/>
+          <w:color w:val="000000"/>
+          <w:sz w:val="18"/>
+          <w:szCs w:val="22"/>
+          <w:lang w:eastAsia="ar-SA"/>
+        </w:rPr>
+      </w:pPr>
+      <w:r>
+        <w:rPr>
+          <w:rFonts w:ascii="Arial" w:hAnsi="Arial"/>
+          <w:b/>
+          <w:color w:val="000000"/>
+          <w:sz w:val="18"/>
+          <w:szCs w:val="22"/>
+          <w:lang w:eastAsia="ar-SA"/>
+        </w:rPr>
+        <w:t xml:space="preserve">Rock Systems, </w:t>
+      </w:r>
+      <w:r>
+        <w:rPr>
+          <w:rFonts w:ascii="Arial" w:hAnsi="Arial"/>
+          <w:bCs/>
+          <w:color w:val="000000"/>
+          <w:sz w:val="18"/>
+          <w:szCs w:val="22"/>
+          <w:lang w:eastAsia="ar-SA"/>
+        </w:rPr>
+        <w:t>Durango, Colorado</w:t>
+      </w:r>
+      <w:r>
+        <w:rPr>
+          <w:rFonts w:ascii="Arial" w:hAnsi="Arial"/>
+          <w:bCs/>
+          <w:color w:val="000000"/>
+          <w:sz w:val="18"/>
+          <w:szCs w:val="22"/>
+          <w:lang w:eastAsia="ar-SA"/>
+        </w:rPr>
+        <w:t xml:space="preserve"> (remote).</w:t>
+      </w:r>
+    </w:p>
+    <w:p>
+      <w:pPr>
+        <w:tabs>
+          <w:tab w:val="left" w:pos="-720"/>
+        </w:tabs>
+        <w:ind w:right="-720"/>
+        <w:rPr>
+          <w:rFonts w:ascii="Arial" w:hAnsi="Arial"/>
+          <w:color w:val="000000"/>
+          <w:sz w:val="18"/>
+          <w:szCs w:val="22"/>
+          <w:lang w:eastAsia="ar-SA"/>
+        </w:rPr>
+      </w:pPr>
+      <w:r>
+        <w:rPr>
+          <w:rFonts w:ascii="Arial" w:hAnsi="Arial"/>
+          <w:b/>
+          <w:color w:val="000000"/>
+          <w:sz w:val="18"/>
+          <w:szCs w:val="22"/>
+          <w:lang w:eastAsia="ar-SA"/>
+        </w:rPr>
+        <w:t xml:space="preserve">Consultant – iOS </w:t>
+      </w:r>
+      <w:r>
+        <w:rPr>
+          <w:rFonts w:ascii="Arial" w:hAnsi="Arial"/>
+          <w:b/>
+          <w:color w:val="000000"/>
+          <w:sz w:val="18"/>
+          <w:szCs w:val="22"/>
+          <w:lang w:eastAsia="ar-SA"/>
+        </w:rPr>
+        <w:t>Development</w:t>
+      </w:r>
+      <w:r>
+        <w:rPr>
+          <w:rFonts w:ascii="Arial" w:hAnsi="Arial"/>
+          <w:b/>
+          <w:color w:val="000000"/>
+          <w:sz w:val="18"/>
+          <w:szCs w:val="22"/>
+          <w:lang w:eastAsia="ar-SA"/>
+        </w:rPr>
+        <w:t xml:space="preserve">, </w:t>
+      </w:r>
+      <w:r>
+        <w:rPr>
+          <w:rFonts w:ascii="Arial" w:hAnsi="Arial"/>
+          <w:color w:val="000000"/>
+          <w:sz w:val="18"/>
+          <w:szCs w:val="22"/>
+          <w:lang w:eastAsia="ar-SA"/>
+        </w:rPr>
+        <w:t>April</w:t>
+      </w:r>
+      <w:r>
+        <w:rPr>
+          <w:rFonts w:ascii="Arial" w:hAnsi="Arial"/>
+          <w:color w:val="000000"/>
+          <w:sz w:val="18"/>
+          <w:szCs w:val="22"/>
+          <w:lang w:eastAsia="ar-SA"/>
+        </w:rPr>
+        <w:t xml:space="preserve"> 2012-August 2012</w:t>
+      </w:r>
+      <w:r>
+        <w:rPr>
+          <w:rFonts w:ascii="Arial" w:hAnsi="Arial"/>
+          <w:color w:val="000000"/>
+          <w:sz w:val="18"/>
+          <w:szCs w:val="22"/>
+          <w:lang w:eastAsia="ar-SA"/>
+        </w:rPr>
+        <w:t>.</w:t>
+      </w:r>
+    </w:p>
+    <w:p>
+      <w:pPr>
+        <w:widowControl/>
+        <w:suppressAutoHyphens w:val="0"/>
+        <w:rPr>
+          <w:rFonts w:ascii="Arial" w:hAnsi="Arial"/>
+          <w:b/>
+          <w:color w:val="000000"/>
+          <w:sz w:val="18"/>
+          <w:szCs w:val="22"/>
+          <w:lang w:eastAsia="ar-SA"/>
+        </w:rPr>
+      </w:pPr>
+    </w:p>
+    <w:p>
+      <w:pPr>
+        <w:widowControl/>
+        <w:suppressAutoHyphens w:val="0"/>
+        <w:rPr>
+          <w:rFonts w:ascii="Arial" w:hAnsi="Arial"/>
+          <w:b/>
+          <w:color w:val="000000"/>
+          <w:sz w:val="18"/>
+          <w:szCs w:val="22"/>
+          <w:lang w:eastAsia="ar-SA"/>
+        </w:rPr>
+      </w:pPr>
+      <w:r>
+        <w:rPr>
+          <w:rFonts w:ascii="Arial" w:hAnsi="Arial"/>
+          <w:b/>
+          <w:color w:val="000000"/>
+          <w:sz w:val="18"/>
+          <w:szCs w:val="22"/>
+          <w:lang w:eastAsia="ar-SA"/>
+        </w:rPr>
+        <w:t>Coverity Software</w:t>
+      </w:r>
+      <w:r>
+        <w:rPr>
+          <w:rFonts w:ascii="Arial" w:hAnsi="Arial"/>
+          <w:b/>
+          <w:color w:val="000000"/>
+          <w:sz w:val="18"/>
+          <w:szCs w:val="22"/>
+          <w:lang w:eastAsia="ar-SA"/>
+        </w:rPr>
+        <w:t xml:space="preserve"> (now Synopsis)</w:t>
+      </w:r>
+      <w:r>
+        <w:rPr>
+          <w:rFonts w:ascii="Arial" w:hAnsi="Arial"/>
+          <w:b/>
+          <w:color w:val="000000"/>
+          <w:sz w:val="18"/>
+          <w:szCs w:val="22"/>
+          <w:lang w:eastAsia="ar-SA"/>
+        </w:rPr>
+        <w:t xml:space="preserve">, </w:t>
+      </w:r>
+      <w:r>
+        <w:rPr>
+          <w:rFonts w:ascii="Arial" w:hAnsi="Arial"/>
+          <w:bCs/>
+          <w:color w:val="000000"/>
+          <w:sz w:val="18"/>
+          <w:szCs w:val="22"/>
+          <w:lang w:eastAsia="ar-SA"/>
+        </w:rPr>
+        <w:t>San Francisco, California</w:t>
+      </w:r>
+      <w:r>
+        <w:rPr>
+          <w:rFonts w:ascii="Arial" w:hAnsi="Arial"/>
+          <w:bCs/>
+          <w:color w:val="000000"/>
+          <w:sz w:val="18"/>
+          <w:szCs w:val="22"/>
+          <w:lang w:eastAsia="ar-SA"/>
+        </w:rPr>
+        <w:t xml:space="preserve"> (remote).</w:t>
+      </w:r>
+    </w:p>
+    <w:p>
+      <w:pPr>
+        <w:tabs>
+          <w:tab w:val="left" w:pos="-720"/>
+        </w:tabs>
+        <w:ind w:right="-720"/>
+        <w:rPr>
+          <w:rFonts w:ascii="Arial" w:hAnsi="Arial"/>
+          <w:color w:val="000000"/>
+          <w:sz w:val="18"/>
+          <w:szCs w:val="22"/>
+          <w:lang w:eastAsia="ar-SA"/>
+        </w:rPr>
+      </w:pPr>
+      <w:r>
+        <w:rPr>
+          <w:rFonts w:ascii="Arial" w:hAnsi="Arial"/>
+          <w:b/>
+          <w:color w:val="000000"/>
+          <w:sz w:val="18"/>
+          <w:szCs w:val="22"/>
+          <w:lang w:eastAsia="ar-SA"/>
+        </w:rPr>
+        <w:t xml:space="preserve">Senior QA Manager and </w:t>
+      </w:r>
+      <w:r>
+        <w:rPr>
+          <w:rFonts w:ascii="Arial" w:hAnsi="Arial"/>
+          <w:b/>
+          <w:color w:val="000000"/>
+          <w:sz w:val="18"/>
+          <w:szCs w:val="22"/>
+          <w:lang w:eastAsia="ar-SA"/>
+        </w:rPr>
+        <w:t>QA Architect</w:t>
+      </w:r>
+      <w:r>
+        <w:rPr>
+          <w:rFonts w:ascii="Arial" w:hAnsi="Arial"/>
+          <w:b/>
+          <w:color w:val="000000"/>
+          <w:sz w:val="18"/>
+          <w:szCs w:val="22"/>
+          <w:lang w:eastAsia="ar-SA"/>
+        </w:rPr>
+        <w:t xml:space="preserve">, </w:t>
+      </w:r>
+      <w:r>
+        <w:rPr>
+          <w:rFonts w:ascii="Arial" w:hAnsi="Arial"/>
+          <w:color w:val="000000"/>
+          <w:sz w:val="18"/>
+          <w:szCs w:val="22"/>
+          <w:lang w:eastAsia="ar-SA"/>
+        </w:rPr>
+        <w:t>July 2008-</w:t>
+      </w:r>
+      <w:r>
+        <w:rPr>
+          <w:rFonts w:ascii="Arial" w:hAnsi="Arial"/>
+          <w:color w:val="000000"/>
+          <w:sz w:val="18"/>
+          <w:szCs w:val="22"/>
+          <w:lang w:eastAsia="ar-SA"/>
+        </w:rPr>
+        <w:t>May 2012</w:t>
       </w:r>
     </w:p>
     <w:p>
@@ -1303,15 +2177,46 @@
           <w:lang w:eastAsia="ar-SA"/>
         </w:rPr>
       </w:pPr>
-      <w:r>
-        <w:rPr>
-          <w:rFonts w:ascii="Arial" w:hAnsi="Arial"/>
-          <w:color w:val="000000"/>
-          <w:sz w:val="18"/>
-          <w:szCs w:val="22"/>
-          <w:lang w:eastAsia="ar-SA"/>
-        </w:rPr>
-        <w:t xml:space="preserve">Split a small but important service from our main job search webserver for use as a microservice. </w:t>
+      <w:bookmarkStart w:id="9" w:name="_Hlk207432536"/>
+      <w:r>
+        <w:rPr>
+          <w:rFonts w:ascii="Arial" w:hAnsi="Arial"/>
+          <w:color w:val="000000"/>
+          <w:sz w:val="18"/>
+          <w:szCs w:val="22"/>
+          <w:lang w:eastAsia="ar-SA"/>
+        </w:rPr>
+        <w:t>Managed 3 onshore and 8 offshore resources.</w:t>
+      </w:r>
+    </w:p>
+    <w:p>
+      <w:pPr>
+        <w:pStyle w:val="ListParagraph"/>
+        <w:numPr>
+          <w:ilvl w:val="0"/>
+          <w:numId w:val="10"/>
+        </w:numPr>
+        <w:tabs>
+          <w:tab w:val="left" w:pos="-720"/>
+        </w:tabs>
+        <w:ind w:right="-720"/>
+        <w:rPr>
+          <w:rFonts w:ascii="Arial" w:hAnsi="Arial"/>
+          <w:color w:val="000000"/>
+          <w:sz w:val="18"/>
+          <w:szCs w:val="22"/>
+          <w:lang w:eastAsia="ar-SA"/>
+        </w:rPr>
+      </w:pPr>
+      <w:r>
+        <w:rPr>
+          <w:rFonts w:ascii="Arial" w:hAnsi="Arial"/>
+          <w:color w:val="000000"/>
+          <w:sz w:val="18"/>
+          <w:szCs w:val="22"/>
+          <w:lang w:eastAsia="ar-SA"/>
+        </w:rPr>
+        <w:t>Trained QA lead in developing offshore software team</w:t>
       </w:r>
     </w:p>
     <w:p>
@@ -1341,7 +2246,191 @@
           <w:szCs w:val="22"/>
           <w:lang w:eastAsia="ar-SA"/>
         </w:rPr>
-        <w:t>Service handles several million requests a week that would have otherwise been handled by the main Indeed server, decreasing request latency and memory pressure. Handles 100M+ requests/month with an internal latency average &lt; 100ms, and availability 99.0%</w:t>
+        <w:t>Mentored on hiring</w:t>
+      </w:r>
+    </w:p>
+    <w:p>
+      <w:pPr>
+        <w:pStyle w:val="ListParagraph"/>
+        <w:numPr>
+          <w:ilvl w:val="1"/>
+          <w:numId w:val="10"/>
+        </w:numPr>
+        <w:tabs>
+          <w:tab w:val="left" w:pos="-720"/>
+        </w:tabs>
+        <w:ind w:right="-720"/>
+        <w:rPr>
+          <w:rFonts w:ascii="Arial" w:hAnsi="Arial"/>
+          <w:color w:val="000000"/>
+          <w:sz w:val="18"/>
+          <w:szCs w:val="22"/>
+          <w:lang w:eastAsia="ar-SA"/>
+        </w:rPr>
+      </w:pPr>
+      <w:r>
+        <w:rPr>
+          <w:rFonts w:ascii="Arial" w:hAnsi="Arial"/>
+          <w:color w:val="000000"/>
+          <w:sz w:val="18"/>
+          <w:szCs w:val="22"/>
+          <w:lang w:eastAsia="ar-SA"/>
+        </w:rPr>
+        <w:t>Worked with lead to establish roadmap and technical direction</w:t>
+      </w:r>
+    </w:p>
+    <w:p>
+      <w:pPr>
+        <w:pStyle w:val="ListParagraph"/>
+        <w:numPr>
+          <w:ilvl w:val="1"/>
+          <w:numId w:val="10"/>
+        </w:numPr>
+        <w:tabs>
+          <w:tab w:val="left" w:pos="-720"/>
+        </w:tabs>
+        <w:ind w:right="-720"/>
+        <w:rPr>
+          <w:rFonts w:ascii="Arial" w:hAnsi="Arial"/>
+          <w:color w:val="000000"/>
+          <w:sz w:val="18"/>
+          <w:szCs w:val="22"/>
+          <w:lang w:eastAsia="ar-SA"/>
+        </w:rPr>
+      </w:pPr>
+      <w:r>
+        <w:rPr>
+          <w:rFonts w:ascii="Arial" w:hAnsi="Arial"/>
+          <w:color w:val="000000"/>
+          <w:sz w:val="18"/>
+          <w:szCs w:val="22"/>
+          <w:lang w:eastAsia="ar-SA"/>
+        </w:rPr>
+        <w:t>Worked with lead on scheduling offshore work.</w:t>
+      </w:r>
+    </w:p>
+    <w:bookmarkEnd w:id="9"/>
+    <w:p>
+      <w:pPr>
+        <w:tabs>
+          <w:tab w:val="left" w:pos="-720"/>
+        </w:tabs>
+        <w:ind w:right="-720"/>
+        <w:rPr>
+          <w:rFonts w:ascii="Arial" w:hAnsi="Arial"/>
+          <w:b/>
+          <w:color w:val="000000"/>
+          <w:sz w:val="18"/>
+          <w:szCs w:val="22"/>
+          <w:lang w:eastAsia="ar-SA"/>
+        </w:rPr>
+      </w:pPr>
+    </w:p>
+    <w:p>
+      <w:pPr>
+        <w:tabs>
+          <w:tab w:val="left" w:pos="-720"/>
+        </w:tabs>
+        <w:ind w:right="-720"/>
+        <w:rPr>
+          <w:rFonts w:ascii="Arial" w:hAnsi="Arial"/>
+          <w:b/>
+          <w:color w:val="000000"/>
+          <w:sz w:val="18"/>
+          <w:szCs w:val="22"/>
+          <w:lang w:eastAsia="ar-SA"/>
+        </w:rPr>
+      </w:pPr>
+      <w:r>
+        <w:rPr>
+          <w:rFonts w:ascii="Arial" w:hAnsi="Arial"/>
+          <w:b/>
+          <w:color w:val="000000"/>
+          <w:sz w:val="18"/>
+          <w:szCs w:val="22"/>
+          <w:lang w:eastAsia="ar-SA"/>
+        </w:rPr>
+        <w:t>Lombardi Software</w:t>
+      </w:r>
+      <w:r>
+        <w:rPr>
+          <w:rFonts w:ascii="Arial" w:hAnsi="Arial"/>
+          <w:b/>
+          <w:color w:val="000000"/>
+          <w:sz w:val="18"/>
+          <w:szCs w:val="22"/>
+          <w:lang w:eastAsia="ar-SA"/>
+        </w:rPr>
+        <w:t xml:space="preserve"> (now IBM)</w:t>
+      </w:r>
+      <w:r>
+        <w:rPr>
+          <w:rFonts w:ascii="Arial" w:hAnsi="Arial"/>
+          <w:b/>
+          <w:color w:val="000000"/>
+          <w:sz w:val="18"/>
+          <w:szCs w:val="22"/>
+          <w:lang w:eastAsia="ar-SA"/>
+        </w:rPr>
+        <w:t xml:space="preserve">, </w:t>
+      </w:r>
+      <w:r>
+        <w:rPr>
+          <w:rFonts w:ascii="Arial" w:hAnsi="Arial"/>
+          <w:bCs/>
+          <w:color w:val="000000"/>
+          <w:sz w:val="18"/>
+          <w:szCs w:val="22"/>
+          <w:lang w:eastAsia="ar-SA"/>
+        </w:rPr>
+        <w:t>Austin, Texas</w:t>
+      </w:r>
+      <w:r>
+        <w:rPr>
+          <w:rFonts w:ascii="Arial" w:hAnsi="Arial"/>
+          <w:bCs/>
+          <w:color w:val="000000"/>
+          <w:sz w:val="18"/>
+          <w:szCs w:val="22"/>
+          <w:lang w:eastAsia="ar-SA"/>
+        </w:rPr>
+        <w:t>.</w:t>
+      </w:r>
+    </w:p>
+    <w:p>
+      <w:pPr>
+        <w:tabs>
+          <w:tab w:val="left" w:pos="-720"/>
+        </w:tabs>
+        <w:ind w:right="-720"/>
+        <w:rPr>
+          <w:rFonts w:ascii="Arial" w:hAnsi="Arial"/>
+          <w:color w:val="000000"/>
+          <w:sz w:val="18"/>
+          <w:szCs w:val="22"/>
+          <w:lang w:eastAsia="ar-SA"/>
+        </w:rPr>
+      </w:pPr>
+      <w:r>
+        <w:rPr>
+          <w:rFonts w:ascii="Arial" w:hAnsi="Arial"/>
+          <w:b/>
+          <w:color w:val="000000"/>
+          <w:sz w:val="18"/>
+          <w:szCs w:val="22"/>
+          <w:lang w:eastAsia="ar-SA"/>
+        </w:rPr>
+        <w:t>QA Manager</w:t>
+      </w:r>
+      <w:r>
+        <w:rPr>
+          <w:rFonts w:ascii="Arial" w:hAnsi="Arial"/>
+          <w:color w:val="000000"/>
+          <w:sz w:val="18"/>
+          <w:szCs w:val="22"/>
+          <w:lang w:eastAsia="ar-SA"/>
+        </w:rPr>
+        <w:t>, May 2006-June 2008</w:t>
       </w:r>
     </w:p>
     <w:p>
@@ -1363,15 +2452,16 @@
           <w:lang w:eastAsia="ar-SA"/>
         </w:rPr>
       </w:pPr>
-      <w:r>
-        <w:rPr>
-          <w:rFonts w:ascii="Arial" w:hAnsi="Arial"/>
-          <w:color w:val="000000"/>
-          <w:sz w:val="18"/>
-          <w:szCs w:val="22"/>
-          <w:lang w:eastAsia="ar-SA"/>
-        </w:rPr>
-        <w:t xml:space="preserve">Developed high-volume client logging library using Kafka and Avro that can handle tens of millions of logs per day from the </w:t>
+      <w:bookmarkStart w:id="10" w:name="_Hlk207432631"/>
+      <w:r>
+        <w:rPr>
+          <w:rFonts w:ascii="Arial" w:hAnsi="Arial"/>
+          <w:color w:val="000000"/>
+          <w:sz w:val="18"/>
+          <w:szCs w:val="22"/>
+          <w:lang w:eastAsia="ar-SA"/>
+        </w:rPr>
+        <w:t xml:space="preserve">Provided test plans and reports for 4 releases of Lombardi’s </w:t>
       </w:r>
       <w:proofErr w:type="spellStart"/>
       <w:r>
@@ -1382,446 +2472,9 @@
           <w:szCs w:val="22"/>
           <w:lang w:eastAsia="ar-SA"/>
         </w:rPr>
-        <w:t>GlassDoor</w:t>
+        <w:t>TeamWorks</w:t>
       </w:r>
       <w:proofErr w:type="spellEnd"/>
-      <w:r>
-        <w:rPr>
-          <w:rFonts w:ascii="Arial" w:hAnsi="Arial"/>
-          <w:color w:val="000000"/>
-          <w:sz w:val="18"/>
-          <w:szCs w:val="22"/>
-          <w:lang w:eastAsia="ar-SA"/>
-        </w:rPr>
-        <w:t xml:space="preserve"> native application.</w:t>
-      </w:r>
-    </w:p>
-    <w:p>
-      <w:pPr>
-        <w:tabs>
-          <w:tab w:val="left" w:pos="-720"/>
-        </w:tabs>
-        <w:ind w:right="-720"/>
-        <w:rPr>
-          <w:rFonts w:ascii="Arial" w:hAnsi="Arial"/>
-          <w:color w:val="000000"/>
-          <w:sz w:val="18"/>
-          <w:szCs w:val="22"/>
-          <w:lang w:eastAsia="ar-SA"/>
-        </w:rPr>
-      </w:pPr>
-    </w:p>
-    <w:p>
-      <w:pPr>
-        <w:tabs>
-          <w:tab w:val="left" w:pos="-720"/>
-        </w:tabs>
-        <w:ind w:right="-720"/>
-        <w:rPr>
-          <w:rFonts w:ascii="Arial" w:hAnsi="Arial"/>
-          <w:i/>
-          <w:iCs/>
-          <w:color w:val="000000"/>
-          <w:sz w:val="18"/>
-          <w:szCs w:val="22"/>
-          <w:lang w:eastAsia="ar-SA"/>
-        </w:rPr>
-      </w:pPr>
-      <w:r>
-        <w:rPr>
-          <w:rFonts w:ascii="Arial" w:hAnsi="Arial"/>
-          <w:i/>
-          <w:iCs/>
-          <w:color w:val="000000"/>
-          <w:sz w:val="18"/>
-          <w:szCs w:val="22"/>
-          <w:lang w:eastAsia="ar-SA"/>
-        </w:rPr>
-        <w:t>Software Engineer, Job Search Front End – April 2016-November 2018.</w:t>
-      </w:r>
-      <w:r>
-        <w:rPr>
-          <w:rFonts w:ascii="Arial" w:hAnsi="Arial"/>
-          <w:color w:val="000000"/>
-          <w:sz w:val="18"/>
-          <w:szCs w:val="22"/>
-          <w:lang w:eastAsia="ar-SA"/>
-        </w:rPr>
-        <w:t xml:space="preserve"> </w:t>
-      </w:r>
-    </w:p>
-    <w:bookmarkEnd w:id="2"/>
-    <w:bookmarkEnd w:id="3"/>
-    <w:p>
-      <w:pPr>
-        <w:widowControl/>
-        <w:suppressAutoHyphens w:val="0"/>
-        <w:rPr>
-          <w:rFonts w:ascii="Arial" w:hAnsi="Arial"/>
-          <w:b/>
-          <w:color w:val="000000"/>
-          <w:sz w:val="18"/>
-          <w:szCs w:val="22"/>
-          <w:lang w:eastAsia="ar-SA"/>
-        </w:rPr>
-      </w:pPr>
-    </w:p>
-    <w:p>
-      <w:pPr>
-        <w:widowControl/>
-        <w:suppressAutoHyphens w:val="0"/>
-        <w:rPr>
-          <w:rFonts w:ascii="Arial" w:hAnsi="Arial"/>
-          <w:b/>
-          <w:color w:val="000000"/>
-          <w:sz w:val="18"/>
-          <w:szCs w:val="22"/>
-          <w:lang w:eastAsia="ar-SA"/>
-        </w:rPr>
-      </w:pPr>
-      <w:r>
-        <w:rPr>
-          <w:rFonts w:ascii="Arial" w:hAnsi="Arial"/>
-          <w:b/>
-          <w:color w:val="000000"/>
-          <w:sz w:val="18"/>
-          <w:szCs w:val="22"/>
-          <w:lang w:eastAsia="ar-SA"/>
-        </w:rPr>
-        <w:t xml:space="preserve">Mozilla, Inc., </w:t>
-      </w:r>
-      <w:r>
-        <w:rPr>
-          <w:rFonts w:ascii="Arial" w:hAnsi="Arial"/>
-          <w:bCs/>
-          <w:color w:val="000000"/>
-          <w:sz w:val="18"/>
-          <w:szCs w:val="22"/>
-          <w:lang w:eastAsia="ar-SA"/>
-        </w:rPr>
-        <w:t>Mountain View, CA</w:t>
-      </w:r>
-      <w:r>
-        <w:rPr>
-          <w:rFonts w:ascii="Arial" w:hAnsi="Arial"/>
-          <w:bCs/>
-          <w:color w:val="000000"/>
-          <w:sz w:val="18"/>
-          <w:szCs w:val="22"/>
-          <w:lang w:eastAsia="ar-SA"/>
-        </w:rPr>
-        <w:t xml:space="preserve"> (remote).</w:t>
-      </w:r>
-    </w:p>
-    <w:p>
-      <w:pPr>
-        <w:tabs>
-          <w:tab w:val="left" w:pos="-720"/>
-        </w:tabs>
-        <w:ind w:right="-720"/>
-        <w:rPr>
-          <w:rFonts w:ascii="Arial" w:hAnsi="Arial"/>
-          <w:color w:val="000000"/>
-          <w:sz w:val="18"/>
-          <w:szCs w:val="22"/>
-          <w:lang w:eastAsia="ar-SA"/>
-        </w:rPr>
-      </w:pPr>
-      <w:bookmarkStart w:id="6" w:name="OLE_LINK7"/>
-      <w:bookmarkStart w:id="7" w:name="OLE_LINK8"/>
-      <w:r>
-        <w:rPr>
-          <w:rFonts w:ascii="Arial" w:hAnsi="Arial"/>
-          <w:b/>
-          <w:color w:val="000000"/>
-          <w:sz w:val="18"/>
-          <w:szCs w:val="22"/>
-          <w:lang w:eastAsia="ar-SA"/>
-        </w:rPr>
-        <w:t>Technical Lead, Platform QA</w:t>
-      </w:r>
-      <w:bookmarkEnd w:id="6"/>
-      <w:bookmarkEnd w:id="7"/>
-      <w:r>
-        <w:rPr>
-          <w:rFonts w:ascii="Arial" w:hAnsi="Arial"/>
-          <w:b/>
-          <w:color w:val="000000"/>
-          <w:sz w:val="18"/>
-          <w:szCs w:val="22"/>
-          <w:lang w:eastAsia="ar-SA"/>
-        </w:rPr>
-        <w:t xml:space="preserve">, </w:t>
-      </w:r>
-      <w:r>
-        <w:rPr>
-          <w:rFonts w:ascii="Arial" w:hAnsi="Arial"/>
-          <w:color w:val="000000"/>
-          <w:sz w:val="18"/>
-          <w:szCs w:val="22"/>
-          <w:lang w:eastAsia="ar-SA"/>
-        </w:rPr>
-        <w:t>April 2014-</w:t>
-      </w:r>
-      <w:r>
-        <w:rPr>
-          <w:rFonts w:ascii="Arial" w:hAnsi="Arial"/>
-          <w:color w:val="000000"/>
-          <w:sz w:val="18"/>
-          <w:szCs w:val="22"/>
-          <w:lang w:eastAsia="ar-SA"/>
-        </w:rPr>
-        <w:t>April 2016</w:t>
-      </w:r>
-      <w:r>
-        <w:rPr>
-          <w:rFonts w:ascii="Arial" w:hAnsi="Arial"/>
-          <w:color w:val="000000"/>
-          <w:sz w:val="18"/>
-          <w:szCs w:val="22"/>
-          <w:lang w:eastAsia="ar-SA"/>
-        </w:rPr>
-        <w:t>.</w:t>
-      </w:r>
-    </w:p>
-    <w:p>
-      <w:pPr>
-        <w:tabs>
-          <w:tab w:val="left" w:pos="-720"/>
-        </w:tabs>
-        <w:ind w:right="-720"/>
-        <w:rPr>
-          <w:rFonts w:ascii="Arial" w:hAnsi="Arial"/>
-          <w:b/>
-          <w:color w:val="000000"/>
-          <w:sz w:val="18"/>
-          <w:szCs w:val="22"/>
-          <w:lang w:eastAsia="ar-SA"/>
-        </w:rPr>
-      </w:pPr>
-    </w:p>
-    <w:p>
-      <w:pPr>
-        <w:widowControl/>
-        <w:suppressAutoHyphens w:val="0"/>
-        <w:rPr>
-          <w:rFonts w:ascii="Arial" w:hAnsi="Arial"/>
-          <w:b/>
-          <w:color w:val="000000"/>
-          <w:sz w:val="18"/>
-          <w:szCs w:val="22"/>
-          <w:lang w:eastAsia="ar-SA"/>
-        </w:rPr>
-      </w:pPr>
-      <w:r>
-        <w:rPr>
-          <w:rFonts w:ascii="Arial" w:hAnsi="Arial"/>
-          <w:b/>
-          <w:color w:val="000000"/>
-          <w:sz w:val="18"/>
-          <w:szCs w:val="22"/>
-          <w:lang w:eastAsia="ar-SA"/>
-        </w:rPr>
-        <w:t xml:space="preserve">Klink LLC, </w:t>
-      </w:r>
-      <w:r>
-        <w:rPr>
-          <w:rFonts w:ascii="Arial" w:hAnsi="Arial"/>
-          <w:bCs/>
-          <w:color w:val="000000"/>
-          <w:sz w:val="18"/>
-          <w:szCs w:val="22"/>
-          <w:lang w:eastAsia="ar-SA"/>
-        </w:rPr>
-        <w:t>Austin, Texas</w:t>
-      </w:r>
-      <w:r>
-        <w:rPr>
-          <w:rFonts w:ascii="Arial" w:hAnsi="Arial"/>
-          <w:bCs/>
-          <w:color w:val="000000"/>
-          <w:sz w:val="18"/>
-          <w:szCs w:val="22"/>
-          <w:lang w:eastAsia="ar-SA"/>
-        </w:rPr>
-        <w:t>.</w:t>
-      </w:r>
-    </w:p>
-    <w:p>
-      <w:pPr>
-        <w:tabs>
-          <w:tab w:val="left" w:pos="-720"/>
-        </w:tabs>
-        <w:ind w:right="-720"/>
-        <w:rPr>
-          <w:rFonts w:ascii="Arial" w:hAnsi="Arial"/>
-          <w:color w:val="000000"/>
-          <w:sz w:val="18"/>
-          <w:szCs w:val="22"/>
-          <w:lang w:eastAsia="ar-SA"/>
-        </w:rPr>
-      </w:pPr>
-      <w:r>
-        <w:rPr>
-          <w:rFonts w:ascii="Arial" w:hAnsi="Arial"/>
-          <w:b/>
-          <w:color w:val="000000"/>
-          <w:sz w:val="18"/>
-          <w:szCs w:val="22"/>
-          <w:lang w:eastAsia="ar-SA"/>
-        </w:rPr>
-        <w:t xml:space="preserve">Mac OS X Programmer, </w:t>
-      </w:r>
-      <w:r>
-        <w:rPr>
-          <w:rFonts w:ascii="Arial" w:hAnsi="Arial"/>
-          <w:color w:val="000000"/>
-          <w:sz w:val="18"/>
-          <w:szCs w:val="22"/>
-          <w:lang w:eastAsia="ar-SA"/>
-        </w:rPr>
-        <w:t>August 2013-</w:t>
-      </w:r>
-      <w:r>
-        <w:rPr>
-          <w:rFonts w:ascii="Arial" w:hAnsi="Arial"/>
-          <w:color w:val="000000"/>
-          <w:sz w:val="18"/>
-          <w:szCs w:val="22"/>
-          <w:lang w:eastAsia="ar-SA"/>
-        </w:rPr>
-        <w:t>April 2014</w:t>
-      </w:r>
-      <w:r>
-        <w:rPr>
-          <w:rFonts w:ascii="Arial" w:hAnsi="Arial"/>
-          <w:color w:val="000000"/>
-          <w:sz w:val="18"/>
-          <w:szCs w:val="22"/>
-          <w:lang w:eastAsia="ar-SA"/>
-        </w:rPr>
-        <w:t>.</w:t>
-      </w:r>
-    </w:p>
-    <w:p>
-      <w:pPr>
-        <w:tabs>
-          <w:tab w:val="left" w:pos="-720"/>
-        </w:tabs>
-        <w:ind w:right="-720"/>
-        <w:rPr>
-          <w:rFonts w:ascii="Arial" w:hAnsi="Arial"/>
-          <w:b/>
-          <w:color w:val="000000"/>
-          <w:sz w:val="18"/>
-          <w:szCs w:val="22"/>
-          <w:lang w:eastAsia="ar-SA"/>
-        </w:rPr>
-      </w:pPr>
-    </w:p>
-    <w:p>
-      <w:pPr>
-        <w:widowControl/>
-        <w:suppressAutoHyphens w:val="0"/>
-        <w:rPr>
-          <w:rFonts w:ascii="Arial" w:hAnsi="Arial"/>
-          <w:b/>
-          <w:color w:val="000000"/>
-          <w:sz w:val="18"/>
-          <w:szCs w:val="22"/>
-          <w:lang w:eastAsia="ar-SA"/>
-        </w:rPr>
-      </w:pPr>
-      <w:r>
-        <w:rPr>
-          <w:rFonts w:ascii="Arial" w:hAnsi="Arial"/>
-          <w:b/>
-          <w:color w:val="000000"/>
-          <w:sz w:val="18"/>
-          <w:szCs w:val="22"/>
-          <w:lang w:eastAsia="ar-SA"/>
-        </w:rPr>
-        <w:t>Spawn Labs</w:t>
-      </w:r>
-      <w:r>
-        <w:rPr>
-          <w:rFonts w:ascii="Arial" w:hAnsi="Arial"/>
-          <w:b/>
-          <w:color w:val="000000"/>
-          <w:sz w:val="18"/>
-          <w:szCs w:val="22"/>
-          <w:lang w:eastAsia="ar-SA"/>
-        </w:rPr>
-        <w:t xml:space="preserve">, </w:t>
-      </w:r>
-      <w:r>
-        <w:rPr>
-          <w:rFonts w:ascii="Arial" w:hAnsi="Arial"/>
-          <w:bCs/>
-          <w:color w:val="000000"/>
-          <w:sz w:val="18"/>
-          <w:szCs w:val="22"/>
-          <w:lang w:eastAsia="ar-SA"/>
-        </w:rPr>
-        <w:t>Austin, Texas</w:t>
-      </w:r>
-      <w:r>
-        <w:rPr>
-          <w:rFonts w:ascii="Arial" w:hAnsi="Arial"/>
-          <w:bCs/>
-          <w:color w:val="000000"/>
-          <w:sz w:val="18"/>
-          <w:szCs w:val="22"/>
-          <w:lang w:eastAsia="ar-SA"/>
-        </w:rPr>
-        <w:t>.</w:t>
-      </w:r>
-    </w:p>
-    <w:p>
-      <w:pPr>
-        <w:tabs>
-          <w:tab w:val="left" w:pos="-720"/>
-        </w:tabs>
-        <w:ind w:right="-720"/>
-        <w:rPr>
-          <w:rFonts w:ascii="Arial" w:hAnsi="Arial"/>
-          <w:color w:val="000000"/>
-          <w:sz w:val="18"/>
-          <w:szCs w:val="22"/>
-          <w:lang w:eastAsia="ar-SA"/>
-        </w:rPr>
-      </w:pPr>
-      <w:r>
-        <w:rPr>
-          <w:rFonts w:ascii="Arial" w:hAnsi="Arial"/>
-          <w:b/>
-          <w:color w:val="000000"/>
-          <w:sz w:val="18"/>
-          <w:szCs w:val="22"/>
-          <w:lang w:eastAsia="ar-SA"/>
-        </w:rPr>
-        <w:t xml:space="preserve">QA &amp; Release Engineer Manager, </w:t>
-      </w:r>
-      <w:r>
-        <w:rPr>
-          <w:rFonts w:ascii="Arial" w:hAnsi="Arial"/>
-          <w:color w:val="000000"/>
-          <w:sz w:val="18"/>
-          <w:szCs w:val="22"/>
-          <w:lang w:eastAsia="ar-SA"/>
-        </w:rPr>
-        <w:t>September 2012-</w:t>
-      </w:r>
-      <w:r>
-        <w:rPr>
-          <w:rFonts w:ascii="Arial" w:hAnsi="Arial"/>
-          <w:color w:val="000000"/>
-          <w:sz w:val="18"/>
-          <w:szCs w:val="22"/>
-          <w:lang w:eastAsia="ar-SA"/>
-        </w:rPr>
-        <w:t>August 2013</w:t>
-      </w:r>
       <w:r>
         <w:rPr>
           <w:rFonts w:ascii="Arial" w:hAnsi="Arial"/>
@@ -1860,7 +2513,99 @@
           <w:szCs w:val="22"/>
           <w:lang w:eastAsia="ar-SA"/>
         </w:rPr>
-        <w:t>Worked with Engineering on CI/CD system for the various pieces of Spawn’s online gaming platform.</w:t>
+        <w:t>Oversaw team as it developed test plans and resources for Lombardi’s Saas Blueprint</w:t>
+      </w:r>
+    </w:p>
+    <w:p>
+      <w:pPr>
+        <w:pStyle w:val="ListParagraph"/>
+        <w:numPr>
+          <w:ilvl w:val="1"/>
+          <w:numId w:val="10"/>
+        </w:numPr>
+        <w:tabs>
+          <w:tab w:val="left" w:pos="-720"/>
+        </w:tabs>
+        <w:ind w:right="-720"/>
+        <w:rPr>
+          <w:rFonts w:ascii="Arial" w:hAnsi="Arial"/>
+          <w:color w:val="000000"/>
+          <w:sz w:val="18"/>
+          <w:szCs w:val="22"/>
+          <w:lang w:eastAsia="ar-SA"/>
+        </w:rPr>
+      </w:pPr>
+      <w:r>
+        <w:rPr>
+          <w:rFonts w:ascii="Arial" w:hAnsi="Arial"/>
+          <w:color w:val="000000"/>
+          <w:sz w:val="18"/>
+          <w:szCs w:val="22"/>
+          <w:lang w:eastAsia="ar-SA"/>
+        </w:rPr>
+        <w:t xml:space="preserve">Developed </w:t>
+      </w:r>
+      <w:proofErr w:type="spellStart"/>
+      <w:r>
+        <w:rPr>
+          <w:rFonts w:ascii="Arial" w:hAnsi="Arial"/>
+          <w:color w:val="000000"/>
+          <w:sz w:val="18"/>
+          <w:szCs w:val="22"/>
+          <w:lang w:eastAsia="ar-SA"/>
+        </w:rPr>
+        <w:t>dev</w:t>
+      </w:r>
+      <w:r>
+        <w:rPr>
+          <w:rFonts w:ascii="Arial" w:hAnsi="Arial"/>
+          <w:color w:val="000000"/>
+          <w:sz w:val="18"/>
+          <w:szCs w:val="22"/>
+          <w:lang w:eastAsia="ar-SA"/>
+        </w:rPr>
+        <w:t>O</w:t>
+      </w:r>
+      <w:r>
+        <w:rPr>
+          <w:rFonts w:ascii="Arial" w:hAnsi="Arial"/>
+          <w:color w:val="000000"/>
+          <w:sz w:val="18"/>
+          <w:szCs w:val="22"/>
+          <w:lang w:eastAsia="ar-SA"/>
+        </w:rPr>
+        <w:t>ps</w:t>
+      </w:r>
+      <w:proofErr w:type="spellEnd"/>
+      <w:r>
+        <w:rPr>
+          <w:rFonts w:ascii="Arial" w:hAnsi="Arial"/>
+          <w:color w:val="000000"/>
+          <w:sz w:val="18"/>
+          <w:szCs w:val="22"/>
+          <w:lang w:eastAsia="ar-SA"/>
+        </w:rPr>
+        <w:t xml:space="preserve"> plan and </w:t>
+      </w:r>
+      <w:r>
+        <w:rPr>
+          <w:rFonts w:ascii="Arial" w:hAnsi="Arial"/>
+          <w:color w:val="000000"/>
+          <w:sz w:val="18"/>
+          <w:szCs w:val="22"/>
+          <w:lang w:eastAsia="ar-SA"/>
+        </w:rPr>
+        <w:t>managed 1 DevOps</w:t>
+      </w:r>
+      <w:r>
+        <w:rPr>
+          <w:rFonts w:ascii="Arial" w:hAnsi="Arial"/>
+          <w:color w:val="000000"/>
+          <w:sz w:val="18"/>
+          <w:szCs w:val="22"/>
+          <w:lang w:eastAsia="ar-SA"/>
+        </w:rPr>
+        <w:t xml:space="preserve"> engineer.</w:t>
       </w:r>
     </w:p>
     <w:p>
@@ -1890,297 +2635,7 @@
           <w:szCs w:val="22"/>
           <w:lang w:eastAsia="ar-SA"/>
         </w:rPr>
-        <w:t>Increased performance of the build of the main kernel 100% by automating application of kernel patches.</w:t>
-      </w:r>
-    </w:p>
-    <w:p>
-      <w:pPr>
-        <w:widowControl/>
-        <w:suppressAutoHyphens w:val="0"/>
-        <w:rPr>
-          <w:rFonts w:ascii="Arial" w:hAnsi="Arial"/>
-          <w:b/>
-          <w:color w:val="000000"/>
-          <w:sz w:val="18"/>
-          <w:szCs w:val="22"/>
-          <w:lang w:eastAsia="ar-SA"/>
-        </w:rPr>
-      </w:pPr>
-    </w:p>
-    <w:p>
-      <w:pPr>
-        <w:widowControl/>
-        <w:suppressAutoHyphens w:val="0"/>
-        <w:rPr>
-          <w:rFonts w:ascii="Arial" w:hAnsi="Arial"/>
-          <w:b/>
-          <w:color w:val="000000"/>
-          <w:sz w:val="18"/>
-          <w:szCs w:val="22"/>
-          <w:lang w:eastAsia="ar-SA"/>
-        </w:rPr>
-      </w:pPr>
-      <w:r>
-        <w:rPr>
-          <w:rFonts w:ascii="Arial" w:hAnsi="Arial"/>
-          <w:b/>
-          <w:color w:val="000000"/>
-          <w:sz w:val="18"/>
-          <w:szCs w:val="22"/>
-          <w:lang w:eastAsia="ar-SA"/>
-        </w:rPr>
-        <w:t xml:space="preserve">Rock Systems, </w:t>
-      </w:r>
-      <w:r>
-        <w:rPr>
-          <w:rFonts w:ascii="Arial" w:hAnsi="Arial"/>
-          <w:bCs/>
-          <w:color w:val="000000"/>
-          <w:sz w:val="18"/>
-          <w:szCs w:val="22"/>
-          <w:lang w:eastAsia="ar-SA"/>
-        </w:rPr>
-        <w:t>Durango, Colorado</w:t>
-      </w:r>
-      <w:r>
-        <w:rPr>
-          <w:rFonts w:ascii="Arial" w:hAnsi="Arial"/>
-          <w:bCs/>
-          <w:color w:val="000000"/>
-          <w:sz w:val="18"/>
-          <w:szCs w:val="22"/>
-          <w:lang w:eastAsia="ar-SA"/>
-        </w:rPr>
-        <w:t xml:space="preserve"> (remote).</w:t>
-      </w:r>
-    </w:p>
-    <w:p>
-      <w:pPr>
-        <w:tabs>
-          <w:tab w:val="left" w:pos="-720"/>
-        </w:tabs>
-        <w:ind w:right="-720"/>
-        <w:rPr>
-          <w:rFonts w:ascii="Arial" w:hAnsi="Arial"/>
-          <w:color w:val="000000"/>
-          <w:sz w:val="18"/>
-          <w:szCs w:val="22"/>
-          <w:lang w:eastAsia="ar-SA"/>
-        </w:rPr>
-      </w:pPr>
-      <w:r>
-        <w:rPr>
-          <w:rFonts w:ascii="Arial" w:hAnsi="Arial"/>
-          <w:b/>
-          <w:color w:val="000000"/>
-          <w:sz w:val="18"/>
-          <w:szCs w:val="22"/>
-          <w:lang w:eastAsia="ar-SA"/>
-        </w:rPr>
-        <w:t xml:space="preserve">Consultant – iOS </w:t>
-      </w:r>
-      <w:r>
-        <w:rPr>
-          <w:rFonts w:ascii="Arial" w:hAnsi="Arial"/>
-          <w:b/>
-          <w:color w:val="000000"/>
-          <w:sz w:val="18"/>
-          <w:szCs w:val="22"/>
-          <w:lang w:eastAsia="ar-SA"/>
-        </w:rPr>
-        <w:t>Development</w:t>
-      </w:r>
-      <w:r>
-        <w:rPr>
-          <w:rFonts w:ascii="Arial" w:hAnsi="Arial"/>
-          <w:b/>
-          <w:color w:val="000000"/>
-          <w:sz w:val="18"/>
-          <w:szCs w:val="22"/>
-          <w:lang w:eastAsia="ar-SA"/>
-        </w:rPr>
-        <w:t xml:space="preserve">, </w:t>
-      </w:r>
-      <w:r>
-        <w:rPr>
-          <w:rFonts w:ascii="Arial" w:hAnsi="Arial"/>
-          <w:color w:val="000000"/>
-          <w:sz w:val="18"/>
-          <w:szCs w:val="22"/>
-          <w:lang w:eastAsia="ar-SA"/>
-        </w:rPr>
-        <w:t>April</w:t>
-      </w:r>
-      <w:r>
-        <w:rPr>
-          <w:rFonts w:ascii="Arial" w:hAnsi="Arial"/>
-          <w:color w:val="000000"/>
-          <w:sz w:val="18"/>
-          <w:szCs w:val="22"/>
-          <w:lang w:eastAsia="ar-SA"/>
-        </w:rPr>
-        <w:t xml:space="preserve"> 2012-August 2012</w:t>
-      </w:r>
-      <w:r>
-        <w:rPr>
-          <w:rFonts w:ascii="Arial" w:hAnsi="Arial"/>
-          <w:color w:val="000000"/>
-          <w:sz w:val="18"/>
-          <w:szCs w:val="22"/>
-          <w:lang w:eastAsia="ar-SA"/>
-        </w:rPr>
-        <w:t>.</w:t>
-      </w:r>
-    </w:p>
-    <w:p>
-      <w:pPr>
-        <w:widowControl/>
-        <w:suppressAutoHyphens w:val="0"/>
-        <w:rPr>
-          <w:rFonts w:ascii="Arial" w:hAnsi="Arial"/>
-          <w:b/>
-          <w:color w:val="000000"/>
-          <w:sz w:val="18"/>
-          <w:szCs w:val="22"/>
-          <w:lang w:eastAsia="ar-SA"/>
-        </w:rPr>
-      </w:pPr>
-    </w:p>
-    <w:p>
-      <w:pPr>
-        <w:widowControl/>
-        <w:suppressAutoHyphens w:val="0"/>
-        <w:rPr>
-          <w:rFonts w:ascii="Arial" w:hAnsi="Arial"/>
-          <w:b/>
-          <w:color w:val="000000"/>
-          <w:sz w:val="18"/>
-          <w:szCs w:val="22"/>
-          <w:lang w:eastAsia="ar-SA"/>
-        </w:rPr>
-      </w:pPr>
-      <w:r>
-        <w:rPr>
-          <w:rFonts w:ascii="Arial" w:hAnsi="Arial"/>
-          <w:b/>
-          <w:color w:val="000000"/>
-          <w:sz w:val="18"/>
-          <w:szCs w:val="22"/>
-          <w:lang w:eastAsia="ar-SA"/>
-        </w:rPr>
-        <w:t>Coverity Software</w:t>
-      </w:r>
-      <w:r>
-        <w:rPr>
-          <w:rFonts w:ascii="Arial" w:hAnsi="Arial"/>
-          <w:b/>
-          <w:color w:val="000000"/>
-          <w:sz w:val="18"/>
-          <w:szCs w:val="22"/>
-          <w:lang w:eastAsia="ar-SA"/>
-        </w:rPr>
-        <w:t xml:space="preserve"> (now Synopsis)</w:t>
-      </w:r>
-      <w:r>
-        <w:rPr>
-          <w:rFonts w:ascii="Arial" w:hAnsi="Arial"/>
-          <w:b/>
-          <w:color w:val="000000"/>
-          <w:sz w:val="18"/>
-          <w:szCs w:val="22"/>
-          <w:lang w:eastAsia="ar-SA"/>
-        </w:rPr>
-        <w:t xml:space="preserve">, </w:t>
-      </w:r>
-      <w:r>
-        <w:rPr>
-          <w:rFonts w:ascii="Arial" w:hAnsi="Arial"/>
-          <w:bCs/>
-          <w:color w:val="000000"/>
-          <w:sz w:val="18"/>
-          <w:szCs w:val="22"/>
-          <w:lang w:eastAsia="ar-SA"/>
-        </w:rPr>
-        <w:t>San Francisco, California</w:t>
-      </w:r>
-      <w:r>
-        <w:rPr>
-          <w:rFonts w:ascii="Arial" w:hAnsi="Arial"/>
-          <w:bCs/>
-          <w:color w:val="000000"/>
-          <w:sz w:val="18"/>
-          <w:szCs w:val="22"/>
-          <w:lang w:eastAsia="ar-SA"/>
-        </w:rPr>
-        <w:t xml:space="preserve"> (remote).</w:t>
-      </w:r>
-    </w:p>
-    <w:p>
-      <w:pPr>
-        <w:tabs>
-          <w:tab w:val="left" w:pos="-720"/>
-        </w:tabs>
-        <w:ind w:right="-720"/>
-        <w:rPr>
-          <w:rFonts w:ascii="Arial" w:hAnsi="Arial"/>
-          <w:color w:val="000000"/>
-          <w:sz w:val="18"/>
-          <w:szCs w:val="22"/>
-          <w:lang w:eastAsia="ar-SA"/>
-        </w:rPr>
-      </w:pPr>
-      <w:r>
-        <w:rPr>
-          <w:rFonts w:ascii="Arial" w:hAnsi="Arial"/>
-          <w:b/>
-          <w:color w:val="000000"/>
-          <w:sz w:val="18"/>
-          <w:szCs w:val="22"/>
-          <w:lang w:eastAsia="ar-SA"/>
-        </w:rPr>
-        <w:t xml:space="preserve">Senior QA Manager and </w:t>
-      </w:r>
-      <w:r>
-        <w:rPr>
-          <w:rFonts w:ascii="Arial" w:hAnsi="Arial"/>
-          <w:b/>
-          <w:color w:val="000000"/>
-          <w:sz w:val="18"/>
-          <w:szCs w:val="22"/>
-          <w:lang w:eastAsia="ar-SA"/>
-        </w:rPr>
-        <w:t>QA Architect</w:t>
-      </w:r>
-      <w:r>
-        <w:rPr>
-          <w:rFonts w:ascii="Arial" w:hAnsi="Arial"/>
-          <w:b/>
-          <w:color w:val="000000"/>
-          <w:sz w:val="18"/>
-          <w:szCs w:val="22"/>
-          <w:lang w:eastAsia="ar-SA"/>
-        </w:rPr>
-        <w:t xml:space="preserve">, </w:t>
-      </w:r>
-      <w:r>
-        <w:rPr>
-          <w:rFonts w:ascii="Arial" w:hAnsi="Arial"/>
-          <w:color w:val="000000"/>
-          <w:sz w:val="18"/>
-          <w:szCs w:val="22"/>
-          <w:lang w:eastAsia="ar-SA"/>
-        </w:rPr>
-        <w:t>July 2008-</w:t>
-      </w:r>
-      <w:r>
-        <w:rPr>
-          <w:rFonts w:ascii="Arial" w:hAnsi="Arial"/>
-          <w:color w:val="000000"/>
-          <w:sz w:val="18"/>
-          <w:szCs w:val="22"/>
-          <w:lang w:eastAsia="ar-SA"/>
-        </w:rPr>
-        <w:t>May 2012</w:t>
+        <w:t>Managed 3 onshore and 15 offshore resources.</w:t>
       </w:r>
     </w:p>
     <w:p>
@@ -2210,7 +2665,7 @@
           <w:szCs w:val="22"/>
           <w:lang w:eastAsia="ar-SA"/>
         </w:rPr>
-        <w:t>Ported vulnerability verification system from Jenkins to a Perl-based custom implementation.</w:t>
+        <w:t>Provided critical audits of engineering schedules.</w:t>
       </w:r>
     </w:p>
     <w:p>
@@ -2240,7 +2695,7 @@
           <w:szCs w:val="22"/>
           <w:lang w:eastAsia="ar-SA"/>
         </w:rPr>
-        <w:t>Changed backend database system to Coverity’s new Defect Manager.</w:t>
+        <w:t>Established milestones for tracking progress.</w:t>
       </w:r>
     </w:p>
     <w:p>
@@ -2270,17 +2725,283 @@
           <w:szCs w:val="22"/>
           <w:lang w:eastAsia="ar-SA"/>
         </w:rPr>
-        <w:t>Total time to verify new builds improved 80%</w:t>
-      </w:r>
-      <w:r>
-        <w:rPr>
-          <w:rFonts w:ascii="Arial" w:hAnsi="Arial"/>
-          <w:color w:val="000000"/>
-          <w:sz w:val="18"/>
-          <w:szCs w:val="22"/>
-          <w:lang w:eastAsia="ar-SA"/>
-        </w:rPr>
-        <w:t xml:space="preserve"> amortized over 8 platforms.</w:t>
+        <w:t>Gave critical feedback to engineering manager for areas of concern for scheduling overruns.</w:t>
+      </w:r>
+    </w:p>
+    <w:bookmarkEnd w:id="10"/>
+    <w:p>
+      <w:pPr>
+        <w:tabs>
+          <w:tab w:val="left" w:pos="-720"/>
+        </w:tabs>
+        <w:ind w:right="-720"/>
+        <w:rPr>
+          <w:rFonts w:ascii="Arial" w:hAnsi="Arial"/>
+          <w:color w:val="000000"/>
+          <w:sz w:val="18"/>
+          <w:szCs w:val="22"/>
+          <w:lang w:eastAsia="ar-SA"/>
+        </w:rPr>
+      </w:pPr>
+    </w:p>
+    <w:p>
+      <w:pPr>
+        <w:tabs>
+          <w:tab w:val="left" w:pos="-720"/>
+        </w:tabs>
+        <w:ind w:right="-720"/>
+        <w:rPr>
+          <w:rFonts w:ascii="Arial" w:hAnsi="Arial"/>
+          <w:b/>
+          <w:color w:val="000000"/>
+          <w:sz w:val="18"/>
+          <w:szCs w:val="22"/>
+          <w:lang w:eastAsia="ar-SA"/>
+        </w:rPr>
+      </w:pPr>
+      <w:r>
+        <w:rPr>
+          <w:rFonts w:ascii="Arial" w:hAnsi="Arial"/>
+          <w:b/>
+          <w:color w:val="000000"/>
+          <w:sz w:val="18"/>
+          <w:szCs w:val="22"/>
+          <w:lang w:eastAsia="ar-SA"/>
+        </w:rPr>
+        <w:t>Apple Computer</w:t>
+      </w:r>
+      <w:r>
+        <w:rPr>
+          <w:rFonts w:ascii="Arial" w:hAnsi="Arial"/>
+          <w:b/>
+          <w:color w:val="000000"/>
+          <w:sz w:val="18"/>
+          <w:szCs w:val="22"/>
+          <w:lang w:eastAsia="ar-SA"/>
+        </w:rPr>
+        <w:t xml:space="preserve"> (now Apple, Inc.)</w:t>
+      </w:r>
+      <w:r>
+        <w:rPr>
+          <w:rFonts w:ascii="Arial" w:hAnsi="Arial"/>
+          <w:b/>
+          <w:color w:val="000000"/>
+          <w:sz w:val="18"/>
+          <w:szCs w:val="22"/>
+          <w:lang w:eastAsia="ar-SA"/>
+        </w:rPr>
+        <w:t xml:space="preserve">, </w:t>
+      </w:r>
+      <w:r>
+        <w:rPr>
+          <w:rFonts w:ascii="Arial" w:hAnsi="Arial"/>
+          <w:bCs/>
+          <w:color w:val="000000"/>
+          <w:sz w:val="18"/>
+          <w:szCs w:val="22"/>
+          <w:lang w:eastAsia="ar-SA"/>
+        </w:rPr>
+        <w:t>Cupertino, California</w:t>
+      </w:r>
+      <w:r>
+        <w:rPr>
+          <w:rFonts w:ascii="Arial" w:hAnsi="Arial"/>
+          <w:bCs/>
+          <w:color w:val="000000"/>
+          <w:sz w:val="18"/>
+          <w:szCs w:val="22"/>
+          <w:lang w:eastAsia="ar-SA"/>
+        </w:rPr>
+        <w:t>.</w:t>
+      </w:r>
+    </w:p>
+    <w:p>
+      <w:pPr>
+        <w:tabs>
+          <w:tab w:val="left" w:pos="-720"/>
+        </w:tabs>
+        <w:ind w:right="-720"/>
+        <w:rPr>
+          <w:rFonts w:ascii="Arial" w:hAnsi="Arial"/>
+          <w:color w:val="000000"/>
+          <w:sz w:val="18"/>
+          <w:szCs w:val="22"/>
+          <w:lang w:eastAsia="ar-SA"/>
+        </w:rPr>
+      </w:pPr>
+      <w:r>
+        <w:rPr>
+          <w:rFonts w:ascii="Arial" w:hAnsi="Arial"/>
+          <w:b/>
+          <w:color w:val="000000"/>
+          <w:sz w:val="18"/>
+          <w:szCs w:val="22"/>
+          <w:lang w:eastAsia="ar-SA"/>
+        </w:rPr>
+        <w:t xml:space="preserve">Xcode Tools QA </w:t>
+      </w:r>
+      <w:r>
+        <w:rPr>
+          <w:rFonts w:ascii="Arial" w:hAnsi="Arial"/>
+          <w:b/>
+          <w:color w:val="000000"/>
+          <w:sz w:val="18"/>
+          <w:szCs w:val="22"/>
+          <w:lang w:eastAsia="ar-SA"/>
+        </w:rPr>
+        <w:t xml:space="preserve">Manager </w:t>
+      </w:r>
+      <w:r>
+        <w:rPr>
+          <w:rFonts w:ascii="Arial" w:hAnsi="Arial"/>
+          <w:b/>
+          <w:color w:val="000000"/>
+          <w:sz w:val="18"/>
+          <w:szCs w:val="22"/>
+          <w:lang w:eastAsia="ar-SA"/>
+        </w:rPr>
+        <w:t>&amp; Integration Manager</w:t>
+      </w:r>
+      <w:r>
+        <w:rPr>
+          <w:rFonts w:ascii="Arial" w:hAnsi="Arial"/>
+          <w:color w:val="000000"/>
+          <w:sz w:val="18"/>
+          <w:szCs w:val="22"/>
+          <w:lang w:eastAsia="ar-SA"/>
+        </w:rPr>
+        <w:t xml:space="preserve">, </w:t>
+      </w:r>
+      <w:r>
+        <w:rPr>
+          <w:rFonts w:ascii="Arial" w:hAnsi="Arial"/>
+          <w:color w:val="000000"/>
+          <w:sz w:val="18"/>
+          <w:szCs w:val="22"/>
+          <w:lang w:eastAsia="ar-SA"/>
+        </w:rPr>
+        <w:t>May</w:t>
+      </w:r>
+      <w:r>
+        <w:rPr>
+          <w:rFonts w:ascii="Arial" w:hAnsi="Arial"/>
+          <w:color w:val="000000"/>
+          <w:sz w:val="18"/>
+          <w:szCs w:val="22"/>
+          <w:lang w:eastAsia="ar-SA"/>
+        </w:rPr>
+        <w:t xml:space="preserve"> 2001-April 2006</w:t>
+      </w:r>
+    </w:p>
+    <w:p>
+      <w:pPr>
+        <w:pStyle w:val="ListParagraph"/>
+        <w:numPr>
+          <w:ilvl w:val="0"/>
+          <w:numId w:val="10"/>
+        </w:numPr>
+        <w:tabs>
+          <w:tab w:val="left" w:pos="-720"/>
+        </w:tabs>
+        <w:ind w:right="-720"/>
+        <w:rPr>
+          <w:rFonts w:ascii="Arial" w:hAnsi="Arial"/>
+          <w:color w:val="000000"/>
+          <w:sz w:val="18"/>
+          <w:szCs w:val="22"/>
+          <w:lang w:eastAsia="ar-SA"/>
+        </w:rPr>
+      </w:pPr>
+      <w:bookmarkStart w:id="11" w:name="_Hlk207432875"/>
+      <w:r>
+        <w:rPr>
+          <w:rFonts w:ascii="Arial" w:hAnsi="Arial"/>
+          <w:color w:val="000000"/>
+          <w:sz w:val="18"/>
+          <w:szCs w:val="22"/>
+          <w:lang w:eastAsia="ar-SA"/>
+        </w:rPr>
+        <w:t>Developed a system of tracking release manifests for Mac OS X and Xcode releases, reducing accidental inclusion or exclusion of files in final releases to zero for 8 software updates in a row.</w:t>
+      </w:r>
+    </w:p>
+    <w:p>
+      <w:pPr>
+        <w:pStyle w:val="ListParagraph"/>
+        <w:numPr>
+          <w:ilvl w:val="0"/>
+          <w:numId w:val="10"/>
+        </w:numPr>
+        <w:tabs>
+          <w:tab w:val="left" w:pos="-720"/>
+        </w:tabs>
+        <w:ind w:right="-720"/>
+        <w:rPr>
+          <w:rFonts w:ascii="Arial" w:hAnsi="Arial"/>
+          <w:color w:val="000000"/>
+          <w:sz w:val="18"/>
+          <w:szCs w:val="22"/>
+          <w:lang w:eastAsia="ar-SA"/>
+        </w:rPr>
+      </w:pPr>
+      <w:r>
+        <w:rPr>
+          <w:rFonts w:ascii="Arial" w:hAnsi="Arial"/>
+          <w:color w:val="000000"/>
+          <w:sz w:val="18"/>
+          <w:szCs w:val="22"/>
+          <w:lang w:eastAsia="ar-SA"/>
+        </w:rPr>
+        <w:t xml:space="preserve">Worked as internal evangelist for the Xcode Tools group, including working with teams to do work for the Intel transition </w:t>
+      </w:r>
+      <w:r>
+        <w:rPr>
+          <w:rFonts w:ascii="Arial" w:hAnsi="Arial"/>
+          <w:color w:val="000000"/>
+          <w:sz w:val="18"/>
+          <w:szCs w:val="22"/>
+          <w:lang w:eastAsia="ar-SA"/>
+        </w:rPr>
+        <w:t>while the transition was still confidential inside of Apple</w:t>
+      </w:r>
+      <w:r>
+        <w:rPr>
+          <w:rFonts w:ascii="Arial" w:hAnsi="Arial"/>
+          <w:color w:val="000000"/>
+          <w:sz w:val="18"/>
+          <w:szCs w:val="22"/>
+          <w:lang w:eastAsia="ar-SA"/>
+        </w:rPr>
+        <w:t>.</w:t>
+      </w:r>
+    </w:p>
+    <w:p>
+      <w:pPr>
+        <w:pStyle w:val="ListParagraph"/>
+        <w:numPr>
+          <w:ilvl w:val="0"/>
+          <w:numId w:val="10"/>
+        </w:numPr>
+        <w:tabs>
+          <w:tab w:val="left" w:pos="-720"/>
+        </w:tabs>
+        <w:ind w:right="-720"/>
+        <w:rPr>
+          <w:rFonts w:ascii="Arial" w:hAnsi="Arial"/>
+          <w:color w:val="000000"/>
+          <w:sz w:val="18"/>
+          <w:szCs w:val="22"/>
+          <w:lang w:eastAsia="ar-SA"/>
+        </w:rPr>
+      </w:pPr>
+      <w:r>
+        <w:rPr>
+          <w:rFonts w:ascii="Arial" w:hAnsi="Arial"/>
+          <w:color w:val="000000"/>
+          <w:sz w:val="18"/>
+          <w:szCs w:val="22"/>
+          <w:lang w:eastAsia="ar-SA"/>
+        </w:rPr>
+        <w:t>Developed a system to analyze problems and impact of new compilers for three consecutive releases.</w:t>
       </w:r>
     </w:p>
     <w:p>
@@ -2310,72 +3031,275 @@
           <w:szCs w:val="22"/>
           <w:lang w:eastAsia="ar-SA"/>
         </w:rPr>
-        <w:t>Managed 3 onshore and 8 offshore resources.</w:t>
-      </w:r>
-    </w:p>
-    <w:p>
-      <w:pPr>
-        <w:tabs>
-          <w:tab w:val="left" w:pos="-720"/>
-        </w:tabs>
-        <w:ind w:right="-720"/>
-        <w:rPr>
-          <w:rFonts w:ascii="Arial" w:hAnsi="Arial"/>
-          <w:b/>
-          <w:color w:val="000000"/>
-          <w:sz w:val="18"/>
-          <w:szCs w:val="22"/>
-          <w:lang w:eastAsia="ar-SA"/>
-        </w:rPr>
-      </w:pPr>
-    </w:p>
-    <w:p>
-      <w:pPr>
-        <w:tabs>
-          <w:tab w:val="left" w:pos="-720"/>
-        </w:tabs>
-        <w:ind w:right="-720"/>
-        <w:rPr>
-          <w:rFonts w:ascii="Arial" w:hAnsi="Arial"/>
-          <w:b/>
-          <w:color w:val="000000"/>
-          <w:sz w:val="18"/>
-          <w:szCs w:val="22"/>
-          <w:lang w:eastAsia="ar-SA"/>
-        </w:rPr>
-      </w:pPr>
-      <w:r>
-        <w:rPr>
-          <w:rFonts w:ascii="Arial" w:hAnsi="Arial"/>
-          <w:b/>
-          <w:color w:val="000000"/>
-          <w:sz w:val="18"/>
-          <w:szCs w:val="22"/>
-          <w:lang w:eastAsia="ar-SA"/>
-        </w:rPr>
-        <w:t>Lombardi Software</w:t>
-      </w:r>
-      <w:r>
-        <w:rPr>
-          <w:rFonts w:ascii="Arial" w:hAnsi="Arial"/>
-          <w:b/>
-          <w:color w:val="000000"/>
-          <w:sz w:val="18"/>
-          <w:szCs w:val="22"/>
-          <w:lang w:eastAsia="ar-SA"/>
-        </w:rPr>
-        <w:t xml:space="preserve"> (now IBM)</w:t>
-      </w:r>
-      <w:r>
-        <w:rPr>
-          <w:rFonts w:ascii="Arial" w:hAnsi="Arial"/>
-          <w:b/>
-          <w:color w:val="000000"/>
-          <w:sz w:val="18"/>
-          <w:szCs w:val="22"/>
-          <w:lang w:eastAsia="ar-SA"/>
-        </w:rPr>
-        <w:t xml:space="preserve">, </w:t>
+        <w:t>Built versions of Mac OS X with new versions of the compile</w:t>
+      </w:r>
+      <w:r>
+        <w:rPr>
+          <w:rFonts w:ascii="Arial" w:hAnsi="Arial"/>
+          <w:color w:val="000000"/>
+          <w:sz w:val="18"/>
+          <w:szCs w:val="22"/>
+          <w:lang w:eastAsia="ar-SA"/>
+        </w:rPr>
+        <w:t>r</w:t>
+      </w:r>
+      <w:r>
+        <w:rPr>
+          <w:rFonts w:ascii="Arial" w:hAnsi="Arial"/>
+          <w:color w:val="000000"/>
+          <w:sz w:val="18"/>
+          <w:szCs w:val="22"/>
+          <w:lang w:eastAsia="ar-SA"/>
+        </w:rPr>
+        <w:t>.</w:t>
+      </w:r>
+    </w:p>
+    <w:p>
+      <w:pPr>
+        <w:pStyle w:val="ListParagraph"/>
+        <w:numPr>
+          <w:ilvl w:val="1"/>
+          <w:numId w:val="10"/>
+        </w:numPr>
+        <w:tabs>
+          <w:tab w:val="left" w:pos="-720"/>
+        </w:tabs>
+        <w:ind w:right="-720"/>
+        <w:rPr>
+          <w:rFonts w:ascii="Arial" w:hAnsi="Arial"/>
+          <w:color w:val="000000"/>
+          <w:sz w:val="18"/>
+          <w:szCs w:val="22"/>
+          <w:lang w:eastAsia="ar-SA"/>
+        </w:rPr>
+      </w:pPr>
+      <w:r>
+        <w:rPr>
+          <w:rFonts w:ascii="Arial" w:hAnsi="Arial"/>
+          <w:color w:val="000000"/>
+          <w:sz w:val="18"/>
+          <w:szCs w:val="22"/>
+          <w:lang w:eastAsia="ar-SA"/>
+        </w:rPr>
+        <w:t xml:space="preserve">Reduced time to build </w:t>
+      </w:r>
+      <w:r>
+        <w:rPr>
+          <w:rFonts w:ascii="Arial" w:hAnsi="Arial"/>
+          <w:color w:val="000000"/>
+          <w:sz w:val="18"/>
+          <w:szCs w:val="22"/>
+          <w:lang w:eastAsia="ar-SA"/>
+        </w:rPr>
+        <w:t>a Mac OS</w:t>
+      </w:r>
+      <w:r>
+        <w:rPr>
+          <w:rFonts w:ascii="Arial" w:hAnsi="Arial"/>
+          <w:color w:val="000000"/>
+          <w:sz w:val="18"/>
+          <w:szCs w:val="22"/>
+          <w:lang w:eastAsia="ar-SA"/>
+        </w:rPr>
+        <w:t xml:space="preserve"> build with new GCC builds from 5 days to 1</w:t>
+      </w:r>
+      <w:r>
+        <w:rPr>
+          <w:rFonts w:ascii="Arial" w:hAnsi="Arial"/>
+          <w:color w:val="000000"/>
+          <w:sz w:val="18"/>
+          <w:szCs w:val="22"/>
+          <w:lang w:eastAsia="ar-SA"/>
+        </w:rPr>
+        <w:t xml:space="preserve"> in the test lab</w:t>
+      </w:r>
+      <w:r>
+        <w:rPr>
+          <w:rFonts w:ascii="Arial" w:hAnsi="Arial"/>
+          <w:color w:val="000000"/>
+          <w:sz w:val="18"/>
+          <w:szCs w:val="22"/>
+          <w:lang w:eastAsia="ar-SA"/>
+        </w:rPr>
+        <w:t>, allowing many more new versions of the compiler to be verified.</w:t>
+      </w:r>
+    </w:p>
+    <w:p>
+      <w:pPr>
+        <w:pStyle w:val="ListParagraph"/>
+        <w:numPr>
+          <w:ilvl w:val="1"/>
+          <w:numId w:val="10"/>
+        </w:numPr>
+        <w:tabs>
+          <w:tab w:val="left" w:pos="-720"/>
+        </w:tabs>
+        <w:ind w:right="-720"/>
+        <w:rPr>
+          <w:rFonts w:ascii="Arial" w:hAnsi="Arial"/>
+          <w:color w:val="000000"/>
+          <w:sz w:val="18"/>
+          <w:szCs w:val="22"/>
+          <w:lang w:eastAsia="ar-SA"/>
+        </w:rPr>
+      </w:pPr>
+      <w:r>
+        <w:rPr>
+          <w:rFonts w:ascii="Arial" w:hAnsi="Arial"/>
+          <w:color w:val="000000"/>
+          <w:sz w:val="18"/>
+          <w:szCs w:val="22"/>
+          <w:lang w:eastAsia="ar-SA"/>
+        </w:rPr>
+        <w:t>Developed an automated build failure diagnosis system that eliminated redundant build failures.</w:t>
+      </w:r>
+    </w:p>
+    <w:p>
+      <w:pPr>
+        <w:pStyle w:val="ListParagraph"/>
+        <w:numPr>
+          <w:ilvl w:val="1"/>
+          <w:numId w:val="10"/>
+        </w:numPr>
+        <w:tabs>
+          <w:tab w:val="left" w:pos="-720"/>
+        </w:tabs>
+        <w:ind w:right="-720"/>
+        <w:rPr>
+          <w:rFonts w:ascii="Arial" w:hAnsi="Arial"/>
+          <w:color w:val="000000"/>
+          <w:sz w:val="18"/>
+          <w:szCs w:val="22"/>
+          <w:lang w:eastAsia="ar-SA"/>
+        </w:rPr>
+      </w:pPr>
+      <w:r>
+        <w:rPr>
+          <w:rFonts w:ascii="Arial" w:hAnsi="Arial"/>
+          <w:color w:val="000000"/>
+          <w:sz w:val="18"/>
+          <w:szCs w:val="22"/>
+          <w:lang w:eastAsia="ar-SA"/>
+        </w:rPr>
+        <w:t>Total time to verify a new compiler for a new version of the OS went down from 8 months to 3 months.</w:t>
+      </w:r>
+    </w:p>
+    <w:p>
+      <w:pPr>
+        <w:pStyle w:val="ListParagraph"/>
+        <w:numPr>
+          <w:ilvl w:val="1"/>
+          <w:numId w:val="10"/>
+        </w:numPr>
+        <w:tabs>
+          <w:tab w:val="left" w:pos="-720"/>
+        </w:tabs>
+        <w:ind w:right="-720"/>
+        <w:rPr>
+          <w:rFonts w:ascii="Arial" w:hAnsi="Arial"/>
+          <w:color w:val="000000"/>
+          <w:sz w:val="18"/>
+          <w:szCs w:val="22"/>
+          <w:lang w:eastAsia="ar-SA"/>
+        </w:rPr>
+      </w:pPr>
+      <w:r>
+        <w:rPr>
+          <w:rFonts w:ascii="Arial" w:hAnsi="Arial"/>
+          <w:color w:val="000000"/>
+          <w:sz w:val="18"/>
+          <w:szCs w:val="22"/>
+          <w:lang w:eastAsia="ar-SA"/>
+        </w:rPr>
+        <w:t xml:space="preserve">Trained other engineers in the system; they essentially ran the </w:t>
+      </w:r>
+      <w:proofErr w:type="spellStart"/>
+      <w:r>
+        <w:rPr>
+          <w:rFonts w:ascii="Arial" w:hAnsi="Arial"/>
+          <w:color w:val="000000"/>
+          <w:sz w:val="18"/>
+          <w:szCs w:val="22"/>
+          <w:lang w:eastAsia="ar-SA"/>
+        </w:rPr>
+        <w:t>lst</w:t>
+      </w:r>
+      <w:proofErr w:type="spellEnd"/>
+      <w:r>
+        <w:rPr>
+          <w:rFonts w:ascii="Arial" w:hAnsi="Arial"/>
+          <w:color w:val="000000"/>
+          <w:sz w:val="18"/>
+          <w:szCs w:val="22"/>
+          <w:lang w:eastAsia="ar-SA"/>
+        </w:rPr>
+        <w:t xml:space="preserve"> verification I participated in.</w:t>
+      </w:r>
+    </w:p>
+    <w:bookmarkEnd w:id="11"/>
+    <w:p>
+      <w:pPr>
+        <w:tabs>
+          <w:tab w:val="left" w:pos="-720"/>
+        </w:tabs>
+        <w:ind w:right="-720"/>
+        <w:rPr>
+          <w:rFonts w:ascii="Arial" w:hAnsi="Arial"/>
+          <w:b/>
+          <w:color w:val="000000"/>
+          <w:sz w:val="18"/>
+          <w:szCs w:val="22"/>
+          <w:lang w:eastAsia="ar-SA"/>
+        </w:rPr>
+      </w:pPr>
+    </w:p>
+    <w:p>
+      <w:pPr>
+        <w:tabs>
+          <w:tab w:val="left" w:pos="-720"/>
+        </w:tabs>
+        <w:ind w:right="-720"/>
+        <w:rPr>
+          <w:rFonts w:ascii="Arial" w:hAnsi="Arial"/>
+          <w:b/>
+          <w:color w:val="000000"/>
+          <w:sz w:val="18"/>
+          <w:szCs w:val="22"/>
+          <w:lang w:eastAsia="ar-SA"/>
+        </w:rPr>
+      </w:pPr>
+      <w:r>
+        <w:rPr>
+          <w:rFonts w:ascii="Arial" w:hAnsi="Arial"/>
+          <w:b/>
+          <w:color w:val="000000"/>
+          <w:sz w:val="18"/>
+          <w:szCs w:val="22"/>
+          <w:lang w:eastAsia="ar-SA"/>
+        </w:rPr>
+        <w:t>Red Hat, Inc.</w:t>
+      </w:r>
+      <w:r>
+        <w:rPr>
+          <w:rFonts w:ascii="Arial" w:hAnsi="Arial"/>
+          <w:b/>
+          <w:color w:val="000000"/>
+          <w:sz w:val="18"/>
+          <w:szCs w:val="22"/>
+          <w:lang w:eastAsia="ar-SA"/>
+        </w:rPr>
+        <w:t>/</w:t>
+      </w:r>
+      <w:r>
+        <w:rPr>
+          <w:rFonts w:ascii="Arial" w:hAnsi="Arial"/>
+          <w:b/>
+          <w:color w:val="000000"/>
+          <w:sz w:val="18"/>
+          <w:szCs w:val="22"/>
+          <w:lang w:eastAsia="ar-SA"/>
+        </w:rPr>
+        <w:t xml:space="preserve">Cygnus Solutions, </w:t>
       </w:r>
       <w:r>
         <w:rPr>
@@ -2386,7 +3310,7 @@
           <w:szCs w:val="22"/>
           <w:lang w:eastAsia="ar-SA"/>
         </w:rPr>
-        <w:t>Austin, Texas</w:t>
+        <w:t>Sunnyvale, California</w:t>
       </w:r>
       <w:r>
         <w:rPr>
@@ -2423,17 +3347,37 @@
           <w:szCs w:val="22"/>
           <w:lang w:eastAsia="ar-SA"/>
         </w:rPr>
-        <w:t>QA Manager</w:t>
-      </w:r>
-      <w:r>
-        <w:rPr>
-          <w:rFonts w:ascii="Arial" w:hAnsi="Arial"/>
-          <w:color w:val="000000"/>
-          <w:sz w:val="18"/>
-          <w:szCs w:val="22"/>
-          <w:lang w:eastAsia="ar-SA"/>
-        </w:rPr>
-        <w:t>, May 2006-June 2008</w:t>
+        <w:t>Engineering Manager</w:t>
+      </w:r>
+      <w:r>
+        <w:rPr>
+          <w:rFonts w:ascii="Arial" w:hAnsi="Arial"/>
+          <w:color w:val="000000"/>
+          <w:sz w:val="18"/>
+          <w:szCs w:val="22"/>
+          <w:lang w:eastAsia="ar-SA"/>
+        </w:rPr>
+        <w:t>, November 1997-</w:t>
+      </w:r>
+      <w:r>
+        <w:rPr>
+          <w:rFonts w:ascii="Arial" w:hAnsi="Arial"/>
+          <w:color w:val="000000"/>
+          <w:sz w:val="18"/>
+          <w:szCs w:val="22"/>
+          <w:lang w:eastAsia="ar-SA"/>
+        </w:rPr>
+        <w:t>May</w:t>
+      </w:r>
+      <w:r>
+        <w:rPr>
+          <w:rFonts w:ascii="Arial" w:hAnsi="Arial"/>
+          <w:color w:val="000000"/>
+          <w:sz w:val="18"/>
+          <w:szCs w:val="22"/>
+          <w:lang w:eastAsia="ar-SA"/>
+        </w:rPr>
+        <w:t xml:space="preserve"> 2001</w:t>
       </w:r>
     </w:p>
     <w:p>
@@ -2455,28 +3399,87 @@
           <w:lang w:eastAsia="ar-SA"/>
         </w:rPr>
       </w:pPr>
-      <w:r>
-        <w:rPr>
-          <w:rFonts w:ascii="Arial" w:hAnsi="Arial"/>
-          <w:color w:val="000000"/>
-          <w:sz w:val="18"/>
-          <w:szCs w:val="22"/>
-          <w:lang w:eastAsia="ar-SA"/>
-        </w:rPr>
-        <w:t xml:space="preserve">Provided test plans and reports for 4 releases of Lombardi’s </w:t>
-      </w:r>
-      <w:proofErr w:type="spellStart"/>
-      <w:r>
-        <w:rPr>
-          <w:rFonts w:ascii="Arial" w:hAnsi="Arial"/>
-          <w:color w:val="000000"/>
-          <w:sz w:val="18"/>
-          <w:szCs w:val="22"/>
-          <w:lang w:eastAsia="ar-SA"/>
-        </w:rPr>
-        <w:t>TeamWorks</w:t>
-      </w:r>
-      <w:proofErr w:type="spellEnd"/>
+      <w:bookmarkStart w:id="12" w:name="_Hlk207432981"/>
+      <w:r>
+        <w:rPr>
+          <w:rFonts w:ascii="Arial" w:hAnsi="Arial"/>
+          <w:color w:val="000000"/>
+          <w:sz w:val="18"/>
+          <w:szCs w:val="22"/>
+          <w:lang w:eastAsia="ar-SA"/>
+        </w:rPr>
+        <w:t>Managed Source-Navigator, Cygnus’ IDE which allowed for sophisticated analysis of source code.</w:t>
+      </w:r>
+    </w:p>
+    <w:p>
+      <w:pPr>
+        <w:pStyle w:val="ListParagraph"/>
+        <w:numPr>
+          <w:ilvl w:val="1"/>
+          <w:numId w:val="10"/>
+        </w:numPr>
+        <w:tabs>
+          <w:tab w:val="left" w:pos="-720"/>
+        </w:tabs>
+        <w:ind w:right="-720"/>
+        <w:rPr>
+          <w:rFonts w:ascii="Arial" w:hAnsi="Arial"/>
+          <w:color w:val="000000"/>
+          <w:sz w:val="18"/>
+          <w:szCs w:val="22"/>
+          <w:lang w:eastAsia="ar-SA"/>
+        </w:rPr>
+      </w:pPr>
+      <w:r>
+        <w:rPr>
+          <w:rFonts w:ascii="Arial" w:hAnsi="Arial"/>
+          <w:color w:val="000000"/>
+          <w:sz w:val="18"/>
+          <w:szCs w:val="22"/>
+          <w:lang w:eastAsia="ar-SA"/>
+        </w:rPr>
+        <w:t xml:space="preserve">Managed </w:t>
+      </w:r>
+      <w:r>
+        <w:rPr>
+          <w:rFonts w:ascii="Arial" w:hAnsi="Arial"/>
+          <w:color w:val="000000"/>
+          <w:sz w:val="18"/>
+          <w:szCs w:val="22"/>
+          <w:lang w:eastAsia="ar-SA"/>
+        </w:rPr>
+        <w:t>4 remote</w:t>
+      </w:r>
+      <w:r>
+        <w:rPr>
+          <w:rFonts w:ascii="Arial" w:hAnsi="Arial"/>
+          <w:color w:val="000000"/>
+          <w:sz w:val="18"/>
+          <w:szCs w:val="22"/>
+          <w:lang w:eastAsia="ar-SA"/>
+        </w:rPr>
+        <w:t xml:space="preserve"> software engineers, 1 customer support technician, </w:t>
+      </w:r>
+      <w:r>
+        <w:rPr>
+          <w:rFonts w:ascii="Arial" w:hAnsi="Arial"/>
+          <w:color w:val="000000"/>
+          <w:sz w:val="18"/>
+          <w:szCs w:val="22"/>
+          <w:lang w:eastAsia="ar-SA"/>
+        </w:rPr>
+        <w:t xml:space="preserve">and </w:t>
+      </w:r>
+      <w:r>
+        <w:rPr>
+          <w:rFonts w:ascii="Arial" w:hAnsi="Arial"/>
+          <w:color w:val="000000"/>
+          <w:sz w:val="18"/>
+          <w:szCs w:val="22"/>
+          <w:lang w:eastAsia="ar-SA"/>
+        </w:rPr>
+        <w:t>1 technical writer</w:t>
+      </w:r>
       <w:r>
         <w:rPr>
           <w:rFonts w:ascii="Arial" w:hAnsi="Arial"/>
@@ -2488,6 +3491,70 @@
         <w:t>.</w:t>
       </w:r>
     </w:p>
+    <w:p>
+      <w:pPr>
+        <w:pStyle w:val="ListParagraph"/>
+        <w:numPr>
+          <w:ilvl w:val="1"/>
+          <w:numId w:val="10"/>
+        </w:numPr>
+        <w:tabs>
+          <w:tab w:val="left" w:pos="-720"/>
+        </w:tabs>
+        <w:ind w:right="-720"/>
+        <w:rPr>
+          <w:rFonts w:ascii="Arial" w:hAnsi="Arial"/>
+          <w:color w:val="000000"/>
+          <w:sz w:val="18"/>
+          <w:szCs w:val="22"/>
+          <w:lang w:eastAsia="ar-SA"/>
+        </w:rPr>
+      </w:pPr>
+      <w:bookmarkStart w:id="13" w:name="_Hlk207433028"/>
+      <w:r>
+        <w:rPr>
+          <w:rFonts w:ascii="Arial" w:hAnsi="Arial"/>
+          <w:color w:val="000000"/>
+          <w:sz w:val="18"/>
+          <w:szCs w:val="22"/>
+          <w:lang w:eastAsia="ar-SA"/>
+        </w:rPr>
+        <w:t>Mentored, coached, and helped direct reports learn new skills and integrate better in the organization.</w:t>
+      </w:r>
+    </w:p>
+    <w:p>
+      <w:pPr>
+        <w:pStyle w:val="ListParagraph"/>
+        <w:numPr>
+          <w:ilvl w:val="1"/>
+          <w:numId w:val="10"/>
+        </w:numPr>
+        <w:tabs>
+          <w:tab w:val="left" w:pos="-720"/>
+        </w:tabs>
+        <w:ind w:right="-720"/>
+        <w:rPr>
+          <w:rFonts w:ascii="Arial" w:hAnsi="Arial"/>
+          <w:color w:val="000000"/>
+          <w:sz w:val="18"/>
+          <w:szCs w:val="22"/>
+          <w:lang w:eastAsia="ar-SA"/>
+        </w:rPr>
+      </w:pPr>
+      <w:bookmarkStart w:id="14" w:name="_Hlk207433124"/>
+      <w:r>
+        <w:rPr>
+          <w:rFonts w:ascii="Arial" w:hAnsi="Arial"/>
+          <w:color w:val="000000"/>
+          <w:sz w:val="18"/>
+          <w:szCs w:val="22"/>
+          <w:lang w:eastAsia="ar-SA"/>
+        </w:rPr>
+        <w:t>Worked with Product and Marketing to define features and requirements, and engineers in design of them.</w:t>
+      </w:r>
+    </w:p>
+    <w:bookmarkEnd w:id="13"/>
+    <w:bookmarkEnd w:id="14"/>
     <w:p>
       <w:pPr>
         <w:pStyle w:val="ListParagraph"/>
@@ -2515,7 +3582,17 @@
           <w:szCs w:val="22"/>
           <w:lang w:eastAsia="ar-SA"/>
         </w:rPr>
-        <w:t>Oversaw team as it developed test plans and resources for Lombardi’s Saas Blueprint</w:t>
+        <w:t>Manage</w:t>
+      </w:r>
+      <w:r>
+        <w:rPr>
+          <w:rFonts w:ascii="Arial" w:hAnsi="Arial"/>
+          <w:color w:val="000000"/>
+          <w:sz w:val="18"/>
+          <w:szCs w:val="22"/>
+          <w:lang w:eastAsia="ar-SA"/>
+        </w:rPr>
+        <w:t>r GCC and GDB engineers</w:t>
       </w:r>
     </w:p>
     <w:p>
@@ -2545,69 +3622,67 @@
           <w:szCs w:val="22"/>
           <w:lang w:eastAsia="ar-SA"/>
         </w:rPr>
-        <w:t xml:space="preserve">Developed </w:t>
-      </w:r>
-      <w:proofErr w:type="spellStart"/>
-      <w:r>
-        <w:rPr>
-          <w:rFonts w:ascii="Arial" w:hAnsi="Arial"/>
-          <w:color w:val="000000"/>
-          <w:sz w:val="18"/>
-          <w:szCs w:val="22"/>
-          <w:lang w:eastAsia="ar-SA"/>
-        </w:rPr>
-        <w:t>dev</w:t>
-      </w:r>
-      <w:r>
-        <w:rPr>
-          <w:rFonts w:ascii="Arial" w:hAnsi="Arial"/>
-          <w:color w:val="000000"/>
-          <w:sz w:val="18"/>
-          <w:szCs w:val="22"/>
-          <w:lang w:eastAsia="ar-SA"/>
-        </w:rPr>
-        <w:t>O</w:t>
-      </w:r>
-      <w:r>
-        <w:rPr>
-          <w:rFonts w:ascii="Arial" w:hAnsi="Arial"/>
-          <w:color w:val="000000"/>
-          <w:sz w:val="18"/>
-          <w:szCs w:val="22"/>
-          <w:lang w:eastAsia="ar-SA"/>
-        </w:rPr>
-        <w:t>ps</w:t>
-      </w:r>
-      <w:proofErr w:type="spellEnd"/>
-      <w:r>
-        <w:rPr>
-          <w:rFonts w:ascii="Arial" w:hAnsi="Arial"/>
-          <w:color w:val="000000"/>
-          <w:sz w:val="18"/>
-          <w:szCs w:val="22"/>
-          <w:lang w:eastAsia="ar-SA"/>
-        </w:rPr>
-        <w:t xml:space="preserve"> plan and </w:t>
-      </w:r>
-      <w:r>
-        <w:rPr>
-          <w:rFonts w:ascii="Arial" w:hAnsi="Arial"/>
-          <w:color w:val="000000"/>
-          <w:sz w:val="18"/>
-          <w:szCs w:val="22"/>
-          <w:lang w:eastAsia="ar-SA"/>
-        </w:rPr>
-        <w:t>managed 1 DevOps</w:t>
-      </w:r>
-      <w:r>
-        <w:rPr>
-          <w:rFonts w:ascii="Arial" w:hAnsi="Arial"/>
-          <w:color w:val="000000"/>
-          <w:sz w:val="18"/>
-          <w:szCs w:val="22"/>
-          <w:lang w:eastAsia="ar-SA"/>
-        </w:rPr>
-        <w:t xml:space="preserve"> engineer.</w:t>
+        <w:t>Managed total of 15 remote engineers.</w:t>
+      </w:r>
+    </w:p>
+    <w:p>
+      <w:pPr>
+        <w:pStyle w:val="ListParagraph"/>
+        <w:numPr>
+          <w:ilvl w:val="1"/>
+          <w:numId w:val="10"/>
+        </w:numPr>
+        <w:tabs>
+          <w:tab w:val="left" w:pos="-720"/>
+        </w:tabs>
+        <w:ind w:right="-720"/>
+        <w:rPr>
+          <w:rFonts w:ascii="Arial" w:hAnsi="Arial"/>
+          <w:color w:val="000000"/>
+          <w:sz w:val="18"/>
+          <w:szCs w:val="22"/>
+          <w:lang w:eastAsia="ar-SA"/>
+        </w:rPr>
+      </w:pPr>
+      <w:r>
+        <w:rPr>
+          <w:rFonts w:ascii="Arial" w:hAnsi="Arial"/>
+          <w:color w:val="000000"/>
+          <w:sz w:val="18"/>
+          <w:szCs w:val="22"/>
+          <w:lang w:eastAsia="ar-SA"/>
+        </w:rPr>
+        <w:t>Worked with project managers and other engineering managers to allocate engineers to various contracts and products.</w:t>
+      </w:r>
+    </w:p>
+    <w:p>
+      <w:pPr>
+        <w:pStyle w:val="ListParagraph"/>
+        <w:numPr>
+          <w:ilvl w:val="1"/>
+          <w:numId w:val="10"/>
+        </w:numPr>
+        <w:tabs>
+          <w:tab w:val="left" w:pos="-720"/>
+        </w:tabs>
+        <w:ind w:right="-720"/>
+        <w:rPr>
+          <w:rFonts w:ascii="Arial" w:hAnsi="Arial"/>
+          <w:color w:val="000000"/>
+          <w:sz w:val="18"/>
+          <w:szCs w:val="22"/>
+          <w:lang w:eastAsia="ar-SA"/>
+        </w:rPr>
+      </w:pPr>
+      <w:r>
+        <w:rPr>
+          <w:rFonts w:ascii="Arial" w:hAnsi="Arial"/>
+          <w:color w:val="000000"/>
+          <w:sz w:val="18"/>
+          <w:szCs w:val="22"/>
+          <w:lang w:eastAsia="ar-SA"/>
+        </w:rPr>
+        <w:t>Mentored, coached, and helped direct reports learn new skills and integrate better in the organization.</w:t>
       </w:r>
     </w:p>
     <w:p>
@@ -2637,259 +3712,39 @@
           <w:szCs w:val="22"/>
           <w:lang w:eastAsia="ar-SA"/>
         </w:rPr>
-        <w:t>Managed 3 onshore and 15 offshore resources.</w:t>
-      </w:r>
-    </w:p>
-    <w:p>
-      <w:pPr>
-        <w:tabs>
-          <w:tab w:val="left" w:pos="-720"/>
-        </w:tabs>
-        <w:ind w:right="-720"/>
-        <w:rPr>
-          <w:rFonts w:ascii="Arial" w:hAnsi="Arial"/>
-          <w:color w:val="000000"/>
-          <w:sz w:val="18"/>
-          <w:szCs w:val="22"/>
-          <w:lang w:eastAsia="ar-SA"/>
-        </w:rPr>
-      </w:pPr>
-    </w:p>
-    <w:p>
-      <w:pPr>
-        <w:tabs>
-          <w:tab w:val="left" w:pos="-720"/>
-        </w:tabs>
-        <w:ind w:right="-720"/>
-        <w:rPr>
-          <w:rFonts w:ascii="Arial" w:hAnsi="Arial"/>
-          <w:b/>
-          <w:color w:val="000000"/>
-          <w:sz w:val="18"/>
-          <w:szCs w:val="22"/>
-          <w:lang w:eastAsia="ar-SA"/>
-        </w:rPr>
-      </w:pPr>
-      <w:r>
-        <w:rPr>
-          <w:rFonts w:ascii="Arial" w:hAnsi="Arial"/>
-          <w:b/>
-          <w:color w:val="000000"/>
-          <w:sz w:val="18"/>
-          <w:szCs w:val="22"/>
-          <w:lang w:eastAsia="ar-SA"/>
-        </w:rPr>
-        <w:t>Apple Computer</w:t>
-      </w:r>
-      <w:r>
-        <w:rPr>
-          <w:rFonts w:ascii="Arial" w:hAnsi="Arial"/>
-          <w:b/>
-          <w:color w:val="000000"/>
-          <w:sz w:val="18"/>
-          <w:szCs w:val="22"/>
-          <w:lang w:eastAsia="ar-SA"/>
-        </w:rPr>
-        <w:t xml:space="preserve"> (now Apple, Inc.)</w:t>
-      </w:r>
-      <w:r>
-        <w:rPr>
-          <w:rFonts w:ascii="Arial" w:hAnsi="Arial"/>
-          <w:b/>
-          <w:color w:val="000000"/>
-          <w:sz w:val="18"/>
-          <w:szCs w:val="22"/>
-          <w:lang w:eastAsia="ar-SA"/>
-        </w:rPr>
-        <w:t xml:space="preserve">, </w:t>
-      </w:r>
-      <w:r>
-        <w:rPr>
-          <w:rFonts w:ascii="Arial" w:hAnsi="Arial"/>
-          <w:bCs/>
-          <w:color w:val="000000"/>
-          <w:sz w:val="18"/>
-          <w:szCs w:val="22"/>
-          <w:lang w:eastAsia="ar-SA"/>
-        </w:rPr>
-        <w:t>Cupertino, California</w:t>
-      </w:r>
-      <w:r>
-        <w:rPr>
-          <w:rFonts w:ascii="Arial" w:hAnsi="Arial"/>
-          <w:bCs/>
-          <w:color w:val="000000"/>
-          <w:sz w:val="18"/>
-          <w:szCs w:val="22"/>
-          <w:lang w:eastAsia="ar-SA"/>
-        </w:rPr>
-        <w:t>.</w:t>
-      </w:r>
-    </w:p>
-    <w:p>
-      <w:pPr>
-        <w:tabs>
-          <w:tab w:val="left" w:pos="-720"/>
-        </w:tabs>
-        <w:ind w:right="-720"/>
-        <w:rPr>
-          <w:rFonts w:ascii="Arial" w:hAnsi="Arial"/>
-          <w:color w:val="000000"/>
-          <w:sz w:val="18"/>
-          <w:szCs w:val="22"/>
-          <w:lang w:eastAsia="ar-SA"/>
-        </w:rPr>
-      </w:pPr>
-      <w:r>
-        <w:rPr>
-          <w:rFonts w:ascii="Arial" w:hAnsi="Arial"/>
-          <w:b/>
-          <w:color w:val="000000"/>
-          <w:sz w:val="18"/>
-          <w:szCs w:val="22"/>
-          <w:lang w:eastAsia="ar-SA"/>
-        </w:rPr>
-        <w:t>Xcode Tools QA &amp; Integration Manager</w:t>
-      </w:r>
-      <w:r>
-        <w:rPr>
-          <w:rFonts w:ascii="Arial" w:hAnsi="Arial"/>
-          <w:color w:val="000000"/>
-          <w:sz w:val="18"/>
-          <w:szCs w:val="22"/>
-          <w:lang w:eastAsia="ar-SA"/>
-        </w:rPr>
-        <w:t xml:space="preserve">, </w:t>
-      </w:r>
-      <w:r>
-        <w:rPr>
-          <w:rFonts w:ascii="Arial" w:hAnsi="Arial"/>
-          <w:color w:val="000000"/>
-          <w:sz w:val="18"/>
-          <w:szCs w:val="22"/>
-          <w:lang w:eastAsia="ar-SA"/>
-        </w:rPr>
-        <w:t>May</w:t>
-      </w:r>
-      <w:r>
-        <w:rPr>
-          <w:rFonts w:ascii="Arial" w:hAnsi="Arial"/>
-          <w:color w:val="000000"/>
-          <w:sz w:val="18"/>
-          <w:szCs w:val="22"/>
-          <w:lang w:eastAsia="ar-SA"/>
-        </w:rPr>
-        <w:t xml:space="preserve"> 2001-April 2006</w:t>
-      </w:r>
-    </w:p>
-    <w:p>
-      <w:pPr>
-        <w:pStyle w:val="ListParagraph"/>
-        <w:numPr>
-          <w:ilvl w:val="0"/>
-          <w:numId w:val="10"/>
-        </w:numPr>
-        <w:tabs>
-          <w:tab w:val="left" w:pos="-720"/>
-        </w:tabs>
-        <w:ind w:right="-720"/>
-        <w:rPr>
-          <w:rFonts w:ascii="Arial" w:hAnsi="Arial"/>
-          <w:color w:val="000000"/>
-          <w:sz w:val="18"/>
-          <w:szCs w:val="22"/>
-          <w:lang w:eastAsia="ar-SA"/>
-        </w:rPr>
-      </w:pPr>
-      <w:r>
-        <w:rPr>
-          <w:rFonts w:ascii="Arial" w:hAnsi="Arial"/>
-          <w:color w:val="000000"/>
-          <w:sz w:val="18"/>
-          <w:szCs w:val="22"/>
-          <w:lang w:eastAsia="ar-SA"/>
-        </w:rPr>
-        <w:t>Developed a system of tracking release manifests for Mac OS X and Xcode releases, reducing accidental inclusion or exclusion of files in final releases to zero for 8 software updates in a row.</w:t>
-      </w:r>
-    </w:p>
-    <w:p>
-      <w:pPr>
-        <w:pStyle w:val="ListParagraph"/>
-        <w:numPr>
-          <w:ilvl w:val="0"/>
-          <w:numId w:val="10"/>
-        </w:numPr>
-        <w:tabs>
-          <w:tab w:val="left" w:pos="-720"/>
-        </w:tabs>
-        <w:ind w:right="-720"/>
-        <w:rPr>
-          <w:rFonts w:ascii="Arial" w:hAnsi="Arial"/>
-          <w:color w:val="000000"/>
-          <w:sz w:val="18"/>
-          <w:szCs w:val="22"/>
-          <w:lang w:eastAsia="ar-SA"/>
-        </w:rPr>
-      </w:pPr>
-      <w:r>
-        <w:rPr>
-          <w:rFonts w:ascii="Arial" w:hAnsi="Arial"/>
-          <w:color w:val="000000"/>
-          <w:sz w:val="18"/>
-          <w:szCs w:val="22"/>
-          <w:lang w:eastAsia="ar-SA"/>
-        </w:rPr>
-        <w:t xml:space="preserve">Worked as internal evangelist for the Xcode Tools group, including working with teams to do work for the Intel transition </w:t>
-      </w:r>
-      <w:r>
-        <w:rPr>
-          <w:rFonts w:ascii="Arial" w:hAnsi="Arial"/>
-          <w:color w:val="000000"/>
-          <w:sz w:val="18"/>
-          <w:szCs w:val="22"/>
-          <w:lang w:eastAsia="ar-SA"/>
-        </w:rPr>
-        <w:t>while the transition was still confidential inside of Apple</w:t>
-      </w:r>
-      <w:r>
-        <w:rPr>
-          <w:rFonts w:ascii="Arial" w:hAnsi="Arial"/>
-          <w:color w:val="000000"/>
-          <w:sz w:val="18"/>
-          <w:szCs w:val="22"/>
-          <w:lang w:eastAsia="ar-SA"/>
-        </w:rPr>
-        <w:t>.</w:t>
-      </w:r>
-    </w:p>
-    <w:p>
-      <w:pPr>
-        <w:pStyle w:val="ListParagraph"/>
-        <w:numPr>
-          <w:ilvl w:val="0"/>
-          <w:numId w:val="10"/>
-        </w:numPr>
-        <w:tabs>
-          <w:tab w:val="left" w:pos="-720"/>
-        </w:tabs>
-        <w:ind w:right="-720"/>
-        <w:rPr>
-          <w:rFonts w:ascii="Arial" w:hAnsi="Arial"/>
-          <w:color w:val="000000"/>
-          <w:sz w:val="18"/>
-          <w:szCs w:val="22"/>
-          <w:lang w:eastAsia="ar-SA"/>
-        </w:rPr>
-      </w:pPr>
-      <w:r>
-        <w:rPr>
-          <w:rFonts w:ascii="Arial" w:hAnsi="Arial"/>
-          <w:color w:val="000000"/>
-          <w:sz w:val="18"/>
-          <w:szCs w:val="22"/>
-          <w:lang w:eastAsia="ar-SA"/>
-        </w:rPr>
-        <w:t>Developed a system to analyze problems and impact of new compilers for three consecutive releases.</w:t>
+        <w:t>Project manager for two projects, Code Fusion and Gnu Pro</w:t>
+      </w:r>
+      <w:r>
+        <w:rPr>
+          <w:rFonts w:ascii="Arial" w:hAnsi="Arial"/>
+          <w:color w:val="000000"/>
+          <w:sz w:val="18"/>
+          <w:szCs w:val="22"/>
+          <w:lang w:eastAsia="ar-SA"/>
+        </w:rPr>
+        <w:t xml:space="preserve">, involving </w:t>
+      </w:r>
+      <w:proofErr w:type="gramStart"/>
+      <w:r>
+        <w:rPr>
+          <w:rFonts w:ascii="Arial" w:hAnsi="Arial"/>
+          <w:color w:val="000000"/>
+          <w:sz w:val="18"/>
+          <w:szCs w:val="22"/>
+          <w:lang w:eastAsia="ar-SA"/>
+        </w:rPr>
+        <w:t>all of</w:t>
+      </w:r>
+      <w:proofErr w:type="gramEnd"/>
+      <w:r>
+        <w:rPr>
+          <w:rFonts w:ascii="Arial" w:hAnsi="Arial"/>
+          <w:color w:val="000000"/>
+          <w:sz w:val="18"/>
+          <w:szCs w:val="22"/>
+          <w:lang w:eastAsia="ar-SA"/>
+        </w:rPr>
+        <w:t xml:space="preserve"> the engineering teams in the project.</w:t>
       </w:r>
     </w:p>
     <w:p>
@@ -2919,27 +3774,7 @@
           <w:szCs w:val="22"/>
           <w:lang w:eastAsia="ar-SA"/>
         </w:rPr>
-        <w:t>Verified that 1200+ C/C++/Objective C/Objective C++ projects compiled and buil</w:t>
-      </w:r>
-      <w:r>
-        <w:rPr>
-          <w:rFonts w:ascii="Arial" w:hAnsi="Arial"/>
-          <w:color w:val="000000"/>
-          <w:sz w:val="18"/>
-          <w:szCs w:val="22"/>
-          <w:lang w:eastAsia="ar-SA"/>
-        </w:rPr>
-        <w:t>t</w:t>
-      </w:r>
-      <w:r>
-        <w:rPr>
-          <w:rFonts w:ascii="Arial" w:hAnsi="Arial"/>
-          <w:color w:val="000000"/>
-          <w:sz w:val="18"/>
-          <w:szCs w:val="22"/>
-          <w:lang w:eastAsia="ar-SA"/>
-        </w:rPr>
-        <w:t xml:space="preserve"> correctly.</w:t>
+        <w:t>Provided estimates of work, tracked schedules, provided feedback to engineers.</w:t>
       </w:r>
     </w:p>
     <w:p>
@@ -2969,21 +3804,89 @@
           <w:szCs w:val="22"/>
           <w:lang w:eastAsia="ar-SA"/>
         </w:rPr>
-        <w:t>Built versions of Mac OS X with new versions of the compile</w:t>
-      </w:r>
-      <w:r>
-        <w:rPr>
-          <w:rFonts w:ascii="Arial" w:hAnsi="Arial"/>
-          <w:color w:val="000000"/>
-          <w:sz w:val="18"/>
-          <w:szCs w:val="22"/>
-          <w:lang w:eastAsia="ar-SA"/>
-        </w:rPr>
-        <w:t>r</w:t>
-      </w:r>
-      <w:r>
-        <w:rPr>
-          <w:rFonts w:ascii="Arial" w:hAnsi="Arial"/>
+        <w:t>Developed new schedules. Projects then shipped within parameters of the new schedule.</w:t>
+      </w:r>
+    </w:p>
+    <w:bookmarkEnd w:id="12"/>
+    <w:p>
+      <w:pPr>
+        <w:tabs>
+          <w:tab w:val="left" w:pos="-720"/>
+        </w:tabs>
+        <w:ind w:right="-720"/>
+        <w:rPr>
+          <w:rFonts w:ascii="Arial" w:hAnsi="Arial"/>
+          <w:b/>
+          <w:color w:val="000000"/>
+          <w:sz w:val="18"/>
+          <w:szCs w:val="22"/>
+          <w:lang w:eastAsia="ar-SA"/>
+        </w:rPr>
+      </w:pPr>
+    </w:p>
+    <w:p>
+      <w:pPr>
+        <w:tabs>
+          <w:tab w:val="left" w:pos="-720"/>
+        </w:tabs>
+        <w:ind w:right="-720"/>
+        <w:rPr>
+          <w:rFonts w:ascii="Arial" w:hAnsi="Arial"/>
+          <w:b/>
+          <w:color w:val="000000"/>
+          <w:sz w:val="18"/>
+          <w:szCs w:val="22"/>
+          <w:lang w:eastAsia="ar-SA"/>
+        </w:rPr>
+      </w:pPr>
+      <w:r>
+        <w:rPr>
+          <w:rFonts w:ascii="Arial" w:hAnsi="Arial"/>
+          <w:b/>
+          <w:color w:val="000000"/>
+          <w:sz w:val="18"/>
+          <w:szCs w:val="22"/>
+          <w:lang w:eastAsia="ar-SA"/>
+        </w:rPr>
+        <w:t>Sun Microsystems Laboratories</w:t>
+      </w:r>
+      <w:r>
+        <w:rPr>
+          <w:rFonts w:ascii="Arial" w:hAnsi="Arial"/>
+          <w:b/>
+          <w:color w:val="000000"/>
+          <w:sz w:val="18"/>
+          <w:szCs w:val="22"/>
+          <w:lang w:eastAsia="ar-SA"/>
+        </w:rPr>
+        <w:t xml:space="preserve"> (now Oracle Laboratories)</w:t>
+      </w:r>
+      <w:r>
+        <w:rPr>
+          <w:rFonts w:ascii="Arial" w:hAnsi="Arial"/>
+          <w:b/>
+          <w:color w:val="000000"/>
+          <w:sz w:val="18"/>
+          <w:szCs w:val="22"/>
+          <w:lang w:eastAsia="ar-SA"/>
+        </w:rPr>
+        <w:t xml:space="preserve">, </w:t>
+      </w:r>
+      <w:r>
+        <w:rPr>
+          <w:rFonts w:ascii="Arial" w:hAnsi="Arial"/>
+          <w:bCs/>
+          <w:color w:val="000000"/>
+          <w:sz w:val="18"/>
+          <w:szCs w:val="22"/>
+          <w:lang w:eastAsia="ar-SA"/>
+        </w:rPr>
+        <w:t>Mountain View, California</w:t>
+      </w:r>
+      <w:r>
+        <w:rPr>
+          <w:rFonts w:ascii="Arial" w:hAnsi="Arial"/>
+          <w:bCs/>
           <w:color w:val="000000"/>
           <w:sz w:val="18"/>
           <w:szCs w:val="22"/>
@@ -2994,235 +3897,102 @@
     </w:p>
     <w:p>
       <w:pPr>
-        <w:pStyle w:val="ListParagraph"/>
-        <w:numPr>
-          <w:ilvl w:val="2"/>
-          <w:numId w:val="10"/>
-        </w:numPr>
-        <w:tabs>
-          <w:tab w:val="left" w:pos="-720"/>
-        </w:tabs>
-        <w:ind w:right="-720"/>
-        <w:rPr>
-          <w:rFonts w:ascii="Arial" w:hAnsi="Arial"/>
-          <w:color w:val="000000"/>
-          <w:sz w:val="18"/>
-          <w:szCs w:val="22"/>
-          <w:lang w:eastAsia="ar-SA"/>
-        </w:rPr>
-      </w:pPr>
-      <w:r>
-        <w:rPr>
-          <w:rFonts w:ascii="Arial" w:hAnsi="Arial"/>
-          <w:color w:val="000000"/>
-          <w:sz w:val="18"/>
-          <w:szCs w:val="22"/>
-          <w:lang w:eastAsia="ar-SA"/>
-        </w:rPr>
-        <w:t>Verified the generated installer ran correctly.</w:t>
-      </w:r>
-    </w:p>
-    <w:p>
-      <w:pPr>
-        <w:pStyle w:val="ListParagraph"/>
-        <w:numPr>
-          <w:ilvl w:val="2"/>
-          <w:numId w:val="10"/>
-        </w:numPr>
-        <w:tabs>
-          <w:tab w:val="left" w:pos="-720"/>
-        </w:tabs>
-        <w:ind w:right="-720"/>
-        <w:rPr>
-          <w:rFonts w:ascii="Arial" w:hAnsi="Arial"/>
-          <w:color w:val="000000"/>
-          <w:sz w:val="18"/>
-          <w:szCs w:val="22"/>
-          <w:lang w:eastAsia="ar-SA"/>
-        </w:rPr>
-      </w:pPr>
-      <w:r>
-        <w:rPr>
-          <w:rFonts w:ascii="Arial" w:hAnsi="Arial"/>
-          <w:color w:val="000000"/>
-          <w:sz w:val="18"/>
-          <w:szCs w:val="22"/>
-          <w:lang w:eastAsia="ar-SA"/>
-        </w:rPr>
-        <w:t>Verified the OS installed by the installer ran correctly.</w:t>
-      </w:r>
-    </w:p>
-    <w:p>
-      <w:pPr>
-        <w:pStyle w:val="ListParagraph"/>
-        <w:numPr>
-          <w:ilvl w:val="1"/>
-          <w:numId w:val="10"/>
-        </w:numPr>
-        <w:tabs>
-          <w:tab w:val="left" w:pos="-720"/>
-        </w:tabs>
-        <w:ind w:right="-720"/>
-        <w:rPr>
-          <w:rFonts w:ascii="Arial" w:hAnsi="Arial"/>
-          <w:color w:val="000000"/>
-          <w:sz w:val="18"/>
-          <w:szCs w:val="22"/>
-          <w:lang w:eastAsia="ar-SA"/>
-        </w:rPr>
-      </w:pPr>
-      <w:r>
-        <w:rPr>
-          <w:rFonts w:ascii="Arial" w:hAnsi="Arial"/>
-          <w:color w:val="000000"/>
-          <w:sz w:val="18"/>
-          <w:szCs w:val="22"/>
-          <w:lang w:eastAsia="ar-SA"/>
-        </w:rPr>
-        <w:t xml:space="preserve">Reduced time to build </w:t>
-      </w:r>
-      <w:r>
-        <w:rPr>
-          <w:rFonts w:ascii="Arial" w:hAnsi="Arial"/>
-          <w:color w:val="000000"/>
-          <w:sz w:val="18"/>
-          <w:szCs w:val="22"/>
-          <w:lang w:eastAsia="ar-SA"/>
-        </w:rPr>
-        <w:t>a Mac OS</w:t>
-      </w:r>
-      <w:r>
-        <w:rPr>
-          <w:rFonts w:ascii="Arial" w:hAnsi="Arial"/>
-          <w:color w:val="000000"/>
-          <w:sz w:val="18"/>
-          <w:szCs w:val="22"/>
-          <w:lang w:eastAsia="ar-SA"/>
-        </w:rPr>
-        <w:t xml:space="preserve"> build with new GCC builds from 5 days to 1</w:t>
-      </w:r>
-      <w:r>
-        <w:rPr>
-          <w:rFonts w:ascii="Arial" w:hAnsi="Arial"/>
-          <w:color w:val="000000"/>
-          <w:sz w:val="18"/>
-          <w:szCs w:val="22"/>
-          <w:lang w:eastAsia="ar-SA"/>
-        </w:rPr>
-        <w:t xml:space="preserve"> in the test lab</w:t>
-      </w:r>
-      <w:r>
-        <w:rPr>
-          <w:rFonts w:ascii="Arial" w:hAnsi="Arial"/>
-          <w:color w:val="000000"/>
-          <w:sz w:val="18"/>
-          <w:szCs w:val="22"/>
-          <w:lang w:eastAsia="ar-SA"/>
-        </w:rPr>
-        <w:t>, allowing many more new versions of the compiler to be verified.</w:t>
-      </w:r>
-    </w:p>
-    <w:p>
-      <w:pPr>
-        <w:pStyle w:val="ListParagraph"/>
-        <w:numPr>
-          <w:ilvl w:val="1"/>
-          <w:numId w:val="10"/>
-        </w:numPr>
-        <w:tabs>
-          <w:tab w:val="left" w:pos="-720"/>
-        </w:tabs>
-        <w:ind w:right="-720"/>
-        <w:rPr>
-          <w:rFonts w:ascii="Arial" w:hAnsi="Arial"/>
-          <w:color w:val="000000"/>
-          <w:sz w:val="18"/>
-          <w:szCs w:val="22"/>
-          <w:lang w:eastAsia="ar-SA"/>
-        </w:rPr>
-      </w:pPr>
-      <w:r>
-        <w:rPr>
-          <w:rFonts w:ascii="Arial" w:hAnsi="Arial"/>
-          <w:color w:val="000000"/>
-          <w:sz w:val="18"/>
-          <w:szCs w:val="22"/>
-          <w:lang w:eastAsia="ar-SA"/>
-        </w:rPr>
-        <w:t>Developed an automated build failure diagnosis system that eliminated redundant build failures.</w:t>
-      </w:r>
-    </w:p>
-    <w:p>
-      <w:pPr>
-        <w:pStyle w:val="ListParagraph"/>
-        <w:numPr>
-          <w:ilvl w:val="1"/>
-          <w:numId w:val="10"/>
-        </w:numPr>
-        <w:tabs>
-          <w:tab w:val="left" w:pos="-720"/>
-        </w:tabs>
-        <w:ind w:right="-720"/>
-        <w:rPr>
-          <w:rFonts w:ascii="Arial" w:hAnsi="Arial"/>
-          <w:color w:val="000000"/>
-          <w:sz w:val="18"/>
-          <w:szCs w:val="22"/>
-          <w:lang w:eastAsia="ar-SA"/>
-        </w:rPr>
-      </w:pPr>
-      <w:r>
-        <w:rPr>
-          <w:rFonts w:ascii="Arial" w:hAnsi="Arial"/>
-          <w:color w:val="000000"/>
-          <w:sz w:val="18"/>
-          <w:szCs w:val="22"/>
-          <w:lang w:eastAsia="ar-SA"/>
-        </w:rPr>
-        <w:t>Total time to verify a new compiler for a new version of the OS went down from 8 months to 3 months.</w:t>
-      </w:r>
-    </w:p>
-    <w:p>
-      <w:pPr>
-        <w:tabs>
-          <w:tab w:val="left" w:pos="-720"/>
-        </w:tabs>
-        <w:ind w:right="-720"/>
-        <w:rPr>
-          <w:rFonts w:ascii="Arial" w:hAnsi="Arial"/>
-          <w:b/>
-          <w:color w:val="000000"/>
-          <w:sz w:val="18"/>
-          <w:szCs w:val="22"/>
-          <w:lang w:eastAsia="ar-SA"/>
-        </w:rPr>
-      </w:pPr>
-    </w:p>
-    <w:p>
-      <w:pPr>
-        <w:tabs>
-          <w:tab w:val="left" w:pos="-720"/>
-        </w:tabs>
-        <w:ind w:right="-720"/>
-        <w:rPr>
-          <w:rFonts w:ascii="Arial" w:hAnsi="Arial"/>
-          <w:b/>
-          <w:color w:val="000000"/>
-          <w:sz w:val="18"/>
-          <w:szCs w:val="22"/>
-          <w:lang w:eastAsia="ar-SA"/>
-        </w:rPr>
-      </w:pPr>
-      <w:r>
-        <w:rPr>
-          <w:rFonts w:ascii="Arial" w:hAnsi="Arial"/>
-          <w:b/>
-          <w:color w:val="000000"/>
-          <w:sz w:val="18"/>
-          <w:szCs w:val="22"/>
-          <w:lang w:eastAsia="ar-SA"/>
-        </w:rPr>
-        <w:t>Red Hat, Inc.</w:t>
+        <w:tabs>
+          <w:tab w:val="left" w:pos="-720"/>
+        </w:tabs>
+        <w:ind w:right="-720"/>
+        <w:rPr>
+          <w:rFonts w:ascii="Arial" w:hAnsi="Arial"/>
+          <w:color w:val="000000"/>
+          <w:sz w:val="18"/>
+          <w:szCs w:val="22"/>
+          <w:lang w:eastAsia="ar-SA"/>
+        </w:rPr>
+      </w:pPr>
+      <w:r>
+        <w:rPr>
+          <w:rFonts w:ascii="Arial" w:hAnsi="Arial"/>
+          <w:b/>
+          <w:color w:val="000000"/>
+          <w:sz w:val="18"/>
+          <w:szCs w:val="22"/>
+          <w:lang w:eastAsia="ar-SA"/>
+        </w:rPr>
+        <w:t>Member of Technical Staff</w:t>
+      </w:r>
+      <w:r>
+        <w:rPr>
+          <w:rFonts w:ascii="Arial" w:hAnsi="Arial"/>
+          <w:color w:val="000000"/>
+          <w:sz w:val="18"/>
+          <w:szCs w:val="22"/>
+          <w:lang w:eastAsia="ar-SA"/>
+        </w:rPr>
+        <w:t>, March 1996 to November 1997</w:t>
+      </w:r>
+    </w:p>
+    <w:p>
+      <w:pPr>
+        <w:tabs>
+          <w:tab w:val="left" w:pos="-720"/>
+        </w:tabs>
+        <w:ind w:right="-720"/>
+        <w:rPr>
+          <w:rFonts w:ascii="Arial" w:hAnsi="Arial"/>
+          <w:color w:val="000000"/>
+          <w:sz w:val="18"/>
+          <w:szCs w:val="22"/>
+          <w:lang w:eastAsia="ar-SA"/>
+        </w:rPr>
+      </w:pPr>
+    </w:p>
+    <w:p>
+      <w:pPr>
+        <w:tabs>
+          <w:tab w:val="left" w:pos="-720"/>
+        </w:tabs>
+        <w:ind w:right="-720"/>
+        <w:rPr>
+          <w:rFonts w:ascii="Arial" w:hAnsi="Arial"/>
+          <w:b/>
+          <w:color w:val="000000"/>
+          <w:sz w:val="18"/>
+          <w:szCs w:val="22"/>
+          <w:lang w:eastAsia="ar-SA"/>
+        </w:rPr>
+      </w:pPr>
+      <w:r>
+        <w:rPr>
+          <w:rFonts w:ascii="Arial" w:hAnsi="Arial"/>
+          <w:b/>
+          <w:color w:val="000000"/>
+          <w:sz w:val="18"/>
+          <w:szCs w:val="22"/>
+          <w:lang w:eastAsia="ar-SA"/>
+        </w:rPr>
+        <w:t xml:space="preserve">Claris Corporation (now </w:t>
+      </w:r>
+      <w:r>
+        <w:rPr>
+          <w:rFonts w:ascii="Arial" w:hAnsi="Arial"/>
+          <w:b/>
+          <w:color w:val="000000"/>
+          <w:sz w:val="18"/>
+          <w:szCs w:val="22"/>
+          <w:lang w:eastAsia="ar-SA"/>
+        </w:rPr>
+        <w:t>Claris International</w:t>
+      </w:r>
+      <w:r>
+        <w:rPr>
+          <w:rFonts w:ascii="Arial" w:hAnsi="Arial"/>
+          <w:b/>
+          <w:color w:val="000000"/>
+          <w:sz w:val="18"/>
+          <w:szCs w:val="22"/>
+          <w:lang w:eastAsia="ar-SA"/>
+        </w:rPr>
+        <w:t>)</w:t>
       </w:r>
       <w:r>
         <w:rPr>
@@ -3235,16 +4005,40 @@
         </w:rPr>
         <w:t>/</w:t>
       </w:r>
-      <w:r>
-        <w:rPr>
-          <w:rFonts w:ascii="Arial" w:hAnsi="Arial"/>
-          <w:b/>
-          <w:color w:val="000000"/>
-          <w:sz w:val="18"/>
-          <w:szCs w:val="22"/>
-          <w:lang w:eastAsia="ar-SA"/>
-        </w:rPr>
-        <w:t xml:space="preserve">Cygnus Solutions, </w:t>
+      <w:proofErr w:type="spellStart"/>
+      <w:r>
+        <w:rPr>
+          <w:rFonts w:ascii="Arial" w:hAnsi="Arial"/>
+          <w:b/>
+          <w:color w:val="000000"/>
+          <w:sz w:val="18"/>
+          <w:szCs w:val="22"/>
+          <w:lang w:eastAsia="ar-SA"/>
+        </w:rPr>
+        <w:t>StyleWare</w:t>
+      </w:r>
+      <w:proofErr w:type="spellEnd"/>
+      <w:r>
+        <w:rPr>
+          <w:rFonts w:ascii="Arial" w:hAnsi="Arial"/>
+          <w:b/>
+          <w:color w:val="000000"/>
+          <w:sz w:val="18"/>
+          <w:szCs w:val="22"/>
+          <w:lang w:eastAsia="ar-SA"/>
+        </w:rPr>
+        <w:t>, Inc.</w:t>
+      </w:r>
+      <w:r>
+        <w:rPr>
+          <w:rFonts w:ascii="Arial" w:hAnsi="Arial"/>
+          <w:b/>
+          <w:color w:val="000000"/>
+          <w:sz w:val="18"/>
+          <w:szCs w:val="22"/>
+          <w:lang w:eastAsia="ar-SA"/>
+        </w:rPr>
+        <w:t xml:space="preserve"> </w:t>
       </w:r>
       <w:r>
         <w:rPr>
@@ -3255,7 +4049,7 @@
           <w:szCs w:val="22"/>
           <w:lang w:eastAsia="ar-SA"/>
         </w:rPr>
-        <w:t>Sunnyvale, California</w:t>
+        <w:t>Santa Clara, California</w:t>
       </w:r>
       <w:r>
         <w:rPr>
@@ -3266,484 +4060,37 @@
           <w:szCs w:val="22"/>
           <w:lang w:eastAsia="ar-SA"/>
         </w:rPr>
-        <w:t>.</w:t>
-      </w:r>
-    </w:p>
-    <w:p>
-      <w:pPr>
-        <w:tabs>
-          <w:tab w:val="left" w:pos="-720"/>
-        </w:tabs>
-        <w:ind w:right="-720"/>
-        <w:rPr>
-          <w:rFonts w:ascii="Arial" w:hAnsi="Arial"/>
-          <w:color w:val="000000"/>
-          <w:sz w:val="18"/>
-          <w:szCs w:val="22"/>
-          <w:lang w:eastAsia="ar-SA"/>
-        </w:rPr>
-      </w:pPr>
-      <w:r>
-        <w:rPr>
-          <w:rFonts w:ascii="Arial" w:hAnsi="Arial"/>
-          <w:b/>
-          <w:color w:val="000000"/>
-          <w:sz w:val="18"/>
-          <w:szCs w:val="22"/>
-          <w:lang w:eastAsia="ar-SA"/>
-        </w:rPr>
-        <w:t>Engineering Manager</w:t>
-      </w:r>
-      <w:r>
-        <w:rPr>
-          <w:rFonts w:ascii="Arial" w:hAnsi="Arial"/>
-          <w:color w:val="000000"/>
-          <w:sz w:val="18"/>
-          <w:szCs w:val="22"/>
-          <w:lang w:eastAsia="ar-SA"/>
-        </w:rPr>
-        <w:t>, November 1997-</w:t>
-      </w:r>
-      <w:r>
-        <w:rPr>
-          <w:rFonts w:ascii="Arial" w:hAnsi="Arial"/>
-          <w:color w:val="000000"/>
-          <w:sz w:val="18"/>
-          <w:szCs w:val="22"/>
-          <w:lang w:eastAsia="ar-SA"/>
-        </w:rPr>
-        <w:t>May</w:t>
-      </w:r>
-      <w:r>
-        <w:rPr>
-          <w:rFonts w:ascii="Arial" w:hAnsi="Arial"/>
-          <w:color w:val="000000"/>
-          <w:sz w:val="18"/>
-          <w:szCs w:val="22"/>
-          <w:lang w:eastAsia="ar-SA"/>
-        </w:rPr>
-        <w:t xml:space="preserve"> 2001</w:t>
-      </w:r>
-    </w:p>
-    <w:p>
-      <w:pPr>
-        <w:pStyle w:val="ListParagraph"/>
-        <w:numPr>
-          <w:ilvl w:val="0"/>
-          <w:numId w:val="10"/>
-        </w:numPr>
-        <w:tabs>
-          <w:tab w:val="left" w:pos="-720"/>
-        </w:tabs>
-        <w:ind w:right="-720"/>
-        <w:rPr>
-          <w:rFonts w:ascii="Arial" w:hAnsi="Arial"/>
-          <w:color w:val="000000"/>
-          <w:sz w:val="18"/>
-          <w:szCs w:val="22"/>
-          <w:lang w:eastAsia="ar-SA"/>
-        </w:rPr>
-      </w:pPr>
-      <w:r>
-        <w:rPr>
-          <w:rFonts w:ascii="Arial" w:hAnsi="Arial"/>
-          <w:color w:val="000000"/>
-          <w:sz w:val="18"/>
-          <w:szCs w:val="22"/>
-          <w:lang w:eastAsia="ar-SA"/>
-        </w:rPr>
-        <w:t>Managed Source-Navigator, Cygnus’ IDE which allowed for sophisticated analysis of source code.</w:t>
-      </w:r>
-    </w:p>
-    <w:p>
-      <w:pPr>
-        <w:pStyle w:val="ListParagraph"/>
-        <w:numPr>
-          <w:ilvl w:val="1"/>
-          <w:numId w:val="10"/>
-        </w:numPr>
-        <w:tabs>
-          <w:tab w:val="left" w:pos="-720"/>
-        </w:tabs>
-        <w:ind w:right="-720"/>
-        <w:rPr>
-          <w:rFonts w:ascii="Arial" w:hAnsi="Arial"/>
-          <w:color w:val="000000"/>
-          <w:sz w:val="18"/>
-          <w:szCs w:val="22"/>
-          <w:lang w:eastAsia="ar-SA"/>
-        </w:rPr>
-      </w:pPr>
-      <w:r>
-        <w:rPr>
-          <w:rFonts w:ascii="Arial" w:hAnsi="Arial"/>
-          <w:color w:val="000000"/>
-          <w:sz w:val="18"/>
-          <w:szCs w:val="22"/>
-          <w:lang w:eastAsia="ar-SA"/>
-        </w:rPr>
-        <w:t xml:space="preserve">Managed </w:t>
-      </w:r>
-      <w:r>
-        <w:rPr>
-          <w:rFonts w:ascii="Arial" w:hAnsi="Arial"/>
-          <w:color w:val="000000"/>
-          <w:sz w:val="18"/>
-          <w:szCs w:val="22"/>
-          <w:lang w:eastAsia="ar-SA"/>
-        </w:rPr>
-        <w:t>4 remote</w:t>
-      </w:r>
-      <w:r>
-        <w:rPr>
-          <w:rFonts w:ascii="Arial" w:hAnsi="Arial"/>
-          <w:color w:val="000000"/>
-          <w:sz w:val="18"/>
-          <w:szCs w:val="22"/>
-          <w:lang w:eastAsia="ar-SA"/>
-        </w:rPr>
-        <w:t xml:space="preserve"> software engineers, 1 customer support technician, </w:t>
-      </w:r>
-      <w:r>
-        <w:rPr>
-          <w:rFonts w:ascii="Arial" w:hAnsi="Arial"/>
-          <w:color w:val="000000"/>
-          <w:sz w:val="18"/>
-          <w:szCs w:val="22"/>
-          <w:lang w:eastAsia="ar-SA"/>
-        </w:rPr>
-        <w:t xml:space="preserve">and </w:t>
-      </w:r>
-      <w:r>
-        <w:rPr>
-          <w:rFonts w:ascii="Arial" w:hAnsi="Arial"/>
-          <w:color w:val="000000"/>
-          <w:sz w:val="18"/>
-          <w:szCs w:val="22"/>
-          <w:lang w:eastAsia="ar-SA"/>
-        </w:rPr>
-        <w:t>1 technical writer</w:t>
-      </w:r>
-      <w:r>
-        <w:rPr>
-          <w:rFonts w:ascii="Arial" w:hAnsi="Arial"/>
-          <w:color w:val="000000"/>
-          <w:sz w:val="18"/>
-          <w:szCs w:val="22"/>
-          <w:lang w:eastAsia="ar-SA"/>
-        </w:rPr>
-        <w:t>.</w:t>
-      </w:r>
-    </w:p>
-    <w:p>
-      <w:pPr>
-        <w:pStyle w:val="ListParagraph"/>
-        <w:numPr>
-          <w:ilvl w:val="0"/>
-          <w:numId w:val="10"/>
-        </w:numPr>
-        <w:tabs>
-          <w:tab w:val="left" w:pos="-720"/>
-        </w:tabs>
-        <w:ind w:right="-720"/>
-        <w:rPr>
-          <w:rFonts w:ascii="Arial" w:hAnsi="Arial"/>
-          <w:color w:val="000000"/>
-          <w:sz w:val="18"/>
-          <w:szCs w:val="22"/>
-          <w:lang w:eastAsia="ar-SA"/>
-        </w:rPr>
-      </w:pPr>
-      <w:r>
-        <w:rPr>
-          <w:rFonts w:ascii="Arial" w:hAnsi="Arial"/>
-          <w:color w:val="000000"/>
-          <w:sz w:val="18"/>
-          <w:szCs w:val="22"/>
-          <w:lang w:eastAsia="ar-SA"/>
-        </w:rPr>
-        <w:t>Manage</w:t>
-      </w:r>
-      <w:r>
-        <w:rPr>
-          <w:rFonts w:ascii="Arial" w:hAnsi="Arial"/>
-          <w:color w:val="000000"/>
-          <w:sz w:val="18"/>
-          <w:szCs w:val="22"/>
-          <w:lang w:eastAsia="ar-SA"/>
-        </w:rPr>
-        <w:t>r GCC and GDB engineers</w:t>
-      </w:r>
-    </w:p>
-    <w:p>
-      <w:pPr>
-        <w:pStyle w:val="ListParagraph"/>
-        <w:numPr>
-          <w:ilvl w:val="1"/>
-          <w:numId w:val="10"/>
-        </w:numPr>
-        <w:tabs>
-          <w:tab w:val="left" w:pos="-720"/>
-        </w:tabs>
-        <w:ind w:right="-720"/>
-        <w:rPr>
-          <w:rFonts w:ascii="Arial" w:hAnsi="Arial"/>
-          <w:color w:val="000000"/>
-          <w:sz w:val="18"/>
-          <w:szCs w:val="22"/>
-          <w:lang w:eastAsia="ar-SA"/>
-        </w:rPr>
-      </w:pPr>
-      <w:r>
-        <w:rPr>
-          <w:rFonts w:ascii="Arial" w:hAnsi="Arial"/>
-          <w:color w:val="000000"/>
-          <w:sz w:val="18"/>
-          <w:szCs w:val="22"/>
-          <w:lang w:eastAsia="ar-SA"/>
-        </w:rPr>
-        <w:t>Managed total of 15 remote engineers.</w:t>
-      </w:r>
-    </w:p>
-    <w:p>
-      <w:pPr>
-        <w:pStyle w:val="ListParagraph"/>
-        <w:numPr>
-          <w:ilvl w:val="1"/>
-          <w:numId w:val="10"/>
-        </w:numPr>
-        <w:tabs>
-          <w:tab w:val="left" w:pos="-720"/>
-        </w:tabs>
-        <w:ind w:right="-720"/>
-        <w:rPr>
-          <w:rFonts w:ascii="Arial" w:hAnsi="Arial"/>
-          <w:color w:val="000000"/>
-          <w:sz w:val="18"/>
-          <w:szCs w:val="22"/>
-          <w:lang w:eastAsia="ar-SA"/>
-        </w:rPr>
-      </w:pPr>
-      <w:r>
-        <w:rPr>
-          <w:rFonts w:ascii="Arial" w:hAnsi="Arial"/>
-          <w:color w:val="000000"/>
-          <w:sz w:val="18"/>
-          <w:szCs w:val="22"/>
-          <w:lang w:eastAsia="ar-SA"/>
-        </w:rPr>
-        <w:t>Worked with project managers and other engineering managers to allocate engineers to various contracts and products.</w:t>
-      </w:r>
-    </w:p>
-    <w:p>
-      <w:pPr>
-        <w:pStyle w:val="ListParagraph"/>
-        <w:numPr>
-          <w:ilvl w:val="0"/>
-          <w:numId w:val="10"/>
-        </w:numPr>
-        <w:tabs>
-          <w:tab w:val="left" w:pos="-720"/>
-        </w:tabs>
-        <w:ind w:right="-720"/>
-        <w:rPr>
-          <w:rFonts w:ascii="Arial" w:hAnsi="Arial"/>
-          <w:color w:val="000000"/>
-          <w:sz w:val="18"/>
-          <w:szCs w:val="22"/>
-          <w:lang w:eastAsia="ar-SA"/>
-        </w:rPr>
-      </w:pPr>
-      <w:r>
-        <w:rPr>
-          <w:rFonts w:ascii="Arial" w:hAnsi="Arial"/>
-          <w:color w:val="000000"/>
-          <w:sz w:val="18"/>
-          <w:szCs w:val="22"/>
-          <w:lang w:eastAsia="ar-SA"/>
-        </w:rPr>
-        <w:t>Project manager for two projects, Code Fusion and Gnu Pro</w:t>
-      </w:r>
-      <w:r>
-        <w:rPr>
-          <w:rFonts w:ascii="Arial" w:hAnsi="Arial"/>
-          <w:color w:val="000000"/>
-          <w:sz w:val="18"/>
-          <w:szCs w:val="22"/>
-          <w:lang w:eastAsia="ar-SA"/>
-        </w:rPr>
-        <w:t xml:space="preserve">, involving </w:t>
-      </w:r>
-      <w:proofErr w:type="gramStart"/>
-      <w:r>
-        <w:rPr>
-          <w:rFonts w:ascii="Arial" w:hAnsi="Arial"/>
-          <w:color w:val="000000"/>
-          <w:sz w:val="18"/>
-          <w:szCs w:val="22"/>
-          <w:lang w:eastAsia="ar-SA"/>
-        </w:rPr>
-        <w:t>all of</w:t>
-      </w:r>
-      <w:proofErr w:type="gramEnd"/>
-      <w:r>
-        <w:rPr>
-          <w:rFonts w:ascii="Arial" w:hAnsi="Arial"/>
-          <w:color w:val="000000"/>
-          <w:sz w:val="18"/>
-          <w:szCs w:val="22"/>
-          <w:lang w:eastAsia="ar-SA"/>
-        </w:rPr>
-        <w:t xml:space="preserve"> the engineering teams in the project.</w:t>
-      </w:r>
-    </w:p>
-    <w:p>
-      <w:pPr>
-        <w:pStyle w:val="ListParagraph"/>
-        <w:numPr>
-          <w:ilvl w:val="1"/>
-          <w:numId w:val="10"/>
-        </w:numPr>
-        <w:tabs>
-          <w:tab w:val="left" w:pos="-720"/>
-        </w:tabs>
-        <w:ind w:right="-720"/>
-        <w:rPr>
-          <w:rFonts w:ascii="Arial" w:hAnsi="Arial"/>
-          <w:color w:val="000000"/>
-          <w:sz w:val="18"/>
-          <w:szCs w:val="22"/>
-          <w:lang w:eastAsia="ar-SA"/>
-        </w:rPr>
-      </w:pPr>
-      <w:r>
-        <w:rPr>
-          <w:rFonts w:ascii="Arial" w:hAnsi="Arial"/>
-          <w:color w:val="000000"/>
-          <w:sz w:val="18"/>
-          <w:szCs w:val="22"/>
-          <w:lang w:eastAsia="ar-SA"/>
-        </w:rPr>
-        <w:t>Provided estimates of work, tracked schedules, provided feedback to engineers.</w:t>
-      </w:r>
-    </w:p>
-    <w:p>
-      <w:pPr>
-        <w:pStyle w:val="ListParagraph"/>
-        <w:numPr>
-          <w:ilvl w:val="1"/>
-          <w:numId w:val="10"/>
-        </w:numPr>
-        <w:tabs>
-          <w:tab w:val="left" w:pos="-720"/>
-        </w:tabs>
-        <w:ind w:right="-720"/>
-        <w:rPr>
-          <w:rFonts w:ascii="Arial" w:hAnsi="Arial"/>
-          <w:color w:val="000000"/>
-          <w:sz w:val="18"/>
-          <w:szCs w:val="22"/>
-          <w:lang w:eastAsia="ar-SA"/>
-        </w:rPr>
-      </w:pPr>
-      <w:r>
-        <w:rPr>
-          <w:rFonts w:ascii="Arial" w:hAnsi="Arial"/>
-          <w:color w:val="000000"/>
-          <w:sz w:val="18"/>
-          <w:szCs w:val="22"/>
-          <w:lang w:eastAsia="ar-SA"/>
-        </w:rPr>
-        <w:t>Took over both projects when they were very late.</w:t>
-      </w:r>
-    </w:p>
-    <w:p>
-      <w:pPr>
-        <w:pStyle w:val="ListParagraph"/>
-        <w:numPr>
-          <w:ilvl w:val="1"/>
-          <w:numId w:val="10"/>
-        </w:numPr>
-        <w:tabs>
-          <w:tab w:val="left" w:pos="-720"/>
-        </w:tabs>
-        <w:ind w:right="-720"/>
-        <w:rPr>
-          <w:rFonts w:ascii="Arial" w:hAnsi="Arial"/>
-          <w:color w:val="000000"/>
-          <w:sz w:val="18"/>
-          <w:szCs w:val="22"/>
-          <w:lang w:eastAsia="ar-SA"/>
-        </w:rPr>
-      </w:pPr>
-      <w:r>
-        <w:rPr>
-          <w:rFonts w:ascii="Arial" w:hAnsi="Arial"/>
-          <w:color w:val="000000"/>
-          <w:sz w:val="18"/>
-          <w:szCs w:val="22"/>
-          <w:lang w:eastAsia="ar-SA"/>
-        </w:rPr>
-        <w:t>Developed new schedules. Projects then shipped within parameters of the new schedule.</w:t>
-      </w:r>
-    </w:p>
-    <w:p>
-      <w:pPr>
-        <w:tabs>
-          <w:tab w:val="left" w:pos="-720"/>
-        </w:tabs>
-        <w:ind w:right="-720"/>
-        <w:rPr>
-          <w:rFonts w:ascii="Arial" w:hAnsi="Arial"/>
-          <w:b/>
-          <w:color w:val="000000"/>
-          <w:sz w:val="18"/>
-          <w:szCs w:val="22"/>
-          <w:lang w:eastAsia="ar-SA"/>
-        </w:rPr>
-      </w:pPr>
-    </w:p>
-    <w:p>
-      <w:pPr>
-        <w:tabs>
-          <w:tab w:val="left" w:pos="-720"/>
-        </w:tabs>
-        <w:ind w:right="-720"/>
-        <w:rPr>
-          <w:rFonts w:ascii="Arial" w:hAnsi="Arial"/>
-          <w:b/>
-          <w:color w:val="000000"/>
-          <w:sz w:val="18"/>
-          <w:szCs w:val="22"/>
-          <w:lang w:eastAsia="ar-SA"/>
-        </w:rPr>
-      </w:pPr>
-      <w:r>
-        <w:rPr>
-          <w:rFonts w:ascii="Arial" w:hAnsi="Arial"/>
-          <w:b/>
-          <w:color w:val="000000"/>
-          <w:sz w:val="18"/>
-          <w:szCs w:val="22"/>
-          <w:lang w:eastAsia="ar-SA"/>
-        </w:rPr>
-        <w:t>Sun Microsystems Laboratories</w:t>
-      </w:r>
-      <w:r>
-        <w:rPr>
-          <w:rFonts w:ascii="Arial" w:hAnsi="Arial"/>
-          <w:b/>
-          <w:color w:val="000000"/>
-          <w:sz w:val="18"/>
-          <w:szCs w:val="22"/>
-          <w:lang w:eastAsia="ar-SA"/>
-        </w:rPr>
-        <w:t xml:space="preserve"> (now Oracle Laboratories)</w:t>
-      </w:r>
-      <w:r>
-        <w:rPr>
-          <w:rFonts w:ascii="Arial" w:hAnsi="Arial"/>
-          <w:b/>
+        <w:t>/Houston, Texas</w:t>
+      </w:r>
+    </w:p>
+    <w:p>
+      <w:pPr>
+        <w:tabs>
+          <w:tab w:val="left" w:pos="-720"/>
+        </w:tabs>
+        <w:ind w:right="-720"/>
+        <w:rPr>
+          <w:rFonts w:ascii="Arial" w:hAnsi="Arial"/>
+          <w:color w:val="000000"/>
+          <w:sz w:val="18"/>
+          <w:szCs w:val="22"/>
+          <w:lang w:eastAsia="ar-SA"/>
+        </w:rPr>
+      </w:pPr>
+      <w:r>
+        <w:rPr>
+          <w:rFonts w:ascii="Arial" w:hAnsi="Arial"/>
+          <w:b/>
+          <w:color w:val="000000"/>
+          <w:sz w:val="18"/>
+          <w:szCs w:val="22"/>
+          <w:lang w:eastAsia="ar-SA"/>
+        </w:rPr>
+        <w:t>Software Engineer</w:t>
+      </w:r>
+      <w:r>
+        <w:rPr>
+          <w:rFonts w:ascii="Arial" w:hAnsi="Arial"/>
           <w:color w:val="000000"/>
           <w:sz w:val="18"/>
           <w:szCs w:val="22"/>
@@ -3754,167 +4101,124 @@
       <w:r>
         <w:rPr>
           <w:rFonts w:ascii="Arial" w:hAnsi="Arial"/>
-          <w:bCs/>
-          <w:color w:val="000000"/>
-          <w:sz w:val="18"/>
-          <w:szCs w:val="22"/>
-          <w:lang w:eastAsia="ar-SA"/>
-        </w:rPr>
-        <w:t>Mountain View, California</w:t>
-      </w:r>
-      <w:r>
-        <w:rPr>
-          <w:rFonts w:ascii="Arial" w:hAnsi="Arial"/>
-          <w:bCs/>
-          <w:color w:val="000000"/>
-          <w:sz w:val="18"/>
-          <w:szCs w:val="22"/>
-          <w:lang w:eastAsia="ar-SA"/>
-        </w:rPr>
-        <w:t>.</w:t>
-      </w:r>
-    </w:p>
-    <w:p>
-      <w:pPr>
-        <w:tabs>
-          <w:tab w:val="left" w:pos="-720"/>
-        </w:tabs>
-        <w:ind w:right="-720"/>
-        <w:rPr>
-          <w:rFonts w:ascii="Arial" w:hAnsi="Arial"/>
-          <w:color w:val="000000"/>
-          <w:sz w:val="18"/>
-          <w:szCs w:val="22"/>
-          <w:lang w:eastAsia="ar-SA"/>
-        </w:rPr>
-      </w:pPr>
-      <w:r>
-        <w:rPr>
-          <w:rFonts w:ascii="Arial" w:hAnsi="Arial"/>
-          <w:b/>
-          <w:color w:val="000000"/>
-          <w:sz w:val="18"/>
-          <w:szCs w:val="22"/>
-          <w:lang w:eastAsia="ar-SA"/>
-        </w:rPr>
-        <w:t>Member of Technical Staff</w:t>
-      </w:r>
-      <w:r>
-        <w:rPr>
-          <w:rFonts w:ascii="Arial" w:hAnsi="Arial"/>
-          <w:color w:val="000000"/>
-          <w:sz w:val="18"/>
-          <w:szCs w:val="22"/>
-          <w:lang w:eastAsia="ar-SA"/>
-        </w:rPr>
-        <w:t>, March 1996 to November 1997</w:t>
-      </w:r>
-    </w:p>
-    <w:p>
-      <w:pPr>
-        <w:tabs>
-          <w:tab w:val="left" w:pos="-720"/>
-        </w:tabs>
-        <w:ind w:right="-720"/>
-        <w:rPr>
-          <w:rFonts w:ascii="Arial" w:hAnsi="Arial"/>
-          <w:color w:val="000000"/>
-          <w:sz w:val="18"/>
-          <w:szCs w:val="22"/>
-          <w:lang w:eastAsia="ar-SA"/>
-        </w:rPr>
-      </w:pPr>
-    </w:p>
-    <w:p>
-      <w:pPr>
-        <w:tabs>
-          <w:tab w:val="left" w:pos="-720"/>
-        </w:tabs>
-        <w:ind w:right="-720"/>
-        <w:rPr>
-          <w:rFonts w:ascii="Arial" w:hAnsi="Arial"/>
-          <w:b/>
-          <w:color w:val="000000"/>
-          <w:sz w:val="18"/>
-          <w:szCs w:val="22"/>
-          <w:lang w:eastAsia="ar-SA"/>
-        </w:rPr>
-      </w:pPr>
-      <w:r>
-        <w:rPr>
-          <w:rFonts w:ascii="Arial" w:hAnsi="Arial"/>
-          <w:b/>
-          <w:color w:val="000000"/>
-          <w:sz w:val="18"/>
-          <w:szCs w:val="22"/>
-          <w:lang w:eastAsia="ar-SA"/>
-        </w:rPr>
-        <w:t xml:space="preserve">Claris Corporation (now </w:t>
-      </w:r>
-      <w:r>
-        <w:rPr>
-          <w:rFonts w:ascii="Arial" w:hAnsi="Arial"/>
-          <w:b/>
-          <w:color w:val="000000"/>
-          <w:sz w:val="18"/>
-          <w:szCs w:val="22"/>
-          <w:lang w:eastAsia="ar-SA"/>
-        </w:rPr>
-        <w:t>Claris International</w:t>
-      </w:r>
-      <w:r>
-        <w:rPr>
-          <w:rFonts w:ascii="Arial" w:hAnsi="Arial"/>
-          <w:b/>
-          <w:color w:val="000000"/>
-          <w:sz w:val="18"/>
-          <w:szCs w:val="22"/>
-          <w:lang w:eastAsia="ar-SA"/>
-        </w:rPr>
-        <w:t>)</w:t>
-      </w:r>
-      <w:r>
-        <w:rPr>
-          <w:rFonts w:ascii="Arial" w:hAnsi="Arial"/>
-          <w:b/>
-          <w:color w:val="000000"/>
-          <w:sz w:val="18"/>
-          <w:szCs w:val="22"/>
-          <w:lang w:eastAsia="ar-SA"/>
-        </w:rPr>
-        <w:t>/</w:t>
+          <w:color w:val="000000"/>
+          <w:sz w:val="18"/>
+          <w:szCs w:val="22"/>
+          <w:lang w:eastAsia="ar-SA"/>
+        </w:rPr>
+        <w:t>December 1987</w:t>
+      </w:r>
+      <w:r>
+        <w:rPr>
+          <w:rFonts w:ascii="Arial" w:hAnsi="Arial"/>
+          <w:color w:val="000000"/>
+          <w:sz w:val="18"/>
+          <w:szCs w:val="22"/>
+          <w:lang w:eastAsia="ar-SA"/>
+        </w:rPr>
+        <w:t>-March 1996</w:t>
+      </w:r>
+    </w:p>
+    <w:p>
+      <w:pPr>
+        <w:tabs>
+          <w:tab w:val="left" w:pos="-720"/>
+        </w:tabs>
+        <w:ind w:right="-720"/>
+        <w:rPr>
+          <w:rFonts w:ascii="Arial" w:hAnsi="Arial"/>
+          <w:color w:val="000000"/>
+          <w:sz w:val="18"/>
+          <w:szCs w:val="22"/>
+          <w:lang w:eastAsia="ar-SA"/>
+        </w:rPr>
+      </w:pPr>
+    </w:p>
+    <w:p>
+      <w:pPr>
+        <w:tabs>
+          <w:tab w:val="left" w:pos="-720"/>
+        </w:tabs>
+        <w:ind w:right="-720"/>
+        <w:rPr>
+          <w:rFonts w:ascii="Arial" w:hAnsi="Arial"/>
+          <w:b/>
+          <w:color w:val="000000"/>
+          <w:sz w:val="20"/>
+          <w:szCs w:val="22"/>
+          <w:lang w:eastAsia="ar-SA"/>
+        </w:rPr>
+      </w:pPr>
+      <w:r>
+        <w:rPr>
+          <w:rFonts w:ascii="Arial" w:hAnsi="Arial"/>
+          <w:b/>
+          <w:color w:val="000000"/>
+          <w:sz w:val="20"/>
+          <w:szCs w:val="22"/>
+          <w:lang w:eastAsia="ar-SA"/>
+        </w:rPr>
+        <w:t>SKILLS</w:t>
+      </w:r>
+    </w:p>
+    <w:p>
+      <w:pPr>
+        <w:tabs>
+          <w:tab w:val="left" w:pos="-720"/>
+        </w:tabs>
+        <w:ind w:right="-720"/>
+        <w:rPr>
+          <w:rFonts w:ascii="Arial" w:hAnsi="Arial"/>
+          <w:color w:val="000000"/>
+          <w:sz w:val="18"/>
+          <w:szCs w:val="22"/>
+          <w:lang w:eastAsia="ar-SA"/>
+        </w:rPr>
+      </w:pPr>
+    </w:p>
+    <w:p>
+      <w:pPr>
+        <w:tabs>
+          <w:tab w:val="left" w:pos="-720"/>
+        </w:tabs>
+        <w:ind w:right="-720"/>
+        <w:jc w:val="both"/>
+        <w:rPr>
+          <w:rFonts w:ascii="Arial" w:hAnsi="Arial"/>
+          <w:color w:val="000000"/>
+          <w:sz w:val="18"/>
+          <w:szCs w:val="18"/>
+          <w:lang w:eastAsia="ar-SA"/>
+        </w:rPr>
+      </w:pPr>
+      <w:r>
+        <w:rPr>
+          <w:rFonts w:ascii="Arial" w:hAnsi="Arial"/>
+          <w:color w:val="000000"/>
+          <w:sz w:val="18"/>
+          <w:szCs w:val="18"/>
+          <w:lang w:eastAsia="ar-SA"/>
+        </w:rPr>
+        <w:t xml:space="preserve">Swift, SwiftUI, </w:t>
       </w:r>
       <w:proofErr w:type="spellStart"/>
       <w:r>
         <w:rPr>
           <w:rFonts w:ascii="Arial" w:hAnsi="Arial"/>
-          <w:b/>
-          <w:color w:val="000000"/>
-          <w:sz w:val="18"/>
-          <w:szCs w:val="22"/>
-          <w:lang w:eastAsia="ar-SA"/>
-        </w:rPr>
-        <w:t>StyleWare</w:t>
+          <w:color w:val="000000"/>
+          <w:sz w:val="18"/>
+          <w:szCs w:val="18"/>
+          <w:lang w:eastAsia="ar-SA"/>
+        </w:rPr>
+        <w:t>UIKit</w:t>
       </w:r>
       <w:proofErr w:type="spellEnd"/>
       <w:r>
         <w:rPr>
           <w:rFonts w:ascii="Arial" w:hAnsi="Arial"/>
-          <w:b/>
-          <w:color w:val="000000"/>
-          <w:sz w:val="18"/>
-          <w:szCs w:val="22"/>
-          <w:lang w:eastAsia="ar-SA"/>
-        </w:rPr>
-        <w:t>, Inc.</w:t>
-      </w:r>
-      <w:r>
-        <w:rPr>
-          <w:rFonts w:ascii="Arial" w:hAnsi="Arial"/>
-          <w:b/>
-          <w:color w:val="000000"/>
-          <w:sz w:val="18"/>
-          <w:szCs w:val="22"/>
+          <w:color w:val="000000"/>
+          <w:sz w:val="18"/>
+          <w:szCs w:val="18"/>
           <w:lang w:eastAsia="ar-SA"/>
         </w:rPr>
         <w:t xml:space="preserve"> </w:t>
@@ -3922,57 +4226,71 @@
       <w:r>
         <w:rPr>
           <w:rFonts w:ascii="Arial" w:hAnsi="Arial"/>
-          <w:bCs/>
-          <w:color w:val="000000"/>
-          <w:sz w:val="18"/>
-          <w:szCs w:val="22"/>
-          <w:lang w:eastAsia="ar-SA"/>
-        </w:rPr>
-        <w:t>Santa Clara, California</w:t>
-      </w:r>
-      <w:r>
-        <w:rPr>
-          <w:rFonts w:ascii="Arial" w:hAnsi="Arial"/>
-          <w:bCs/>
-          <w:color w:val="000000"/>
-          <w:sz w:val="18"/>
-          <w:szCs w:val="22"/>
-          <w:lang w:eastAsia="ar-SA"/>
-        </w:rPr>
-        <w:t>/Houston, Texas</w:t>
-      </w:r>
-    </w:p>
-    <w:p>
-      <w:pPr>
-        <w:tabs>
-          <w:tab w:val="left" w:pos="-720"/>
-        </w:tabs>
-        <w:ind w:right="-720"/>
-        <w:rPr>
-          <w:rFonts w:ascii="Arial" w:hAnsi="Arial"/>
-          <w:color w:val="000000"/>
-          <w:sz w:val="18"/>
-          <w:szCs w:val="22"/>
-          <w:lang w:eastAsia="ar-SA"/>
-        </w:rPr>
-      </w:pPr>
-      <w:r>
-        <w:rPr>
-          <w:rFonts w:ascii="Arial" w:hAnsi="Arial"/>
-          <w:b/>
-          <w:color w:val="000000"/>
-          <w:sz w:val="18"/>
-          <w:szCs w:val="22"/>
-          <w:lang w:eastAsia="ar-SA"/>
-        </w:rPr>
-        <w:t>Software Engineer</w:t>
-      </w:r>
-      <w:r>
-        <w:rPr>
-          <w:rFonts w:ascii="Arial" w:hAnsi="Arial"/>
-          <w:color w:val="000000"/>
-          <w:sz w:val="18"/>
-          <w:szCs w:val="22"/>
+          <w:color w:val="000000"/>
+          <w:sz w:val="18"/>
+          <w:szCs w:val="18"/>
+          <w:lang w:eastAsia="ar-SA"/>
+        </w:rPr>
+        <w:t xml:space="preserve"> Combine,</w:t>
+      </w:r>
+      <w:r>
+        <w:rPr>
+          <w:rFonts w:ascii="Arial" w:hAnsi="Arial"/>
+          <w:color w:val="000000"/>
+          <w:sz w:val="18"/>
+          <w:szCs w:val="18"/>
+          <w:lang w:eastAsia="ar-SA"/>
+        </w:rPr>
+        <w:t xml:space="preserve"> </w:t>
+      </w:r>
+      <w:r>
+        <w:rPr>
+          <w:rFonts w:ascii="Arial" w:hAnsi="Arial"/>
+          <w:color w:val="000000"/>
+          <w:sz w:val="18"/>
+          <w:szCs w:val="18"/>
+          <w:lang w:eastAsia="ar-SA"/>
+        </w:rPr>
+        <w:t>Xcode</w:t>
+      </w:r>
+      <w:r>
+        <w:rPr>
+          <w:rFonts w:ascii="Arial" w:hAnsi="Arial"/>
+          <w:color w:val="000000"/>
+          <w:sz w:val="18"/>
+          <w:szCs w:val="18"/>
+          <w:lang w:eastAsia="ar-SA"/>
+        </w:rPr>
+        <w:t xml:space="preserve">, Bash/shell scripting, </w:t>
+      </w:r>
+      <w:r>
+        <w:rPr>
+          <w:rFonts w:ascii="Arial" w:hAnsi="Arial"/>
+          <w:color w:val="000000"/>
+          <w:sz w:val="18"/>
+          <w:szCs w:val="18"/>
+          <w:lang w:eastAsia="ar-SA"/>
+        </w:rPr>
+        <w:t xml:space="preserve">Java, </w:t>
+      </w:r>
+      <w:proofErr w:type="spellStart"/>
+      <w:r>
+        <w:rPr>
+          <w:rFonts w:ascii="Arial" w:hAnsi="Arial"/>
+          <w:color w:val="000000"/>
+          <w:sz w:val="18"/>
+          <w:szCs w:val="18"/>
+          <w:lang w:eastAsia="ar-SA"/>
+        </w:rPr>
+        <w:t>GraphQL</w:t>
+      </w:r>
+      <w:proofErr w:type="spellEnd"/>
+      <w:r>
+        <w:rPr>
+          <w:rFonts w:ascii="Arial" w:hAnsi="Arial"/>
+          <w:color w:val="000000"/>
+          <w:sz w:val="18"/>
+          <w:szCs w:val="18"/>
           <w:lang w:eastAsia="ar-SA"/>
         </w:rPr>
         <w:t xml:space="preserve">, </w:t>
@@ -3982,94 +4300,11 @@
           <w:rFonts w:ascii="Arial" w:hAnsi="Arial"/>
           <w:color w:val="000000"/>
           <w:sz w:val="18"/>
-          <w:szCs w:val="22"/>
-          <w:lang w:eastAsia="ar-SA"/>
-        </w:rPr>
-        <w:t>December 1987</w:t>
-      </w:r>
-      <w:r>
-        <w:rPr>
-          <w:rFonts w:ascii="Arial" w:hAnsi="Arial"/>
-          <w:color w:val="000000"/>
-          <w:sz w:val="18"/>
-          <w:szCs w:val="22"/>
-          <w:lang w:eastAsia="ar-SA"/>
-        </w:rPr>
-        <w:t>-March 1996</w:t>
-      </w:r>
-    </w:p>
-    <w:p>
-      <w:pPr>
-        <w:tabs>
-          <w:tab w:val="left" w:pos="-720"/>
-        </w:tabs>
-        <w:ind w:right="-720"/>
-        <w:rPr>
-          <w:rFonts w:ascii="Arial" w:hAnsi="Arial"/>
-          <w:color w:val="000000"/>
-          <w:sz w:val="18"/>
-          <w:szCs w:val="22"/>
-          <w:lang w:eastAsia="ar-SA"/>
-        </w:rPr>
-      </w:pPr>
-    </w:p>
-    <w:p>
-      <w:pPr>
-        <w:tabs>
-          <w:tab w:val="left" w:pos="-720"/>
-        </w:tabs>
-        <w:ind w:right="-720"/>
-        <w:rPr>
-          <w:rFonts w:ascii="Arial" w:hAnsi="Arial"/>
-          <w:b/>
-          <w:color w:val="000000"/>
-          <w:sz w:val="20"/>
-          <w:szCs w:val="22"/>
-          <w:lang w:eastAsia="ar-SA"/>
-        </w:rPr>
-      </w:pPr>
-      <w:r>
-        <w:rPr>
-          <w:rFonts w:ascii="Arial" w:hAnsi="Arial"/>
-          <w:b/>
-          <w:color w:val="000000"/>
-          <w:sz w:val="20"/>
-          <w:szCs w:val="22"/>
-          <w:lang w:eastAsia="ar-SA"/>
-        </w:rPr>
-        <w:t>SKILLS</w:t>
-      </w:r>
-    </w:p>
-    <w:p>
-      <w:pPr>
-        <w:tabs>
-          <w:tab w:val="left" w:pos="-720"/>
-        </w:tabs>
-        <w:ind w:right="-720"/>
-        <w:rPr>
-          <w:rFonts w:ascii="Arial" w:hAnsi="Arial"/>
-          <w:color w:val="000000"/>
-          <w:sz w:val="18"/>
-          <w:szCs w:val="22"/>
-          <w:lang w:eastAsia="ar-SA"/>
-        </w:rPr>
-      </w:pPr>
-    </w:p>
-    <w:p>
-      <w:pPr>
-        <w:tabs>
-          <w:tab w:val="left" w:pos="-720"/>
-        </w:tabs>
-        <w:ind w:right="-720"/>
-        <w:jc w:val="both"/>
-        <w:rPr>
-          <w:rFonts w:ascii="Arial" w:hAnsi="Arial"/>
-          <w:color w:val="000000"/>
-          <w:sz w:val="18"/>
           <w:szCs w:val="18"/>
           <w:lang w:eastAsia="ar-SA"/>
         </w:rPr>
-      </w:pPr>
+        <w:t>Apollo Federation,</w:t>
+      </w:r>
       <w:r>
         <w:rPr>
           <w:rFonts w:ascii="Arial" w:hAnsi="Arial"/>
@@ -4078,7 +4313,267 @@
           <w:szCs w:val="18"/>
           <w:lang w:eastAsia="ar-SA"/>
         </w:rPr>
-        <w:t xml:space="preserve">Swift, SwiftUI, </w:t>
+        <w:t xml:space="preserve"> </w:t>
+      </w:r>
+      <w:r>
+        <w:rPr>
+          <w:rFonts w:ascii="Arial" w:hAnsi="Arial"/>
+          <w:color w:val="000000"/>
+          <w:sz w:val="18"/>
+          <w:szCs w:val="18"/>
+          <w:lang w:eastAsia="ar-SA"/>
+        </w:rPr>
+        <w:t>Python, Spring, Spring</w:t>
+      </w:r>
+      <w:r>
+        <w:rPr>
+          <w:rFonts w:ascii="Arial" w:hAnsi="Arial"/>
+          <w:color w:val="000000"/>
+          <w:sz w:val="18"/>
+          <w:szCs w:val="18"/>
+          <w:lang w:eastAsia="ar-SA"/>
+        </w:rPr>
+        <w:t xml:space="preserve"> </w:t>
+      </w:r>
+      <w:r>
+        <w:rPr>
+          <w:rFonts w:ascii="Arial" w:hAnsi="Arial"/>
+          <w:color w:val="000000"/>
+          <w:sz w:val="18"/>
+          <w:szCs w:val="18"/>
+          <w:lang w:eastAsia="ar-SA"/>
+        </w:rPr>
+        <w:t xml:space="preserve">Boot, </w:t>
+      </w:r>
+      <w:r>
+        <w:rPr>
+          <w:rFonts w:ascii="Arial" w:hAnsi="Arial"/>
+          <w:color w:val="000000"/>
+          <w:sz w:val="18"/>
+          <w:szCs w:val="18"/>
+          <w:lang w:eastAsia="ar-SA"/>
+        </w:rPr>
+        <w:t xml:space="preserve">Objective C, </w:t>
+      </w:r>
+      <w:r>
+        <w:rPr>
+          <w:rFonts w:ascii="Arial" w:hAnsi="Arial"/>
+          <w:color w:val="000000"/>
+          <w:sz w:val="18"/>
+          <w:szCs w:val="18"/>
+          <w:lang w:eastAsia="ar-SA"/>
+        </w:rPr>
+        <w:t>RESTful APIs</w:t>
+      </w:r>
+      <w:r>
+        <w:rPr>
+          <w:rFonts w:ascii="Arial" w:hAnsi="Arial"/>
+          <w:color w:val="000000"/>
+          <w:sz w:val="18"/>
+          <w:szCs w:val="18"/>
+          <w:lang w:eastAsia="ar-SA"/>
+        </w:rPr>
+        <w:t>,</w:t>
+      </w:r>
+      <w:r>
+        <w:rPr>
+          <w:rFonts w:ascii="Arial" w:hAnsi="Arial"/>
+          <w:color w:val="000000"/>
+          <w:sz w:val="18"/>
+          <w:szCs w:val="18"/>
+          <w:lang w:eastAsia="ar-SA"/>
+        </w:rPr>
+        <w:t xml:space="preserve"> Soy,</w:t>
+      </w:r>
+      <w:r>
+        <w:rPr>
+          <w:rFonts w:ascii="Arial" w:hAnsi="Arial"/>
+          <w:color w:val="000000"/>
+          <w:sz w:val="18"/>
+          <w:szCs w:val="18"/>
+          <w:lang w:eastAsia="ar-SA"/>
+        </w:rPr>
+        <w:t xml:space="preserve"> </w:t>
+      </w:r>
+      <w:r>
+        <w:rPr>
+          <w:rFonts w:ascii="Arial" w:hAnsi="Arial"/>
+          <w:color w:val="000000"/>
+          <w:sz w:val="18"/>
+          <w:szCs w:val="18"/>
+          <w:lang w:eastAsia="ar-SA"/>
+        </w:rPr>
+        <w:t xml:space="preserve">HTML, CSS, Django, </w:t>
+      </w:r>
+      <w:r>
+        <w:rPr>
+          <w:rFonts w:ascii="Arial" w:hAnsi="Arial"/>
+          <w:color w:val="000000"/>
+          <w:sz w:val="18"/>
+          <w:szCs w:val="18"/>
+          <w:lang w:eastAsia="ar-SA"/>
+        </w:rPr>
+        <w:t xml:space="preserve">C, </w:t>
+      </w:r>
+      <w:r>
+        <w:rPr>
+          <w:rFonts w:ascii="Arial" w:hAnsi="Arial"/>
+          <w:color w:val="000000"/>
+          <w:sz w:val="18"/>
+          <w:szCs w:val="18"/>
+          <w:lang w:eastAsia="ar-SA"/>
+        </w:rPr>
+        <w:t>SQL,</w:t>
+      </w:r>
+      <w:r>
+        <w:rPr>
+          <w:rFonts w:ascii="Arial" w:hAnsi="Arial"/>
+          <w:color w:val="000000"/>
+          <w:sz w:val="18"/>
+          <w:szCs w:val="18"/>
+          <w:lang w:eastAsia="ar-SA"/>
+        </w:rPr>
+        <w:t xml:space="preserve"> </w:t>
+      </w:r>
+      <w:r>
+        <w:rPr>
+          <w:rFonts w:ascii="Arial" w:hAnsi="Arial"/>
+          <w:color w:val="000000"/>
+          <w:sz w:val="18"/>
+          <w:szCs w:val="18"/>
+          <w:lang w:eastAsia="ar-SA"/>
+        </w:rPr>
+        <w:t xml:space="preserve">Perl, Tcl, </w:t>
+      </w:r>
+      <w:r>
+        <w:rPr>
+          <w:rFonts w:ascii="Arial" w:hAnsi="Arial"/>
+          <w:color w:val="000000"/>
+          <w:sz w:val="18"/>
+          <w:szCs w:val="18"/>
+          <w:lang w:eastAsia="ar-SA"/>
+        </w:rPr>
+        <w:t xml:space="preserve">Ruby, </w:t>
+      </w:r>
+      <w:r>
+        <w:rPr>
+          <w:rFonts w:ascii="Arial" w:hAnsi="Arial"/>
+          <w:color w:val="000000"/>
+          <w:sz w:val="18"/>
+          <w:szCs w:val="18"/>
+          <w:lang w:eastAsia="ar-SA"/>
+        </w:rPr>
+        <w:t>Eclipse,</w:t>
+      </w:r>
+      <w:r>
+        <w:rPr>
+          <w:rFonts w:ascii="Arial" w:hAnsi="Arial"/>
+          <w:color w:val="000000"/>
+          <w:sz w:val="18"/>
+          <w:szCs w:val="18"/>
+          <w:lang w:eastAsia="ar-SA"/>
+        </w:rPr>
+        <w:t xml:space="preserve"> MacOS,</w:t>
+      </w:r>
+      <w:r>
+        <w:rPr>
+          <w:rFonts w:ascii="Arial" w:hAnsi="Arial"/>
+          <w:color w:val="000000"/>
+          <w:sz w:val="18"/>
+          <w:szCs w:val="18"/>
+          <w:lang w:eastAsia="ar-SA"/>
+        </w:rPr>
+        <w:t xml:space="preserve"> iOS, Unix, Linux, Windows, Visual Studio, cvs, </w:t>
+      </w:r>
+      <w:r>
+        <w:rPr>
+          <w:rFonts w:ascii="Arial" w:hAnsi="Arial"/>
+          <w:color w:val="000000"/>
+          <w:sz w:val="18"/>
+          <w:szCs w:val="18"/>
+          <w:lang w:eastAsia="ar-SA"/>
+        </w:rPr>
+        <w:t>Subversion</w:t>
+      </w:r>
+      <w:r>
+        <w:rPr>
+          <w:rFonts w:ascii="Arial" w:hAnsi="Arial"/>
+          <w:color w:val="000000"/>
+          <w:sz w:val="18"/>
+          <w:szCs w:val="18"/>
+          <w:lang w:eastAsia="ar-SA"/>
+        </w:rPr>
+        <w:t xml:space="preserve">, Perforce, git, Bitkeeper, </w:t>
+      </w:r>
+      <w:r>
+        <w:rPr>
+          <w:rFonts w:ascii="Arial" w:hAnsi="Arial"/>
+          <w:color w:val="000000"/>
+          <w:sz w:val="18"/>
+          <w:szCs w:val="18"/>
+          <w:lang w:eastAsia="ar-SA"/>
+        </w:rPr>
+        <w:t xml:space="preserve">Mercurial, </w:t>
+      </w:r>
+      <w:r>
+        <w:rPr>
+          <w:rFonts w:ascii="Arial" w:hAnsi="Arial"/>
+          <w:color w:val="000000"/>
+          <w:sz w:val="18"/>
+          <w:szCs w:val="18"/>
+          <w:lang w:eastAsia="ar-SA"/>
+        </w:rPr>
+        <w:t xml:space="preserve">gcc, </w:t>
+      </w:r>
+      <w:r>
+        <w:rPr>
+          <w:rFonts w:ascii="Arial" w:hAnsi="Arial"/>
+          <w:color w:val="000000"/>
+          <w:sz w:val="18"/>
+          <w:szCs w:val="18"/>
+          <w:lang w:eastAsia="ar-SA"/>
+        </w:rPr>
+        <w:t>Jenkins</w:t>
+      </w:r>
+      <w:r>
+        <w:rPr>
+          <w:rFonts w:ascii="Arial" w:hAnsi="Arial"/>
+          <w:color w:val="000000"/>
+          <w:sz w:val="18"/>
+          <w:szCs w:val="18"/>
+          <w:lang w:eastAsia="ar-SA"/>
+        </w:rPr>
+        <w:t>,</w:t>
+      </w:r>
+      <w:r>
+        <w:rPr>
+          <w:rFonts w:ascii="Arial" w:hAnsi="Arial"/>
+          <w:color w:val="000000"/>
+          <w:sz w:val="18"/>
+          <w:szCs w:val="18"/>
+          <w:lang w:eastAsia="ar-SA"/>
+        </w:rPr>
+        <w:t xml:space="preserve"> VMWare, Bugzilla, JIRA</w:t>
+      </w:r>
+      <w:r>
+        <w:rPr>
+          <w:rFonts w:ascii="Arial" w:hAnsi="Arial"/>
+          <w:color w:val="000000"/>
+          <w:sz w:val="18"/>
+          <w:szCs w:val="18"/>
+          <w:lang w:eastAsia="ar-SA"/>
+        </w:rPr>
+        <w:t>,</w:t>
+      </w:r>
+      <w:r>
+        <w:rPr>
+          <w:rFonts w:ascii="Arial" w:hAnsi="Arial"/>
+          <w:color w:val="000000"/>
+          <w:sz w:val="18"/>
+          <w:szCs w:val="18"/>
+          <w:lang w:eastAsia="ar-SA"/>
+        </w:rPr>
+        <w:t xml:space="preserve"> </w:t>
       </w:r>
       <w:proofErr w:type="spellStart"/>
       <w:r>
@@ -4089,7 +4584,7 @@
           <w:szCs w:val="18"/>
           <w:lang w:eastAsia="ar-SA"/>
         </w:rPr>
-        <w:t>UIKit</w:t>
+        <w:t>yocto</w:t>
       </w:r>
       <w:proofErr w:type="spellEnd"/>
       <w:r>
@@ -4100,7 +4595,7 @@
           <w:szCs w:val="18"/>
           <w:lang w:eastAsia="ar-SA"/>
         </w:rPr>
-        <w:t xml:space="preserve"> </w:t>
+        <w:t xml:space="preserve">, </w:t>
       </w:r>
       <w:r>
         <w:rPr>
@@ -4110,7 +4605,7 @@
           <w:szCs w:val="18"/>
           <w:lang w:eastAsia="ar-SA"/>
         </w:rPr>
-        <w:t xml:space="preserve"> Combine,</w:t>
+        <w:t xml:space="preserve">repo, </w:t>
       </w:r>
       <w:r>
         <w:rPr>
@@ -4120,7 +4615,7 @@
           <w:szCs w:val="18"/>
           <w:lang w:eastAsia="ar-SA"/>
         </w:rPr>
-        <w:t xml:space="preserve">, </w:t>
+        <w:t>vagrant, VirtualBox</w:t>
       </w:r>
       <w:r>
         <w:rPr>
@@ -4130,7 +4625,7 @@
           <w:szCs w:val="18"/>
           <w:lang w:eastAsia="ar-SA"/>
         </w:rPr>
-        <w:t>Xcode</w:t>
+        <w:t>, Marionette</w:t>
       </w:r>
       <w:r>
         <w:rPr>
@@ -4140,7 +4635,7 @@
           <w:szCs w:val="18"/>
           <w:lang w:eastAsia="ar-SA"/>
         </w:rPr>
-        <w:t xml:space="preserve">, Bash/shell scripting, </w:t>
+        <w:t xml:space="preserve">, hobo, </w:t>
       </w:r>
       <w:r>
         <w:rPr>
@@ -4150,9 +4645,8 @@
           <w:szCs w:val="18"/>
           <w:lang w:eastAsia="ar-SA"/>
         </w:rPr>
-        <w:t xml:space="preserve">Java, </w:t>
-      </w:r>
-      <w:proofErr w:type="spellStart"/>
+        <w:t>Datadog, Terraform</w:t>
+      </w:r>
       <w:r>
         <w:rPr>
           <w:rFonts w:ascii="Arial" w:hAnsi="Arial"/>
@@ -4161,9 +4655,8 @@
           <w:szCs w:val="18"/>
           <w:lang w:eastAsia="ar-SA"/>
         </w:rPr>
-        <w:t>GraphQL</w:t>
-      </w:r>
-      <w:proofErr w:type="spellEnd"/>
+        <w:t>, Kubernetes</w:t>
+      </w:r>
       <w:r>
         <w:rPr>
           <w:rFonts w:ascii="Arial" w:hAnsi="Arial"/>
@@ -4172,7 +4665,7 @@
           <w:szCs w:val="18"/>
           <w:lang w:eastAsia="ar-SA"/>
         </w:rPr>
-        <w:t xml:space="preserve">, </w:t>
+        <w:t>, Avro, Kafka</w:t>
       </w:r>
       <w:r>
         <w:rPr>
@@ -4182,7 +4675,7 @@
           <w:szCs w:val="18"/>
           <w:lang w:eastAsia="ar-SA"/>
         </w:rPr>
-        <w:t>Apollo Federation,</w:t>
+        <w:t>, Docker</w:t>
       </w:r>
       <w:r>
         <w:rPr>
@@ -4192,430 +4685,9 @@
           <w:szCs w:val="18"/>
           <w:lang w:eastAsia="ar-SA"/>
         </w:rPr>
-        <w:t xml:space="preserve"> </w:t>
-      </w:r>
-      <w:r>
-        <w:rPr>
-          <w:rFonts w:ascii="Arial" w:hAnsi="Arial"/>
-          <w:color w:val="000000"/>
-          <w:sz w:val="18"/>
-          <w:szCs w:val="18"/>
-          <w:lang w:eastAsia="ar-SA"/>
-        </w:rPr>
-        <w:t>Python, Spring, Spring</w:t>
-      </w:r>
-      <w:r>
-        <w:rPr>
-          <w:rFonts w:ascii="Arial" w:hAnsi="Arial"/>
-          <w:color w:val="000000"/>
-          <w:sz w:val="18"/>
-          <w:szCs w:val="18"/>
-          <w:lang w:eastAsia="ar-SA"/>
-        </w:rPr>
-        <w:t xml:space="preserve"> </w:t>
-      </w:r>
-      <w:r>
-        <w:rPr>
-          <w:rFonts w:ascii="Arial" w:hAnsi="Arial"/>
-          <w:color w:val="000000"/>
-          <w:sz w:val="18"/>
-          <w:szCs w:val="18"/>
-          <w:lang w:eastAsia="ar-SA"/>
-        </w:rPr>
-        <w:t xml:space="preserve">Boot, </w:t>
-      </w:r>
-      <w:r>
-        <w:rPr>
-          <w:rFonts w:ascii="Arial" w:hAnsi="Arial"/>
-          <w:color w:val="000000"/>
-          <w:sz w:val="18"/>
-          <w:szCs w:val="18"/>
-          <w:lang w:eastAsia="ar-SA"/>
-        </w:rPr>
-        <w:t xml:space="preserve">Objective C, </w:t>
-      </w:r>
-      <w:r>
-        <w:rPr>
-          <w:rFonts w:ascii="Arial" w:hAnsi="Arial"/>
-          <w:color w:val="000000"/>
-          <w:sz w:val="18"/>
-          <w:szCs w:val="18"/>
-          <w:lang w:eastAsia="ar-SA"/>
-        </w:rPr>
-        <w:t>RESTful APIs,</w:t>
-      </w:r>
-      <w:r>
-        <w:rPr>
-          <w:rFonts w:ascii="Arial" w:hAnsi="Arial"/>
-          <w:color w:val="000000"/>
-          <w:sz w:val="18"/>
-          <w:szCs w:val="18"/>
-          <w:lang w:eastAsia="ar-SA"/>
-        </w:rPr>
-        <w:t xml:space="preserve"> </w:t>
-      </w:r>
-      <w:proofErr w:type="spellStart"/>
-      <w:r>
-        <w:rPr>
-          <w:rFonts w:ascii="Arial" w:hAnsi="Arial"/>
-          <w:color w:val="000000"/>
-          <w:sz w:val="18"/>
-          <w:szCs w:val="18"/>
-          <w:lang w:eastAsia="ar-SA"/>
-        </w:rPr>
-        <w:t>Javascript</w:t>
-      </w:r>
-      <w:proofErr w:type="spellEnd"/>
-      <w:r>
-        <w:rPr>
-          <w:rFonts w:ascii="Arial" w:hAnsi="Arial"/>
-          <w:color w:val="000000"/>
-          <w:sz w:val="18"/>
-          <w:szCs w:val="18"/>
-          <w:lang w:eastAsia="ar-SA"/>
-        </w:rPr>
-        <w:t>,</w:t>
-      </w:r>
-      <w:r>
-        <w:rPr>
-          <w:rFonts w:ascii="Arial" w:hAnsi="Arial"/>
-          <w:color w:val="000000"/>
-          <w:sz w:val="18"/>
-          <w:szCs w:val="18"/>
-          <w:lang w:eastAsia="ar-SA"/>
-        </w:rPr>
-        <w:t xml:space="preserve"> Soy,</w:t>
-      </w:r>
-      <w:r>
-        <w:rPr>
-          <w:rFonts w:ascii="Arial" w:hAnsi="Arial"/>
-          <w:color w:val="000000"/>
-          <w:sz w:val="18"/>
-          <w:szCs w:val="18"/>
-          <w:lang w:eastAsia="ar-SA"/>
-        </w:rPr>
-        <w:t xml:space="preserve"> </w:t>
-      </w:r>
-      <w:r>
-        <w:rPr>
-          <w:rFonts w:ascii="Arial" w:hAnsi="Arial"/>
-          <w:color w:val="000000"/>
-          <w:sz w:val="18"/>
-          <w:szCs w:val="18"/>
-          <w:lang w:eastAsia="ar-SA"/>
-        </w:rPr>
-        <w:t xml:space="preserve">HTML, CSS, Django, </w:t>
-      </w:r>
-      <w:r>
-        <w:rPr>
-          <w:rFonts w:ascii="Arial" w:hAnsi="Arial"/>
-          <w:color w:val="000000"/>
-          <w:sz w:val="18"/>
-          <w:szCs w:val="18"/>
-          <w:lang w:eastAsia="ar-SA"/>
-        </w:rPr>
-        <w:t xml:space="preserve">C, </w:t>
-      </w:r>
-      <w:r>
-        <w:rPr>
-          <w:rFonts w:ascii="Arial" w:hAnsi="Arial"/>
-          <w:color w:val="000000"/>
-          <w:sz w:val="18"/>
-          <w:szCs w:val="18"/>
-          <w:lang w:eastAsia="ar-SA"/>
-        </w:rPr>
-        <w:t>SQL,</w:t>
-      </w:r>
-      <w:r>
-        <w:rPr>
-          <w:rFonts w:ascii="Arial" w:hAnsi="Arial"/>
-          <w:color w:val="000000"/>
-          <w:sz w:val="18"/>
-          <w:szCs w:val="18"/>
-          <w:lang w:eastAsia="ar-SA"/>
-        </w:rPr>
-        <w:t xml:space="preserve"> </w:t>
-      </w:r>
-      <w:r>
-        <w:rPr>
-          <w:rFonts w:ascii="Arial" w:hAnsi="Arial"/>
-          <w:color w:val="000000"/>
-          <w:sz w:val="18"/>
-          <w:szCs w:val="18"/>
-          <w:lang w:eastAsia="ar-SA"/>
-        </w:rPr>
-        <w:t xml:space="preserve">Perl, Tcl, </w:t>
-      </w:r>
-      <w:r>
-        <w:rPr>
-          <w:rFonts w:ascii="Arial" w:hAnsi="Arial"/>
-          <w:color w:val="000000"/>
-          <w:sz w:val="18"/>
-          <w:szCs w:val="18"/>
-          <w:lang w:eastAsia="ar-SA"/>
-        </w:rPr>
-        <w:t xml:space="preserve">Ruby, </w:t>
-      </w:r>
-      <w:r>
-        <w:rPr>
-          <w:rFonts w:ascii="Arial" w:hAnsi="Arial"/>
-          <w:color w:val="000000"/>
-          <w:sz w:val="18"/>
-          <w:szCs w:val="18"/>
-          <w:lang w:eastAsia="ar-SA"/>
-        </w:rPr>
-        <w:t>Eclipse,</w:t>
-      </w:r>
-      <w:r>
-        <w:rPr>
-          <w:rFonts w:ascii="Arial" w:hAnsi="Arial"/>
-          <w:color w:val="000000"/>
-          <w:sz w:val="18"/>
-          <w:szCs w:val="18"/>
-          <w:lang w:eastAsia="ar-SA"/>
-        </w:rPr>
-        <w:t xml:space="preserve"> MacOS,</w:t>
-      </w:r>
-      <w:r>
-        <w:rPr>
-          <w:rFonts w:ascii="Arial" w:hAnsi="Arial"/>
-          <w:color w:val="000000"/>
-          <w:sz w:val="18"/>
-          <w:szCs w:val="18"/>
-          <w:lang w:eastAsia="ar-SA"/>
-        </w:rPr>
-        <w:t xml:space="preserve"> iOS, Unix, Linux, Windows, Visual Studio, cvs, </w:t>
-      </w:r>
-      <w:r>
-        <w:rPr>
-          <w:rFonts w:ascii="Arial" w:hAnsi="Arial"/>
-          <w:color w:val="000000"/>
-          <w:sz w:val="18"/>
-          <w:szCs w:val="18"/>
-          <w:lang w:eastAsia="ar-SA"/>
-        </w:rPr>
-        <w:t>Subversion</w:t>
-      </w:r>
-      <w:r>
-        <w:rPr>
-          <w:rFonts w:ascii="Arial" w:hAnsi="Arial"/>
-          <w:color w:val="000000"/>
-          <w:sz w:val="18"/>
-          <w:szCs w:val="18"/>
-          <w:lang w:eastAsia="ar-SA"/>
-        </w:rPr>
-        <w:t xml:space="preserve">, Perforce, git, Bitkeeper, </w:t>
-      </w:r>
-      <w:r>
-        <w:rPr>
-          <w:rFonts w:ascii="Arial" w:hAnsi="Arial"/>
-          <w:color w:val="000000"/>
-          <w:sz w:val="18"/>
-          <w:szCs w:val="18"/>
-          <w:lang w:eastAsia="ar-SA"/>
-        </w:rPr>
-        <w:t xml:space="preserve">Mercurial, </w:t>
-      </w:r>
-      <w:r>
-        <w:rPr>
-          <w:rFonts w:ascii="Arial" w:hAnsi="Arial"/>
-          <w:color w:val="000000"/>
-          <w:sz w:val="18"/>
-          <w:szCs w:val="18"/>
-          <w:lang w:eastAsia="ar-SA"/>
-        </w:rPr>
-        <w:t xml:space="preserve">gcc, </w:t>
-      </w:r>
-      <w:r>
-        <w:rPr>
-          <w:rFonts w:ascii="Arial" w:hAnsi="Arial"/>
-          <w:color w:val="000000"/>
-          <w:sz w:val="18"/>
-          <w:szCs w:val="18"/>
-          <w:lang w:eastAsia="ar-SA"/>
-        </w:rPr>
-        <w:t>Jenkins</w:t>
-      </w:r>
-      <w:r>
-        <w:rPr>
-          <w:rFonts w:ascii="Arial" w:hAnsi="Arial"/>
-          <w:color w:val="000000"/>
-          <w:sz w:val="18"/>
-          <w:szCs w:val="18"/>
-          <w:lang w:eastAsia="ar-SA"/>
-        </w:rPr>
-        <w:t>,</w:t>
-      </w:r>
-      <w:r>
-        <w:rPr>
-          <w:rFonts w:ascii="Arial" w:hAnsi="Arial"/>
-          <w:color w:val="000000"/>
-          <w:sz w:val="18"/>
-          <w:szCs w:val="18"/>
-          <w:lang w:eastAsia="ar-SA"/>
-        </w:rPr>
-        <w:t xml:space="preserve"> VMWare, Cocoa, Bugzilla, JIRA</w:t>
-      </w:r>
-      <w:r>
-        <w:rPr>
-          <w:rFonts w:ascii="Arial" w:hAnsi="Arial"/>
-          <w:color w:val="000000"/>
-          <w:sz w:val="18"/>
-          <w:szCs w:val="18"/>
-          <w:lang w:eastAsia="ar-SA"/>
-        </w:rPr>
-        <w:t>,</w:t>
-      </w:r>
-      <w:r>
-        <w:rPr>
-          <w:rFonts w:ascii="Arial" w:hAnsi="Arial"/>
-          <w:color w:val="000000"/>
-          <w:sz w:val="18"/>
-          <w:szCs w:val="18"/>
-          <w:lang w:eastAsia="ar-SA"/>
-        </w:rPr>
-        <w:t xml:space="preserve"> </w:t>
-      </w:r>
-      <w:proofErr w:type="spellStart"/>
-      <w:r>
-        <w:rPr>
-          <w:rFonts w:ascii="Arial" w:hAnsi="Arial"/>
-          <w:color w:val="000000"/>
-          <w:sz w:val="18"/>
-          <w:szCs w:val="18"/>
-          <w:lang w:eastAsia="ar-SA"/>
-        </w:rPr>
-        <w:t>yocto</w:t>
-      </w:r>
-      <w:proofErr w:type="spellEnd"/>
-      <w:r>
-        <w:rPr>
-          <w:rFonts w:ascii="Arial" w:hAnsi="Arial"/>
-          <w:color w:val="000000"/>
-          <w:sz w:val="18"/>
-          <w:szCs w:val="18"/>
-          <w:lang w:eastAsia="ar-SA"/>
-        </w:rPr>
-        <w:t xml:space="preserve">, </w:t>
-      </w:r>
-      <w:r>
-        <w:rPr>
-          <w:rFonts w:ascii="Arial" w:hAnsi="Arial"/>
-          <w:color w:val="000000"/>
-          <w:sz w:val="18"/>
-          <w:szCs w:val="18"/>
-          <w:lang w:eastAsia="ar-SA"/>
-        </w:rPr>
-        <w:t xml:space="preserve">repo, </w:t>
-      </w:r>
-      <w:r>
-        <w:rPr>
-          <w:rFonts w:ascii="Arial" w:hAnsi="Arial"/>
-          <w:color w:val="000000"/>
-          <w:sz w:val="18"/>
-          <w:szCs w:val="18"/>
-          <w:lang w:eastAsia="ar-SA"/>
-        </w:rPr>
-        <w:t>vagrant, VirtualBox</w:t>
-      </w:r>
-      <w:r>
-        <w:rPr>
-          <w:rFonts w:ascii="Arial" w:hAnsi="Arial"/>
-          <w:color w:val="000000"/>
-          <w:sz w:val="18"/>
-          <w:szCs w:val="18"/>
-          <w:lang w:eastAsia="ar-SA"/>
-        </w:rPr>
-        <w:t>, Marionette</w:t>
-      </w:r>
-      <w:r>
-        <w:rPr>
-          <w:rFonts w:ascii="Arial" w:hAnsi="Arial"/>
-          <w:color w:val="000000"/>
-          <w:sz w:val="18"/>
-          <w:szCs w:val="18"/>
-          <w:lang w:eastAsia="ar-SA"/>
-        </w:rPr>
-        <w:t xml:space="preserve">, hobo, </w:t>
-      </w:r>
-      <w:r>
-        <w:rPr>
-          <w:rFonts w:ascii="Arial" w:hAnsi="Arial"/>
-          <w:color w:val="000000"/>
-          <w:sz w:val="18"/>
-          <w:szCs w:val="18"/>
-          <w:lang w:eastAsia="ar-SA"/>
-        </w:rPr>
-        <w:t>Datadog, Terraform</w:t>
-      </w:r>
-      <w:r>
-        <w:rPr>
-          <w:rFonts w:ascii="Arial" w:hAnsi="Arial"/>
-          <w:color w:val="000000"/>
-          <w:sz w:val="18"/>
-          <w:szCs w:val="18"/>
-          <w:lang w:eastAsia="ar-SA"/>
-        </w:rPr>
-        <w:t>, Kubernetes</w:t>
-      </w:r>
-      <w:r>
-        <w:rPr>
-          <w:rFonts w:ascii="Arial" w:hAnsi="Arial"/>
-          <w:color w:val="000000"/>
-          <w:sz w:val="18"/>
-          <w:szCs w:val="18"/>
-          <w:lang w:eastAsia="ar-SA"/>
-        </w:rPr>
-        <w:t>, Avro, Kafka</w:t>
-      </w:r>
-      <w:r>
-        <w:rPr>
-          <w:rFonts w:ascii="Arial" w:hAnsi="Arial"/>
-          <w:color w:val="000000"/>
-          <w:sz w:val="18"/>
-          <w:szCs w:val="18"/>
-          <w:lang w:eastAsia="ar-SA"/>
-        </w:rPr>
-        <w:t>, Docker</w:t>
-      </w:r>
-      <w:r>
-        <w:rPr>
-          <w:rFonts w:ascii="Arial" w:hAnsi="Arial"/>
-          <w:color w:val="000000"/>
-          <w:sz w:val="18"/>
-          <w:szCs w:val="18"/>
-          <w:lang w:eastAsia="ar-SA"/>
-        </w:rPr>
         <w:t>, make</w:t>
       </w:r>
-      <w:r>
-        <w:rPr>
-          <w:rFonts w:ascii="Arial" w:hAnsi="Arial"/>
-          <w:color w:val="000000"/>
-          <w:sz w:val="18"/>
-          <w:szCs w:val="18"/>
-          <w:lang w:eastAsia="ar-SA"/>
-        </w:rPr>
-        <w:t>, Subversion</w:t>
-      </w:r>
-    </w:p>
-    <w:bookmarkEnd w:id="1"/>
-    <w:p>
-      <w:pPr>
-        <w:tabs>
-          <w:tab w:val="left" w:pos="-720"/>
-        </w:tabs>
-        <w:ind w:right="-720"/>
-        <w:rPr>
-          <w:rFonts w:ascii="Arial" w:hAnsi="Arial"/>
-          <w:b/>
-          <w:bCs/>
-          <w:color w:val="000000"/>
-          <w:sz w:val="18"/>
-          <w:szCs w:val="18"/>
-          <w:lang w:eastAsia="ar-SA"/>
-        </w:rPr>
-      </w:pPr>
+      <w:bookmarkEnd w:id="3"/>
     </w:p>
     <w:sectPr>
       <w:pgSz w:w="12240" w:h="15840"/>
@@ -5207,6 +5279,118 @@
     </w:lvl>
   </w:abstractNum>
   <w:abstractNum w:abstractNumId="10" w15:restartNumberingAfterBreak="0">
+    <w:nsid w:val="45383393"/>
+    <w:multiLevelType w:val="hybridMultilevel"/>
+    <w:tmpl w:val="8EF6D69E"/>
+    <w:lvl w:ilvl="0" w:tplc="6EDA2C94">
+      <w:numFmt w:val="bullet"/>
+      <w:lvlText w:val=""/>
+      <w:lvlJc w:val="left"/>
+      <w:pPr>
+        <w:ind w:left="360" w:hanging="360"/>
+      </w:pPr>
+      <w:rPr>
+        <w:rFonts w:ascii="Symbol" w:eastAsia="Cambria" w:hAnsi="Symbol" w:cs="Cambria" w:hint="default"/>
+      </w:rPr>
+    </w:lvl>
+    <w:lvl w:ilvl="1" w:tplc="04090003" w:tentative="1">
+      <w:start w:val="1"/>
+      <w:numFmt w:val="bullet"/>
+      <w:lvlText w:val="o"/>
+      <w:lvlJc w:val="left"/>
+      <w:pPr>
+        <w:ind w:left="1080" w:hanging="360"/>
+      </w:pPr>
+      <w:rPr>
+        <w:rFonts w:ascii="Courier New" w:hAnsi="Courier New" w:cs="Courier New" w:hint="default"/>
+      </w:rPr>
+    </w:lvl>
+    <w:lvl w:ilvl="2" w:tplc="04090005" w:tentative="1">
+      <w:start w:val="1"/>
+      <w:numFmt w:val="bullet"/>
+      <w:lvlText w:val=""/>
+      <w:lvlJc w:val="left"/>
+      <w:pPr>
+        <w:ind w:left="1800" w:hanging="360"/>
+      </w:pPr>
+      <w:rPr>
+        <w:rFonts w:ascii="Wingdings" w:hAnsi="Wingdings" w:hint="default"/>
+      </w:rPr>
+    </w:lvl>
+    <w:lvl w:ilvl="3" w:tplc="04090001" w:tentative="1">
+      <w:start w:val="1"/>
+      <w:numFmt w:val="bullet"/>
+      <w:lvlText w:val=""/>
+      <w:lvlJc w:val="left"/>
+      <w:pPr>
+        <w:ind w:left="2520" w:hanging="360"/>
+      </w:pPr>
+      <w:rPr>
+        <w:rFonts w:ascii="Symbol" w:hAnsi="Symbol" w:hint="default"/>
+      </w:rPr>
+    </w:lvl>
+    <w:lvl w:ilvl="4" w:tplc="04090003" w:tentative="1">
+      <w:start w:val="1"/>
+      <w:numFmt w:val="bullet"/>
+      <w:lvlText w:val="o"/>
+      <w:lvlJc w:val="left"/>
+      <w:pPr>
+        <w:ind w:left="3240" w:hanging="360"/>
+      </w:pPr>
+      <w:rPr>
+        <w:rFonts w:ascii="Courier New" w:hAnsi="Courier New" w:cs="Courier New" w:hint="default"/>
+      </w:rPr>
+    </w:lvl>
+    <w:lvl w:ilvl="5" w:tplc="04090005" w:tentative="1">
+      <w:start w:val="1"/>
+      <w:numFmt w:val="bullet"/>
+      <w:lvlText w:val=""/>
+      <w:lvlJc w:val="left"/>
+      <w:pPr>
+        <w:ind w:left="3960" w:hanging="360"/>
+      </w:pPr>
+      <w:rPr>
+        <w:rFonts w:ascii="Wingdings" w:hAnsi="Wingdings" w:hint="default"/>
+      </w:rPr>
+    </w:lvl>
+    <w:lvl w:ilvl="6" w:tplc="04090001" w:tentative="1">
+      <w:start w:val="1"/>
+      <w:numFmt w:val="bullet"/>
+      <w:lvlText w:val=""/>
+      <w:lvlJc w:val="left"/>
+      <w:pPr>
+        <w:ind w:left="4680" w:hanging="360"/>
+      </w:pPr>
+      <w:rPr>
+        <w:rFonts w:ascii="Symbol" w:hAnsi="Symbol" w:hint="default"/>
+      </w:rPr>
+    </w:lvl>
+    <w:lvl w:ilvl="7" w:tplc="04090003" w:tentative="1">
+      <w:start w:val="1"/>
+      <w:numFmt w:val="bullet"/>
+      <w:lvlText w:val="o"/>
+      <w:lvlJc w:val="left"/>
+      <w:pPr>
+        <w:ind w:left="5400" w:hanging="360"/>
+      </w:pPr>
+      <w:rPr>
+        <w:rFonts w:ascii="Courier New" w:hAnsi="Courier New" w:cs="Courier New" w:hint="default"/>
+      </w:rPr>
+    </w:lvl>
+    <w:lvl w:ilvl="8" w:tplc="04090005" w:tentative="1">
+      <w:start w:val="1"/>
+      <w:numFmt w:val="bullet"/>
+      <w:lvlText w:val=""/>
+      <w:lvlJc w:val="left"/>
+      <w:pPr>
+        <w:ind w:left="6120" w:hanging="360"/>
+      </w:pPr>
+      <w:rPr>
+        <w:rFonts w:ascii="Wingdings" w:hAnsi="Wingdings" w:hint="default"/>
+      </w:rPr>
+    </w:lvl>
+  </w:abstractNum>
+  <w:abstractNum w:abstractNumId="11" w15:restartNumberingAfterBreak="0">
     <w:nsid w:val="47583E97"/>
     <w:multiLevelType w:val="hybridMultilevel"/>
     <w:tmpl w:val="CBF2935E"/>
@@ -5319,7 +5503,7 @@
       </w:rPr>
     </w:lvl>
   </w:abstractNum>
-  <w:abstractNum w:abstractNumId="11" w15:restartNumberingAfterBreak="0">
+  <w:abstractNum w:abstractNumId="12" w15:restartNumberingAfterBreak="0">
     <w:nsid w:val="482155EA"/>
     <w:multiLevelType w:val="hybridMultilevel"/>
     <w:tmpl w:val="95789E5C"/>
@@ -5451,13 +5635,13 @@
     <w:abstractNumId w:val="4"/>
   </w:num>
   <w:num w:numId="7" w16cid:durableId="803161624">
-    <w:abstractNumId w:val="10"/>
+    <w:abstractNumId w:val="11"/>
   </w:num>
   <w:num w:numId="8" w16cid:durableId="1817146239">
     <w:abstractNumId w:val="7"/>
   </w:num>
   <w:num w:numId="9" w16cid:durableId="1273172658">
-    <w:abstractNumId w:val="11"/>
+    <w:abstractNumId w:val="12"/>
   </w:num>
   <w:num w:numId="10" w16cid:durableId="1564099850">
     <w:abstractNumId w:val="6"/>
@@ -5467,6 +5651,9 @@
   </w:num>
   <w:num w:numId="12" w16cid:durableId="938220208">
     <w:abstractNumId w:val="8"/>
+  </w:num>
+  <w:num w:numId="13" w16cid:durableId="767506096">
+    <w:abstractNumId w:val="10"/>
   </w:num>
 </w:numbering>
 </file>
